--- a/TS-Kramam/TS-5.5/TS 5.5 Sanskrit Krama Paatam Corrections.docx
+++ b/TS-Kramam/TS-5.5/TS 5.5 Sanskrit Krama Paatam Corrections.docx
@@ -1,7 +1,1298 @@
 
 <file path=word/document.xml><?xml version="1.0" encoding="utf-8"?>
-<w:document xmlns:wpc="http://schemas.microsoft.com/office/word/2010/wordprocessingCanvas" xmlns:cx="http://schemas.microsoft.com/office/drawing/2014/chartex" xmlns:cx1="http://schemas.microsoft.com/office/drawing/2015/9/8/chartex" xmlns:mc="http://schemas.openxmlformats.org/markup-compatibility/2006" xmlns:o="urn:schemas-microsoft-com:office:office" xmlns:r="http://schemas.openxmlformats.org/officeDocument/2006/relationships" xmlns:m="http://schemas.openxmlformats.org/officeDocument/2006/math" xmlns:v="urn:schemas-microsoft-com:vml" xmlns:wp14="http://schemas.microsoft.com/office/word/2010/wordprocessingDrawing" xmlns:wp="http://schemas.openxmlformats.org/drawingml/2006/wordprocessingDrawing" xmlns:w10="urn:schemas-microsoft-com:office:word" xmlns:w="http://schemas.openxmlformats.org/wordprocessingml/2006/main" xmlns:w14="http://schemas.microsoft.com/office/word/2010/wordml" xmlns:w15="http://schemas.microsoft.com/office/word/2012/wordml" xmlns:w16se="http://schemas.microsoft.com/office/word/2015/wordml/symex" xmlns:wpg="http://schemas.microsoft.com/office/word/2010/wordprocessingGroup" xmlns:wpi="http://schemas.microsoft.com/office/word/2010/wordprocessingInk" xmlns:wne="http://schemas.microsoft.com/office/word/2006/wordml" xmlns:wps="http://schemas.microsoft.com/office/word/2010/wordprocessingShape" mc:Ignorable="w14 w15 w16se wp14">
+<w:document xmlns:wpc="http://schemas.microsoft.com/office/word/2010/wordprocessingCanvas" xmlns:cx="http://schemas.microsoft.com/office/drawing/2014/chartex" xmlns:cx1="http://schemas.microsoft.com/office/drawing/2015/9/8/chartex" xmlns:cx2="http://schemas.microsoft.com/office/drawing/2015/10/21/chartex" xmlns:cx3="http://schemas.microsoft.com/office/drawing/2016/5/9/chartex" xmlns:cx4="http://schemas.microsoft.com/office/drawing/2016/5/10/chartex" xmlns:cx5="http://schemas.microsoft.com/office/drawing/2016/5/11/chartex" xmlns:cx6="http://schemas.microsoft.com/office/drawing/2016/5/12/chartex" xmlns:cx7="http://schemas.microsoft.com/office/drawing/2016/5/13/chartex" xmlns:cx8="http://schemas.microsoft.com/office/drawing/2016/5/14/chartex" xmlns:mc="http://schemas.openxmlformats.org/markup-compatibility/2006" xmlns:aink="http://schemas.microsoft.com/office/drawing/2016/ink" xmlns:am3d="http://schemas.microsoft.com/office/drawing/2017/model3d" xmlns:o="urn:schemas-microsoft-com:office:office" xmlns:oel="http://schemas.microsoft.com/office/2019/extlst" xmlns:r="http://schemas.openxmlformats.org/officeDocument/2006/relationships" xmlns:m="http://schemas.openxmlformats.org/officeDocument/2006/math" xmlns:v="urn:schemas-microsoft-com:vml" xmlns:wp14="http://schemas.microsoft.com/office/word/2010/wordprocessingDrawing" xmlns:wp="http://schemas.openxmlformats.org/drawingml/2006/wordprocessingDrawing" xmlns:w10="urn:schemas-microsoft-com:office:word" xmlns:w="http://schemas.openxmlformats.org/wordprocessingml/2006/main" xmlns:w14="http://schemas.microsoft.com/office/word/2010/wordml" xmlns:w15="http://schemas.microsoft.com/office/word/2012/wordml" xmlns:w16cex="http://schemas.microsoft.com/office/word/2018/wordml/cex" xmlns:w16cid="http://schemas.microsoft.com/office/word/2016/wordml/cid" xmlns:w16="http://schemas.microsoft.com/office/word/2018/wordml" xmlns:w16du="http://schemas.microsoft.com/office/word/2023/wordml/word16du" xmlns:w16sdtdh="http://schemas.microsoft.com/office/word/2020/wordml/sdtdatahash" xmlns:w16sdtfl="http://schemas.microsoft.com/office/word/2024/wordml/sdtformatlock" xmlns:w16se="http://schemas.microsoft.com/office/word/2015/wordml/symex" xmlns:wpg="http://schemas.microsoft.com/office/word/2010/wordprocessingGroup" xmlns:wpi="http://schemas.microsoft.com/office/word/2010/wordprocessingInk" xmlns:wne="http://schemas.microsoft.com/office/word/2006/wordml" xmlns:wps="http://schemas.microsoft.com/office/word/2010/wordprocessingShape" mc:Ignorable="w14 w15 w16se w16cid w16 w16cex w16sdtdh w16sdtfl w16du wp14">
   <w:body>
+    <w:p>
+      <w:pPr>
+        <w:jc w:val="center"/>
+        <w:rPr>
+          <w:b/>
+          <w:bCs/>
+          <w:sz w:val="32"/>
+          <w:szCs w:val="32"/>
+          <w:u w:val="single"/>
+        </w:rPr>
+      </w:pPr>
+      <w:r>
+        <w:rPr>
+          <w:b/>
+          <w:bCs/>
+          <w:sz w:val="32"/>
+          <w:szCs w:val="32"/>
+          <w:u w:val="single"/>
+        </w:rPr>
+        <w:t xml:space="preserve">TS </w:t>
+      </w:r>
+      <w:r>
+        <w:rPr>
+          <w:b/>
+          <w:bCs/>
+          <w:sz w:val="32"/>
+          <w:szCs w:val="32"/>
+          <w:u w:val="single"/>
+        </w:rPr>
+        <w:t>Krama</w:t>
+      </w:r>
+      <w:r>
+        <w:rPr>
+          <w:b/>
+          <w:bCs/>
+          <w:sz w:val="32"/>
+          <w:szCs w:val="32"/>
+          <w:u w:val="single"/>
+        </w:rPr>
+        <w:t xml:space="preserve"> Paatam – TS </w:t>
+      </w:r>
+      <w:r>
+        <w:rPr>
+          <w:b/>
+          <w:bCs/>
+          <w:sz w:val="32"/>
+          <w:szCs w:val="32"/>
+          <w:u w:val="single"/>
+        </w:rPr>
+        <w:t>5.5 Sanskrit</w:t>
+      </w:r>
+      <w:r>
+        <w:rPr>
+          <w:b/>
+          <w:bCs/>
+          <w:sz w:val="32"/>
+          <w:szCs w:val="32"/>
+          <w:u w:val="single"/>
+        </w:rPr>
+        <w:t xml:space="preserve"> Corrections –</w:t>
+      </w:r>
+      <w:r>
+        <w:rPr>
+          <w:b/>
+          <w:bCs/>
+          <w:sz w:val="32"/>
+          <w:szCs w:val="32"/>
+          <w:u w:val="single"/>
+        </w:rPr>
+        <w:t xml:space="preserve"> </w:t>
+      </w:r>
+      <w:r>
+        <w:rPr>
+          <w:b/>
+          <w:bCs/>
+          <w:sz w:val="32"/>
+          <w:szCs w:val="32"/>
+          <w:u w:val="single"/>
+        </w:rPr>
+        <w:t xml:space="preserve">Observed </w:t>
+      </w:r>
+      <w:proofErr w:type="gramStart"/>
+      <w:r>
+        <w:rPr>
+          <w:b/>
+          <w:bCs/>
+          <w:sz w:val="32"/>
+          <w:szCs w:val="32"/>
+          <w:u w:val="single"/>
+        </w:rPr>
+        <w:t xml:space="preserve">till </w:t>
+      </w:r>
+      <w:r>
+        <w:rPr>
+          <w:b/>
+          <w:bCs/>
+          <w:sz w:val="32"/>
+          <w:szCs w:val="32"/>
+          <w:highlight w:val="red"/>
+          <w:u w:val="single"/>
+        </w:rPr>
+        <w:t>?????</w:t>
+      </w:r>
+      <w:proofErr w:type="gramEnd"/>
+    </w:p>
+    <w:p>
+      <w:pPr>
+        <w:spacing w:before="0" w:line="240" w:lineRule="auto"/>
+        <w:jc w:val="center"/>
+        <w:rPr>
+          <w:b/>
+          <w:bCs/>
+        </w:rPr>
+      </w:pPr>
+      <w:r>
+        <w:rPr>
+          <w:b/>
+          <w:bCs/>
+        </w:rPr>
+        <w:t>(ignore those which are already incorporated in your book’s version and date)</w:t>
+      </w:r>
+    </w:p>
+    <w:tbl>
+      <w:tblPr>
+        <w:tblW w:w="14395" w:type="dxa"/>
+        <w:tblInd w:w="-792" w:type="dxa"/>
+        <w:tblBorders>
+          <w:top w:val="single" w:sz="4" w:space="0" w:color="000000"/>
+          <w:left w:val="single" w:sz="4" w:space="0" w:color="000000"/>
+          <w:bottom w:val="single" w:sz="4" w:space="0" w:color="000000"/>
+          <w:right w:val="single" w:sz="4" w:space="0" w:color="000000"/>
+          <w:insideH w:val="single" w:sz="4" w:space="0" w:color="000000"/>
+          <w:insideV w:val="single" w:sz="4" w:space="0" w:color="000000"/>
+        </w:tblBorders>
+        <w:tblLook w:val="04A0" w:firstRow="1" w:lastRow="0" w:firstColumn="1" w:lastColumn="0" w:noHBand="0" w:noVBand="1"/>
+      </w:tblPr>
+      <w:tblGrid>
+        <w:gridCol w:w="3906"/>
+        <w:gridCol w:w="5103"/>
+        <w:gridCol w:w="5386"/>
+      </w:tblGrid>
+      <w:tr>
+        <w:tc>
+          <w:tcPr>
+            <w:tcW w:w="3906" w:type="dxa"/>
+          </w:tcPr>
+          <w:p>
+            <w:pPr>
+              <w:spacing w:before="0" w:line="240" w:lineRule="auto"/>
+              <w:jc w:val="center"/>
+              <w:rPr>
+                <w:sz w:val="32"/>
+                <w:szCs w:val="32"/>
+              </w:rPr>
+            </w:pPr>
+            <w:r>
+              <w:rPr>
+                <w:sz w:val="32"/>
+                <w:szCs w:val="32"/>
+              </w:rPr>
+              <w:t>Section, Paragraph</w:t>
+            </w:r>
+          </w:p>
+          <w:p>
+            <w:pPr>
+              <w:spacing w:before="0" w:line="240" w:lineRule="auto"/>
+              <w:jc w:val="center"/>
+              <w:rPr>
+                <w:sz w:val="32"/>
+                <w:szCs w:val="32"/>
+              </w:rPr>
+            </w:pPr>
+            <w:r>
+              <w:rPr>
+                <w:sz w:val="32"/>
+                <w:szCs w:val="32"/>
+              </w:rPr>
+              <w:t>Reference</w:t>
+            </w:r>
+          </w:p>
+        </w:tc>
+        <w:tc>
+          <w:tcPr>
+            <w:tcW w:w="5103" w:type="dxa"/>
+          </w:tcPr>
+          <w:p>
+            <w:pPr>
+              <w:spacing w:before="0" w:line="240" w:lineRule="auto"/>
+              <w:jc w:val="center"/>
+              <w:rPr>
+                <w:sz w:val="32"/>
+                <w:szCs w:val="32"/>
+              </w:rPr>
+            </w:pPr>
+            <w:r>
+              <w:rPr>
+                <w:sz w:val="32"/>
+                <w:szCs w:val="32"/>
+              </w:rPr>
+              <w:t>As Printed</w:t>
+            </w:r>
+          </w:p>
+        </w:tc>
+        <w:tc>
+          <w:tcPr>
+            <w:tcW w:w="5386" w:type="dxa"/>
+          </w:tcPr>
+          <w:p>
+            <w:pPr>
+              <w:spacing w:before="0" w:line="240" w:lineRule="auto"/>
+              <w:ind w:right="-18"/>
+              <w:jc w:val="center"/>
+              <w:rPr>
+                <w:sz w:val="32"/>
+                <w:szCs w:val="32"/>
+              </w:rPr>
+            </w:pPr>
+            <w:r>
+              <w:rPr>
+                <w:sz w:val="32"/>
+                <w:szCs w:val="32"/>
+              </w:rPr>
+              <w:t>To be read as or corrected as</w:t>
+            </w:r>
+          </w:p>
+        </w:tc>
+      </w:tr>
+      <w:tr>
+        <w:trPr>
+          <w:trHeight w:val="976"/>
+        </w:trPr>
+        <w:tc>
+          <w:tcPr>
+            <w:tcW w:w="3906" w:type="dxa"/>
+          </w:tcPr>
+          <w:p>
+            <w:pPr>
+              <w:widowControl w:val="0"/>
+              <w:tabs>
+                <w:tab w:val="left" w:pos="993"/>
+              </w:tabs>
+              <w:autoSpaceDE w:val="0"/>
+              <w:autoSpaceDN w:val="0"/>
+              <w:adjustRightInd w:val="0"/>
+              <w:spacing w:before="0" w:line="240" w:lineRule="auto"/>
+              <w:ind w:right="297"/>
+              <w:rPr>
+                <w:rFonts w:cs="Arial"/>
+                <w:b/>
+                <w:color w:val="000000"/>
+                <w:sz w:val="28"/>
+                <w:szCs w:val="32"/>
+              </w:rPr>
+            </w:pPr>
+            <w:r>
+              <w:rPr>
+                <w:rFonts w:cs="Arial"/>
+                <w:b/>
+                <w:color w:val="000000"/>
+                <w:sz w:val="28"/>
+                <w:szCs w:val="32"/>
+              </w:rPr>
+              <w:t>T.S.5.</w:t>
+            </w:r>
+            <w:r>
+              <w:rPr>
+                <w:rFonts w:cs="Arial"/>
+                <w:b/>
+                <w:color w:val="000000"/>
+                <w:sz w:val="28"/>
+                <w:szCs w:val="32"/>
+              </w:rPr>
+              <w:t>5.20,1</w:t>
+            </w:r>
+            <w:r>
+              <w:rPr>
+                <w:rFonts w:cs="Arial"/>
+                <w:b/>
+                <w:color w:val="000000"/>
+                <w:sz w:val="28"/>
+                <w:szCs w:val="32"/>
+              </w:rPr>
+              <w:t xml:space="preserve"> – Kramam</w:t>
+            </w:r>
+          </w:p>
+          <w:p>
+            <w:pPr>
+              <w:widowControl w:val="0"/>
+              <w:tabs>
+                <w:tab w:val="left" w:pos="993"/>
+              </w:tabs>
+              <w:autoSpaceDE w:val="0"/>
+              <w:autoSpaceDN w:val="0"/>
+              <w:adjustRightInd w:val="0"/>
+              <w:spacing w:before="0" w:line="240" w:lineRule="auto"/>
+              <w:ind w:right="297"/>
+              <w:rPr>
+                <w:rFonts w:cs="Arial"/>
+                <w:b/>
+                <w:color w:val="000000"/>
+                <w:sz w:val="28"/>
+                <w:szCs w:val="32"/>
+                <w:lang w:val="en-IN"/>
+              </w:rPr>
+            </w:pPr>
+            <w:r>
+              <w:rPr>
+                <w:rFonts w:cs="Arial"/>
+                <w:b/>
+                <w:color w:val="000000"/>
+                <w:sz w:val="28"/>
+                <w:szCs w:val="32"/>
+                <w:lang w:val="en-IN"/>
+              </w:rPr>
+              <w:t>Krama Vaakyam No.– 17</w:t>
+            </w:r>
+          </w:p>
+          <w:p>
+            <w:pPr>
+              <w:widowControl w:val="0"/>
+              <w:tabs>
+                <w:tab w:val="left" w:pos="993"/>
+              </w:tabs>
+              <w:autoSpaceDE w:val="0"/>
+              <w:autoSpaceDN w:val="0"/>
+              <w:adjustRightInd w:val="0"/>
+              <w:spacing w:before="0" w:line="240" w:lineRule="auto"/>
+              <w:ind w:right="297"/>
+              <w:rPr>
+                <w:rFonts w:cs="Arial"/>
+                <w:b/>
+                <w:color w:val="000000"/>
+                <w:sz w:val="28"/>
+                <w:szCs w:val="32"/>
+                <w:lang w:val="it-IT"/>
+              </w:rPr>
+            </w:pPr>
+            <w:r>
+              <w:rPr>
+                <w:rFonts w:cs="Arial"/>
+                <w:b/>
+                <w:color w:val="000000"/>
+                <w:sz w:val="28"/>
+                <w:szCs w:val="32"/>
+                <w:lang w:val="it-IT"/>
+              </w:rPr>
+              <w:t>Panchaati No</w:t>
+            </w:r>
+            <w:r>
+              <w:rPr>
+                <w:rFonts w:cs="Arial"/>
+                <w:b/>
+                <w:color w:val="000000"/>
+                <w:szCs w:val="32"/>
+                <w:lang w:val="it-IT"/>
+              </w:rPr>
+              <w:t xml:space="preserve">. - </w:t>
+            </w:r>
+            <w:r>
+              <w:rPr>
+                <w:rFonts w:cs="Arial"/>
+                <w:b/>
+                <w:color w:val="000000"/>
+                <w:sz w:val="28"/>
+                <w:szCs w:val="32"/>
+                <w:lang w:val="it-IT"/>
+              </w:rPr>
+              <w:t>5</w:t>
+            </w:r>
+            <w:r>
+              <w:rPr>
+                <w:rFonts w:cs="Arial"/>
+                <w:b/>
+                <w:color w:val="000000"/>
+                <w:sz w:val="28"/>
+                <w:szCs w:val="32"/>
+                <w:lang w:val="it-IT"/>
+              </w:rPr>
+              <w:t>8</w:t>
+            </w:r>
+          </w:p>
+        </w:tc>
+        <w:tc>
+          <w:tcPr>
+            <w:tcW w:w="5103" w:type="dxa"/>
+          </w:tcPr>
+          <w:p>
+            <w:pPr>
+              <w:widowControl w:val="0"/>
+              <w:autoSpaceDE w:val="0"/>
+              <w:autoSpaceDN w:val="0"/>
+              <w:adjustRightInd w:val="0"/>
+              <w:spacing w:before="0" w:line="240" w:lineRule="auto"/>
+              <w:rPr>
+                <w:rFonts w:ascii="BRH Malayalam Extra" w:hAnsi="BRH Malayalam Extra" w:cs="BRH Malayalam Extra"/>
+                <w:color w:val="000000"/>
+                <w:sz w:val="36"/>
+                <w:szCs w:val="40"/>
+                <w:lang w:val="it-IT"/>
+              </w:rPr>
+            </w:pPr>
+            <w:r>
+              <w:rPr>
+                <w:rFonts w:ascii="BRH Devanagari Extra" w:hAnsi="BRH Devanagari Extra" w:cs="BRH Devanagari Extra"/>
+                <w:color w:val="000000"/>
+                <w:sz w:val="40"/>
+                <w:szCs w:val="40"/>
+                <w:lang w:val="it-IT" w:bidi="ml-IN"/>
+              </w:rPr>
+              <w:t>iÉå ÌS</w:t>
+            </w:r>
+            <w:r>
+              <w:rPr>
+                <w:rFonts w:ascii="BRH Malayalam Extra" w:hAnsi="BRH Malayalam Extra" w:cs="BRH Devanagari Extra"/>
+                <w:color w:val="000000"/>
+                <w:sz w:val="32"/>
+                <w:szCs w:val="40"/>
+                <w:lang w:val="it-IT" w:bidi="ml-IN"/>
+              </w:rPr>
+              <w:t>–</w:t>
+            </w:r>
+            <w:r>
+              <w:rPr>
+                <w:rFonts w:ascii="BRH Devanagari Extra" w:hAnsi="BRH Devanagari Extra" w:cs="BRH Devanagari Extra"/>
+                <w:color w:val="000000"/>
+                <w:sz w:val="40"/>
+                <w:szCs w:val="40"/>
+                <w:lang w:val="it-IT" w:bidi="ml-IN"/>
+              </w:rPr>
+              <w:t>u</w:t>
+            </w:r>
+            <w:r>
+              <w:rPr>
+                <w:rFonts w:ascii="BRH Devanagari Extra" w:hAnsi="BRH Devanagari Extra" w:cs="BRH Devanagari Extra"/>
+                <w:color w:val="000000"/>
+                <w:sz w:val="40"/>
+                <w:szCs w:val="40"/>
+                <w:highlight w:val="yellow"/>
+                <w:lang w:val="it-IT" w:bidi="ml-IN"/>
+              </w:rPr>
+              <w:t>rÉÉ</w:t>
+            </w:r>
+            <w:r>
+              <w:rPr>
+                <w:rFonts w:ascii="BRH Devanagari Extra" w:hAnsi="BRH Devanagari Extra" w:cs="BRH Devanagari Extra"/>
+                <w:color w:val="000000"/>
+                <w:sz w:val="40"/>
+                <w:szCs w:val="40"/>
+                <w:lang w:val="it-IT" w:bidi="ml-IN"/>
+              </w:rPr>
+              <w:t xml:space="preserve"> | ÌS</w:t>
+            </w:r>
+            <w:r>
+              <w:rPr>
+                <w:rFonts w:ascii="BRH Malayalam Extra" w:hAnsi="BRH Malayalam Extra" w:cs="BRH Devanagari Extra"/>
+                <w:color w:val="000000"/>
+                <w:sz w:val="32"/>
+                <w:szCs w:val="40"/>
+                <w:lang w:val="it-IT" w:bidi="ml-IN"/>
+              </w:rPr>
+              <w:t>–</w:t>
+            </w:r>
+            <w:r>
+              <w:rPr>
+                <w:rFonts w:ascii="BRH Devanagari Extra" w:hAnsi="BRH Devanagari Extra" w:cs="BRH Devanagari Extra"/>
+                <w:color w:val="000000"/>
+                <w:sz w:val="40"/>
+                <w:szCs w:val="40"/>
+                <w:lang w:val="it-IT" w:bidi="ml-IN"/>
+              </w:rPr>
+              <w:t>urÉÉ ±ÉþuÉÉmÉ×ÍjÉ</w:t>
+            </w:r>
+            <w:r>
+              <w:rPr>
+                <w:rFonts w:ascii="BRH Malayalam Extra" w:hAnsi="BRH Malayalam Extra" w:cs="BRH Devanagari Extra"/>
+                <w:color w:val="000000"/>
+                <w:sz w:val="32"/>
+                <w:szCs w:val="40"/>
+                <w:lang w:val="it-IT" w:bidi="ml-IN"/>
+              </w:rPr>
+              <w:t>–</w:t>
+            </w:r>
+            <w:r>
+              <w:rPr>
+                <w:rFonts w:ascii="BRH Devanagari Extra" w:hAnsi="BRH Devanagari Extra" w:cs="BRH Devanagari Extra"/>
+                <w:color w:val="000000"/>
+                <w:sz w:val="40"/>
+                <w:szCs w:val="40"/>
+                <w:lang w:val="it-IT" w:bidi="ml-IN"/>
+              </w:rPr>
+              <w:t>urÉÉÿ |</w:t>
+            </w:r>
+          </w:p>
+        </w:tc>
+        <w:tc>
+          <w:tcPr>
+            <w:tcW w:w="5386" w:type="dxa"/>
+          </w:tcPr>
+          <w:p>
+            <w:pPr>
+              <w:widowControl w:val="0"/>
+              <w:autoSpaceDE w:val="0"/>
+              <w:autoSpaceDN w:val="0"/>
+              <w:adjustRightInd w:val="0"/>
+              <w:spacing w:before="0" w:line="240" w:lineRule="auto"/>
+              <w:rPr>
+                <w:rFonts w:ascii="Cambria" w:hAnsi="Cambria" w:cs="BRH Malayalam Extra"/>
+                <w:color w:val="000000"/>
+                <w:sz w:val="36"/>
+                <w:szCs w:val="40"/>
+                <w:lang w:val="it-IT"/>
+              </w:rPr>
+            </w:pPr>
+            <w:r>
+              <w:rPr>
+                <w:rFonts w:ascii="BRH Devanagari Extra" w:hAnsi="BRH Devanagari Extra" w:cs="BRH Devanagari Extra"/>
+                <w:color w:val="000000"/>
+                <w:sz w:val="40"/>
+                <w:szCs w:val="40"/>
+                <w:lang w:val="it-IT" w:bidi="ml-IN"/>
+              </w:rPr>
+              <w:t>iÉå ÌS</w:t>
+            </w:r>
+            <w:r>
+              <w:rPr>
+                <w:rFonts w:ascii="BRH Malayalam Extra" w:hAnsi="BRH Malayalam Extra" w:cs="BRH Devanagari Extra"/>
+                <w:color w:val="000000"/>
+                <w:sz w:val="32"/>
+                <w:szCs w:val="40"/>
+                <w:lang w:val="it-IT" w:bidi="ml-IN"/>
+              </w:rPr>
+              <w:t>–</w:t>
+            </w:r>
+            <w:r>
+              <w:rPr>
+                <w:rFonts w:ascii="BRH Devanagari Extra" w:hAnsi="BRH Devanagari Extra" w:cs="BRH Devanagari Extra"/>
+                <w:color w:val="000000"/>
+                <w:sz w:val="40"/>
+                <w:szCs w:val="40"/>
+                <w:lang w:val="it-IT" w:bidi="ml-IN"/>
+              </w:rPr>
+              <w:t>urÉÉ</w:t>
+            </w:r>
+            <w:r>
+              <w:rPr>
+                <w:rFonts w:ascii="BRH Devanagari Extra" w:hAnsi="BRH Devanagari Extra" w:cs="BRH Devanagari Extra"/>
+                <w:color w:val="000000"/>
+                <w:sz w:val="40"/>
+                <w:szCs w:val="40"/>
+                <w:highlight w:val="green"/>
+                <w:lang w:val="it-IT" w:bidi="ml-IN"/>
+              </w:rPr>
+              <w:t>È</w:t>
+            </w:r>
+            <w:r>
+              <w:rPr>
+                <w:rFonts w:ascii="BRH Devanagari Extra" w:hAnsi="BRH Devanagari Extra" w:cs="BRH Devanagari Extra"/>
+                <w:color w:val="000000"/>
+                <w:sz w:val="40"/>
+                <w:szCs w:val="40"/>
+                <w:lang w:val="it-IT" w:bidi="ml-IN"/>
+              </w:rPr>
+              <w:t xml:space="preserve"> | ÌS</w:t>
+            </w:r>
+            <w:r>
+              <w:rPr>
+                <w:rFonts w:ascii="BRH Malayalam Extra" w:hAnsi="BRH Malayalam Extra" w:cs="BRH Devanagari Extra"/>
+                <w:color w:val="000000"/>
+                <w:sz w:val="32"/>
+                <w:szCs w:val="40"/>
+                <w:lang w:val="it-IT" w:bidi="ml-IN"/>
+              </w:rPr>
+              <w:t>–</w:t>
+            </w:r>
+            <w:r>
+              <w:rPr>
+                <w:rFonts w:ascii="BRH Devanagari Extra" w:hAnsi="BRH Devanagari Extra" w:cs="BRH Devanagari Extra"/>
+                <w:color w:val="000000"/>
+                <w:sz w:val="40"/>
+                <w:szCs w:val="40"/>
+                <w:lang w:val="it-IT" w:bidi="ml-IN"/>
+              </w:rPr>
+              <w:t>urÉÉ ±ÉþuÉÉmÉ×ÍjÉ</w:t>
+            </w:r>
+            <w:r>
+              <w:rPr>
+                <w:rFonts w:ascii="BRH Malayalam Extra" w:hAnsi="BRH Malayalam Extra" w:cs="BRH Devanagari Extra"/>
+                <w:color w:val="000000"/>
+                <w:sz w:val="32"/>
+                <w:szCs w:val="40"/>
+                <w:lang w:val="it-IT" w:bidi="ml-IN"/>
+              </w:rPr>
+              <w:t>–</w:t>
+            </w:r>
+            <w:r>
+              <w:rPr>
+                <w:rFonts w:ascii="BRH Devanagari Extra" w:hAnsi="BRH Devanagari Extra" w:cs="BRH Devanagari Extra"/>
+                <w:color w:val="000000"/>
+                <w:sz w:val="40"/>
+                <w:szCs w:val="40"/>
+                <w:lang w:val="it-IT" w:bidi="ml-IN"/>
+              </w:rPr>
+              <w:t>urÉÉÿ |</w:t>
+            </w:r>
+          </w:p>
+        </w:tc>
+      </w:tr>
+      <w:tr>
+        <w:trPr>
+          <w:trHeight w:val="1684"/>
+        </w:trPr>
+        <w:tc>
+          <w:tcPr>
+            <w:tcW w:w="3906" w:type="dxa"/>
+          </w:tcPr>
+          <w:p>
+            <w:pPr>
+              <w:widowControl w:val="0"/>
+              <w:tabs>
+                <w:tab w:val="left" w:pos="993"/>
+              </w:tabs>
+              <w:autoSpaceDE w:val="0"/>
+              <w:autoSpaceDN w:val="0"/>
+              <w:adjustRightInd w:val="0"/>
+              <w:spacing w:before="0" w:line="240" w:lineRule="auto"/>
+              <w:ind w:right="297"/>
+              <w:rPr>
+                <w:rFonts w:cs="Arial"/>
+                <w:b/>
+                <w:color w:val="000000"/>
+                <w:sz w:val="28"/>
+                <w:szCs w:val="32"/>
+              </w:rPr>
+            </w:pPr>
+            <w:r>
+              <w:rPr>
+                <w:rFonts w:cs="Arial"/>
+                <w:b/>
+                <w:color w:val="000000"/>
+                <w:sz w:val="28"/>
+                <w:szCs w:val="32"/>
+              </w:rPr>
+              <w:t>T.S.5.</w:t>
+            </w:r>
+            <w:r>
+              <w:rPr>
+                <w:rFonts w:cs="Arial"/>
+                <w:b/>
+                <w:color w:val="000000"/>
+                <w:sz w:val="28"/>
+                <w:szCs w:val="32"/>
+              </w:rPr>
+              <w:t>5.22,1</w:t>
+            </w:r>
+            <w:r>
+              <w:rPr>
+                <w:rFonts w:cs="Arial"/>
+                <w:b/>
+                <w:color w:val="000000"/>
+                <w:sz w:val="28"/>
+                <w:szCs w:val="32"/>
+              </w:rPr>
+              <w:t xml:space="preserve"> – Kramam</w:t>
+            </w:r>
+          </w:p>
+          <w:p>
+            <w:pPr>
+              <w:widowControl w:val="0"/>
+              <w:tabs>
+                <w:tab w:val="left" w:pos="993"/>
+              </w:tabs>
+              <w:autoSpaceDE w:val="0"/>
+              <w:autoSpaceDN w:val="0"/>
+              <w:adjustRightInd w:val="0"/>
+              <w:spacing w:before="0" w:line="240" w:lineRule="auto"/>
+              <w:ind w:right="297"/>
+              <w:rPr>
+                <w:rFonts w:cs="Arial"/>
+                <w:b/>
+                <w:color w:val="000000"/>
+                <w:sz w:val="28"/>
+                <w:szCs w:val="32"/>
+                <w:lang w:val="en-IN"/>
+              </w:rPr>
+            </w:pPr>
+            <w:r>
+              <w:rPr>
+                <w:rFonts w:cs="Arial"/>
+                <w:b/>
+                <w:color w:val="000000"/>
+                <w:sz w:val="28"/>
+                <w:szCs w:val="32"/>
+                <w:lang w:val="en-IN"/>
+              </w:rPr>
+              <w:t>Krama Vaakyam No.– 12</w:t>
+            </w:r>
+          </w:p>
+          <w:p>
+            <w:pPr>
+              <w:widowControl w:val="0"/>
+              <w:tabs>
+                <w:tab w:val="left" w:pos="993"/>
+              </w:tabs>
+              <w:autoSpaceDE w:val="0"/>
+              <w:autoSpaceDN w:val="0"/>
+              <w:adjustRightInd w:val="0"/>
+              <w:spacing w:before="0" w:line="240" w:lineRule="auto"/>
+              <w:ind w:right="297"/>
+              <w:rPr>
+                <w:rFonts w:cs="Arial"/>
+                <w:b/>
+                <w:color w:val="000000"/>
+                <w:sz w:val="28"/>
+                <w:szCs w:val="32"/>
+                <w:lang w:val="it-IT"/>
+              </w:rPr>
+            </w:pPr>
+            <w:r>
+              <w:rPr>
+                <w:rFonts w:cs="Arial"/>
+                <w:b/>
+                <w:color w:val="000000"/>
+                <w:sz w:val="28"/>
+                <w:szCs w:val="32"/>
+                <w:lang w:val="it-IT"/>
+              </w:rPr>
+              <w:t>Panchaati No</w:t>
+            </w:r>
+            <w:r>
+              <w:rPr>
+                <w:rFonts w:cs="Arial"/>
+                <w:b/>
+                <w:color w:val="000000"/>
+                <w:szCs w:val="32"/>
+                <w:lang w:val="it-IT"/>
+              </w:rPr>
+              <w:t xml:space="preserve">. - </w:t>
+            </w:r>
+            <w:r>
+              <w:rPr>
+                <w:rFonts w:cs="Arial"/>
+                <w:b/>
+                <w:color w:val="000000"/>
+                <w:sz w:val="28"/>
+                <w:szCs w:val="32"/>
+                <w:lang w:val="it-IT"/>
+              </w:rPr>
+              <w:t>60</w:t>
+            </w:r>
+          </w:p>
+        </w:tc>
+        <w:tc>
+          <w:tcPr>
+            <w:tcW w:w="5103" w:type="dxa"/>
+          </w:tcPr>
+          <w:p>
+            <w:pPr>
+              <w:widowControl w:val="0"/>
+              <w:autoSpaceDE w:val="0"/>
+              <w:autoSpaceDN w:val="0"/>
+              <w:adjustRightInd w:val="0"/>
+              <w:spacing w:before="0" w:line="240" w:lineRule="auto"/>
+              <w:rPr>
+                <w:rFonts w:ascii="BRH Devanagari Extra" w:hAnsi="BRH Devanagari Extra" w:cs="BRH Devanagari Extra"/>
+                <w:color w:val="000000"/>
+                <w:sz w:val="40"/>
+                <w:szCs w:val="40"/>
+                <w:lang w:val="it-IT" w:bidi="ml-IN"/>
+              </w:rPr>
+            </w:pPr>
+            <w:r>
+              <w:rPr>
+                <w:rFonts w:ascii="BRH Devanagari Extra" w:hAnsi="BRH Devanagari Extra" w:cs="BRH Devanagari Extra"/>
+                <w:color w:val="000000"/>
+                <w:sz w:val="40"/>
+                <w:szCs w:val="40"/>
+                <w:lang w:val="it-IT" w:bidi="ml-IN"/>
+              </w:rPr>
+              <w:t>oÉÉ</w:t>
+            </w:r>
+            <w:r>
+              <w:rPr>
+                <w:rFonts w:ascii="BRH Malayalam Extra" w:hAnsi="BRH Malayalam Extra" w:cs="BRH Devanagari Extra"/>
+                <w:color w:val="000000"/>
+                <w:sz w:val="32"/>
+                <w:szCs w:val="40"/>
+                <w:lang w:val="it-IT" w:bidi="ml-IN"/>
+              </w:rPr>
+              <w:t>–</w:t>
+            </w:r>
+            <w:r>
+              <w:rPr>
+                <w:rFonts w:ascii="BRH Devanagari Extra" w:hAnsi="BRH Devanagari Extra" w:cs="BRH Devanagari Extra"/>
+                <w:color w:val="000000"/>
+                <w:sz w:val="40"/>
+                <w:szCs w:val="40"/>
+                <w:lang w:val="it-IT" w:bidi="ml-IN"/>
+              </w:rPr>
+              <w:t>Uç</w:t>
+            </w:r>
+            <w:r>
+              <w:rPr>
+                <w:rFonts w:ascii="BRH Malayalam Extra" w:hAnsi="BRH Malayalam Extra" w:cs="BRH Devanagari Extra"/>
+                <w:color w:val="000000"/>
+                <w:sz w:val="32"/>
+                <w:szCs w:val="40"/>
+                <w:lang w:val="it-IT" w:bidi="ml-IN"/>
+              </w:rPr>
+              <w:t>–</w:t>
+            </w:r>
+            <w:r>
+              <w:rPr>
+                <w:rFonts w:ascii="BRH Devanagari Extra" w:hAnsi="BRH Devanagari Extra" w:cs="BRH Devanagari Extra"/>
+                <w:color w:val="000000"/>
+                <w:sz w:val="40"/>
+                <w:szCs w:val="40"/>
+                <w:lang w:val="it-IT" w:bidi="ml-IN"/>
+              </w:rPr>
+              <w:t>.Wû</w:t>
+            </w:r>
+            <w:r>
+              <w:rPr>
+                <w:rFonts w:ascii="BRH Malayalam Extra" w:hAnsi="BRH Malayalam Extra" w:cs="BRH Devanagari Extra"/>
+                <w:color w:val="000000"/>
+                <w:sz w:val="32"/>
+                <w:szCs w:val="40"/>
+                <w:lang w:val="it-IT" w:bidi="ml-IN"/>
+              </w:rPr>
+              <w:t>–</w:t>
+            </w:r>
+            <w:r>
+              <w:rPr>
+                <w:rFonts w:ascii="BRH Devanagari Extra" w:hAnsi="BRH Devanagari Extra" w:cs="BRH Devanagari Extra"/>
+                <w:color w:val="000000"/>
+                <w:sz w:val="40"/>
+                <w:szCs w:val="40"/>
+                <w:lang w:val="it-IT" w:bidi="ml-IN"/>
+              </w:rPr>
+              <w:t>xmÉ</w:t>
+            </w:r>
+            <w:r>
+              <w:rPr>
+                <w:rFonts w:ascii="BRH Malayalam Extra" w:hAnsi="BRH Malayalam Extra" w:cs="BRH Devanagari Extra"/>
+                <w:color w:val="000000"/>
+                <w:sz w:val="32"/>
+                <w:szCs w:val="40"/>
+                <w:lang w:val="it-IT" w:bidi="ml-IN"/>
+              </w:rPr>
+              <w:t>–</w:t>
+            </w:r>
+            <w:r>
+              <w:rPr>
+                <w:rFonts w:ascii="BRH Devanagari Extra" w:hAnsi="BRH Devanagari Extra" w:cs="BRH Devanagari Extra"/>
+                <w:color w:val="000000"/>
+                <w:sz w:val="40"/>
+                <w:szCs w:val="40"/>
+                <w:highlight w:val="yellow"/>
+                <w:lang w:val="it-IT" w:bidi="ml-IN"/>
+              </w:rPr>
+              <w:t>irÉ</w:t>
+            </w:r>
+            <w:r>
+              <w:rPr>
+                <w:rFonts w:ascii="BRH Devanagari Extra" w:hAnsi="BRH Devanagari Extra" w:cs="BRH Devanagari Extra"/>
+                <w:color w:val="000000"/>
+                <w:sz w:val="40"/>
+                <w:szCs w:val="40"/>
+                <w:lang w:val="it-IT" w:bidi="ml-IN"/>
+              </w:rPr>
+              <w:t xml:space="preserve"> ÍzÉ</w:t>
+            </w:r>
+            <w:r>
+              <w:rPr>
+                <w:rFonts w:ascii="BRH Malayalam Extra" w:hAnsi="BRH Malayalam Extra" w:cs="BRH Devanagari Extra"/>
+                <w:color w:val="000000"/>
+                <w:sz w:val="32"/>
+                <w:szCs w:val="40"/>
+                <w:lang w:val="it-IT" w:bidi="ml-IN"/>
+              </w:rPr>
+              <w:t>–</w:t>
+            </w:r>
+            <w:r>
+              <w:rPr>
+                <w:rFonts w:ascii="BRH Devanagari Extra" w:hAnsi="BRH Devanagari Extra" w:cs="BRH Devanagari Extra"/>
+                <w:color w:val="000000"/>
+                <w:sz w:val="40"/>
+                <w:szCs w:val="40"/>
+                <w:lang w:val="it-IT" w:bidi="ml-IN"/>
+              </w:rPr>
+              <w:t xml:space="preserve">smÉÈ | </w:t>
+            </w:r>
+          </w:p>
+          <w:p>
+            <w:pPr>
+              <w:widowControl w:val="0"/>
+              <w:autoSpaceDE w:val="0"/>
+              <w:autoSpaceDN w:val="0"/>
+              <w:adjustRightInd w:val="0"/>
+              <w:spacing w:before="0" w:line="240" w:lineRule="auto"/>
+              <w:rPr>
+                <w:rFonts w:ascii="BRH Malayalam Extra" w:eastAsia="Times New Roman" w:hAnsi="BRH Malayalam Extra" w:cs="BRH Malayalam Extra"/>
+                <w:color w:val="000000"/>
+                <w:sz w:val="40"/>
+                <w:szCs w:val="40"/>
+                <w:lang w:val="it-IT" w:eastAsia="en-IN" w:bidi="ml-IN"/>
+              </w:rPr>
+            </w:pPr>
+            <w:r>
+              <w:rPr>
+                <w:rFonts w:ascii="BRH Devanagari Extra" w:hAnsi="BRH Devanagari Extra" w:cs="BRH Devanagari Extra"/>
+                <w:color w:val="000000"/>
+                <w:sz w:val="40"/>
+                <w:szCs w:val="40"/>
+                <w:lang w:val="it-IT" w:bidi="ml-IN"/>
+              </w:rPr>
+              <w:t>ÍzÉ</w:t>
+            </w:r>
+            <w:r>
+              <w:rPr>
+                <w:rFonts w:ascii="BRH Malayalam Extra" w:hAnsi="BRH Malayalam Extra" w:cs="BRH Devanagari Extra"/>
+                <w:color w:val="000000"/>
+                <w:sz w:val="32"/>
+                <w:szCs w:val="40"/>
+                <w:lang w:val="it-IT" w:bidi="ml-IN"/>
+              </w:rPr>
+              <w:t>–</w:t>
+            </w:r>
+            <w:r>
+              <w:rPr>
+                <w:rFonts w:ascii="BRH Devanagari Extra" w:hAnsi="BRH Devanagari Extra" w:cs="BRH Devanagari Extra"/>
+                <w:color w:val="000000"/>
+                <w:sz w:val="40"/>
+                <w:szCs w:val="40"/>
+                <w:lang w:val="it-IT" w:bidi="ml-IN"/>
+              </w:rPr>
+              <w:t>smÉÉå uÉæÿµÉSå</w:t>
+            </w:r>
+            <w:r>
+              <w:rPr>
+                <w:rFonts w:ascii="BRH Malayalam Extra" w:hAnsi="BRH Malayalam Extra" w:cs="BRH Devanagari Extra"/>
+                <w:color w:val="000000"/>
+                <w:sz w:val="32"/>
+                <w:szCs w:val="40"/>
+                <w:lang w:val="it-IT" w:bidi="ml-IN"/>
+              </w:rPr>
+              <w:t>–</w:t>
+            </w:r>
+            <w:r>
+              <w:rPr>
+                <w:rFonts w:ascii="BRH Devanagari Extra" w:hAnsi="BRH Devanagari Extra" w:cs="BRH Devanagari Extra"/>
+                <w:color w:val="000000"/>
+                <w:sz w:val="40"/>
+                <w:szCs w:val="40"/>
+                <w:lang w:val="it-IT" w:bidi="ml-IN"/>
+              </w:rPr>
+              <w:t>uÉÈ |</w:t>
+            </w:r>
+          </w:p>
+        </w:tc>
+        <w:tc>
+          <w:tcPr>
+            <w:tcW w:w="5386" w:type="dxa"/>
+          </w:tcPr>
+          <w:p>
+            <w:pPr>
+              <w:widowControl w:val="0"/>
+              <w:autoSpaceDE w:val="0"/>
+              <w:autoSpaceDN w:val="0"/>
+              <w:adjustRightInd w:val="0"/>
+              <w:spacing w:before="0" w:line="240" w:lineRule="auto"/>
+              <w:rPr>
+                <w:rFonts w:ascii="BRH Devanagari Extra" w:hAnsi="BRH Devanagari Extra" w:cs="BRH Devanagari Extra"/>
+                <w:color w:val="000000"/>
+                <w:sz w:val="40"/>
+                <w:szCs w:val="40"/>
+                <w:lang w:val="it-IT" w:bidi="ml-IN"/>
+              </w:rPr>
+            </w:pPr>
+            <w:r>
+              <w:rPr>
+                <w:rFonts w:ascii="BRH Devanagari Extra" w:hAnsi="BRH Devanagari Extra" w:cs="BRH Devanagari Extra"/>
+                <w:color w:val="000000"/>
+                <w:sz w:val="40"/>
+                <w:szCs w:val="40"/>
+                <w:lang w:val="it-IT" w:bidi="ml-IN"/>
+              </w:rPr>
+              <w:t>oÉÉ</w:t>
+            </w:r>
+            <w:r>
+              <w:rPr>
+                <w:rFonts w:ascii="BRH Malayalam Extra" w:hAnsi="BRH Malayalam Extra" w:cs="BRH Devanagari Extra"/>
+                <w:color w:val="000000"/>
+                <w:sz w:val="32"/>
+                <w:szCs w:val="40"/>
+                <w:lang w:val="it-IT" w:bidi="ml-IN"/>
+              </w:rPr>
+              <w:t>–</w:t>
+            </w:r>
+            <w:r>
+              <w:rPr>
+                <w:rFonts w:ascii="BRH Devanagari Extra" w:hAnsi="BRH Devanagari Extra" w:cs="BRH Devanagari Extra"/>
+                <w:color w:val="000000"/>
+                <w:sz w:val="40"/>
+                <w:szCs w:val="40"/>
+                <w:lang w:val="it-IT" w:bidi="ml-IN"/>
+              </w:rPr>
+              <w:t>Uç</w:t>
+            </w:r>
+            <w:r>
+              <w:rPr>
+                <w:rFonts w:ascii="BRH Malayalam Extra" w:hAnsi="BRH Malayalam Extra" w:cs="BRH Devanagari Extra"/>
+                <w:color w:val="000000"/>
+                <w:sz w:val="32"/>
+                <w:szCs w:val="40"/>
+                <w:lang w:val="it-IT" w:bidi="ml-IN"/>
+              </w:rPr>
+              <w:t>–</w:t>
+            </w:r>
+            <w:r>
+              <w:rPr>
+                <w:rFonts w:ascii="BRH Devanagari Extra" w:hAnsi="BRH Devanagari Extra" w:cs="BRH Devanagari Extra"/>
+                <w:color w:val="000000"/>
+                <w:sz w:val="40"/>
+                <w:szCs w:val="40"/>
+                <w:lang w:val="it-IT" w:bidi="ml-IN"/>
+              </w:rPr>
+              <w:t>.Wû</w:t>
+            </w:r>
+            <w:r>
+              <w:rPr>
+                <w:rFonts w:ascii="BRH Malayalam Extra" w:hAnsi="BRH Malayalam Extra" w:cs="BRH Devanagari Extra"/>
+                <w:color w:val="000000"/>
+                <w:sz w:val="32"/>
+                <w:szCs w:val="40"/>
+                <w:lang w:val="it-IT" w:bidi="ml-IN"/>
+              </w:rPr>
+              <w:t>–</w:t>
+            </w:r>
+            <w:r>
+              <w:rPr>
+                <w:rFonts w:ascii="BRH Devanagari Extra" w:hAnsi="BRH Devanagari Extra" w:cs="BRH Devanagari Extra"/>
+                <w:color w:val="000000"/>
+                <w:sz w:val="40"/>
+                <w:szCs w:val="40"/>
+                <w:lang w:val="it-IT" w:bidi="ml-IN"/>
+              </w:rPr>
+              <w:t>xmÉ</w:t>
+            </w:r>
+            <w:r>
+              <w:rPr>
+                <w:rFonts w:ascii="BRH Malayalam Extra" w:hAnsi="BRH Malayalam Extra" w:cs="BRH Devanagari Extra"/>
+                <w:color w:val="000000"/>
+                <w:sz w:val="32"/>
+                <w:szCs w:val="40"/>
+                <w:lang w:val="it-IT" w:bidi="ml-IN"/>
+              </w:rPr>
+              <w:t>–</w:t>
+            </w:r>
+            <w:r>
+              <w:rPr>
+                <w:rFonts w:ascii="BRH Devanagari Extra" w:hAnsi="BRH Devanagari Extra" w:cs="BRH Devanagari Extra"/>
+                <w:color w:val="000000"/>
+                <w:sz w:val="40"/>
+                <w:szCs w:val="40"/>
+                <w:lang w:val="it-IT" w:bidi="ml-IN"/>
+              </w:rPr>
+              <w:t>irÉ</w:t>
+            </w:r>
+            <w:r>
+              <w:rPr>
+                <w:rFonts w:ascii="BRH Devanagari Extra" w:hAnsi="BRH Devanagari Extra" w:cs="BRH Devanagari Extra"/>
+                <w:color w:val="000000"/>
+                <w:sz w:val="40"/>
+                <w:szCs w:val="40"/>
+                <w:highlight w:val="green"/>
+                <w:lang w:val="it-IT" w:bidi="ml-IN"/>
+              </w:rPr>
+              <w:t>È</w:t>
+            </w:r>
+            <w:r>
+              <w:rPr>
+                <w:rFonts w:ascii="BRH Devanagari Extra" w:hAnsi="BRH Devanagari Extra" w:cs="BRH Devanagari Extra"/>
+                <w:color w:val="000000"/>
+                <w:sz w:val="40"/>
+                <w:szCs w:val="40"/>
+                <w:lang w:val="it-IT" w:bidi="ml-IN"/>
+              </w:rPr>
+              <w:t xml:space="preserve"> ÍzÉ</w:t>
+            </w:r>
+            <w:r>
+              <w:rPr>
+                <w:rFonts w:ascii="BRH Malayalam Extra" w:hAnsi="BRH Malayalam Extra" w:cs="BRH Devanagari Extra"/>
+                <w:color w:val="000000"/>
+                <w:sz w:val="32"/>
+                <w:szCs w:val="40"/>
+                <w:lang w:val="it-IT" w:bidi="ml-IN"/>
+              </w:rPr>
+              <w:t>–</w:t>
+            </w:r>
+            <w:r>
+              <w:rPr>
+                <w:rFonts w:ascii="BRH Devanagari Extra" w:hAnsi="BRH Devanagari Extra" w:cs="BRH Devanagari Extra"/>
+                <w:color w:val="000000"/>
+                <w:sz w:val="40"/>
+                <w:szCs w:val="40"/>
+                <w:lang w:val="it-IT" w:bidi="ml-IN"/>
+              </w:rPr>
+              <w:t xml:space="preserve">smÉÈ | </w:t>
+            </w:r>
+          </w:p>
+          <w:p>
+            <w:pPr>
+              <w:widowControl w:val="0"/>
+              <w:autoSpaceDE w:val="0"/>
+              <w:autoSpaceDN w:val="0"/>
+              <w:adjustRightInd w:val="0"/>
+              <w:spacing w:before="0" w:line="240" w:lineRule="auto"/>
+              <w:rPr>
+                <w:rFonts w:ascii="BRH Malayalam Extra" w:eastAsia="Times New Roman" w:hAnsi="BRH Malayalam Extra" w:cs="BRH Malayalam Extra"/>
+                <w:color w:val="000000"/>
+                <w:sz w:val="40"/>
+                <w:szCs w:val="40"/>
+                <w:lang w:val="it-IT" w:eastAsia="en-IN" w:bidi="ml-IN"/>
+              </w:rPr>
+            </w:pPr>
+            <w:r>
+              <w:rPr>
+                <w:rFonts w:ascii="BRH Devanagari Extra" w:hAnsi="BRH Devanagari Extra" w:cs="BRH Devanagari Extra"/>
+                <w:color w:val="000000"/>
+                <w:sz w:val="40"/>
+                <w:szCs w:val="40"/>
+                <w:lang w:val="it-IT" w:bidi="ml-IN"/>
+              </w:rPr>
+              <w:t>ÍzÉ</w:t>
+            </w:r>
+            <w:r>
+              <w:rPr>
+                <w:rFonts w:ascii="BRH Malayalam Extra" w:hAnsi="BRH Malayalam Extra" w:cs="BRH Devanagari Extra"/>
+                <w:color w:val="000000"/>
+                <w:sz w:val="32"/>
+                <w:szCs w:val="40"/>
+                <w:lang w:val="it-IT" w:bidi="ml-IN"/>
+              </w:rPr>
+              <w:t>–</w:t>
+            </w:r>
+            <w:r>
+              <w:rPr>
+                <w:rFonts w:ascii="BRH Devanagari Extra" w:hAnsi="BRH Devanagari Extra" w:cs="BRH Devanagari Extra"/>
+                <w:color w:val="000000"/>
+                <w:sz w:val="40"/>
+                <w:szCs w:val="40"/>
+                <w:lang w:val="it-IT" w:bidi="ml-IN"/>
+              </w:rPr>
+              <w:t>smÉÉå uÉæÿµÉSå</w:t>
+            </w:r>
+            <w:r>
+              <w:rPr>
+                <w:rFonts w:ascii="BRH Malayalam Extra" w:hAnsi="BRH Malayalam Extra" w:cs="BRH Devanagari Extra"/>
+                <w:color w:val="000000"/>
+                <w:sz w:val="32"/>
+                <w:szCs w:val="40"/>
+                <w:lang w:val="it-IT" w:bidi="ml-IN"/>
+              </w:rPr>
+              <w:t>–</w:t>
+            </w:r>
+            <w:r>
+              <w:rPr>
+                <w:rFonts w:ascii="BRH Devanagari Extra" w:hAnsi="BRH Devanagari Extra" w:cs="BRH Devanagari Extra"/>
+                <w:color w:val="000000"/>
+                <w:sz w:val="40"/>
+                <w:szCs w:val="40"/>
+                <w:lang w:val="it-IT" w:bidi="ml-IN"/>
+              </w:rPr>
+              <w:t>uÉÈ |</w:t>
+            </w:r>
+          </w:p>
+        </w:tc>
+      </w:tr>
+      <w:tr>
+        <w:trPr>
+          <w:trHeight w:val="976"/>
+        </w:trPr>
+        <w:tc>
+          <w:tcPr>
+            <w:tcW w:w="3906" w:type="dxa"/>
+          </w:tcPr>
+          <w:p>
+            <w:pPr>
+              <w:widowControl w:val="0"/>
+              <w:tabs>
+                <w:tab w:val="left" w:pos="993"/>
+              </w:tabs>
+              <w:autoSpaceDE w:val="0"/>
+              <w:autoSpaceDN w:val="0"/>
+              <w:adjustRightInd w:val="0"/>
+              <w:spacing w:before="0" w:line="240" w:lineRule="auto"/>
+              <w:ind w:right="297"/>
+              <w:rPr>
+                <w:rFonts w:cs="Arial"/>
+                <w:b/>
+                <w:color w:val="000000"/>
+                <w:sz w:val="28"/>
+                <w:szCs w:val="32"/>
+                <w:lang w:val="it-IT"/>
+              </w:rPr>
+            </w:pPr>
+          </w:p>
+        </w:tc>
+        <w:tc>
+          <w:tcPr>
+            <w:tcW w:w="5103" w:type="dxa"/>
+          </w:tcPr>
+          <w:p>
+            <w:pPr>
+              <w:widowControl w:val="0"/>
+              <w:autoSpaceDE w:val="0"/>
+              <w:autoSpaceDN w:val="0"/>
+              <w:adjustRightInd w:val="0"/>
+              <w:spacing w:before="0" w:line="240" w:lineRule="auto"/>
+              <w:rPr>
+                <w:rFonts w:ascii="BRH Devanagari Extra" w:hAnsi="BRH Devanagari Extra" w:cs="BRH Devanagari Extra"/>
+                <w:color w:val="000000"/>
+                <w:sz w:val="40"/>
+                <w:szCs w:val="40"/>
+                <w:lang w:val="it-IT" w:bidi="ml-IN"/>
+              </w:rPr>
+            </w:pPr>
+          </w:p>
+        </w:tc>
+        <w:tc>
+          <w:tcPr>
+            <w:tcW w:w="5386" w:type="dxa"/>
+          </w:tcPr>
+          <w:p>
+            <w:pPr>
+              <w:widowControl w:val="0"/>
+              <w:autoSpaceDE w:val="0"/>
+              <w:autoSpaceDN w:val="0"/>
+              <w:adjustRightInd w:val="0"/>
+              <w:spacing w:before="0" w:line="240" w:lineRule="auto"/>
+              <w:rPr>
+                <w:rFonts w:ascii="BRH Devanagari Extra" w:hAnsi="BRH Devanagari Extra" w:cs="BRH Devanagari Extra"/>
+                <w:color w:val="000000"/>
+                <w:sz w:val="40"/>
+                <w:szCs w:val="40"/>
+                <w:lang w:val="it-IT" w:bidi="ml-IN"/>
+              </w:rPr>
+            </w:pPr>
+          </w:p>
+        </w:tc>
+      </w:tr>
+    </w:tbl>
+    <w:p>
+      <w:pPr>
+        <w:jc w:val="center"/>
+        <w:rPr>
+          <w:b/>
+          <w:bCs/>
+          <w:sz w:val="32"/>
+          <w:szCs w:val="32"/>
+          <w:u w:val="single"/>
+          <w:lang w:val="it-IT"/>
+        </w:rPr>
+      </w:pPr>
+    </w:p>
+    <w:p>
+      <w:pPr>
+        <w:jc w:val="center"/>
+        <w:rPr>
+          <w:b/>
+          <w:bCs/>
+          <w:sz w:val="32"/>
+          <w:szCs w:val="32"/>
+          <w:u w:val="single"/>
+          <w:lang w:val="it-IT"/>
+        </w:rPr>
+      </w:pPr>
+    </w:p>
+    <w:p>
+      <w:pPr>
+        <w:jc w:val="center"/>
+        <w:rPr>
+          <w:b/>
+          <w:bCs/>
+          <w:sz w:val="32"/>
+          <w:szCs w:val="32"/>
+          <w:u w:val="single"/>
+          <w:lang w:val="it-IT"/>
+        </w:rPr>
+      </w:pPr>
+    </w:p>
     <w:p>
       <w:pPr>
         <w:jc w:val="center"/>
@@ -267,6 +1558,7 @@
                 <w:sz w:val="28"/>
                 <w:szCs w:val="32"/>
               </w:rPr>
+              <w:lastRenderedPageBreak/>
               <w:t>T.S.5.</w:t>
             </w:r>
             <w:r>
@@ -398,7 +1690,6 @@
                 <w:szCs w:val="40"/>
               </w:rPr>
             </w:pPr>
-            <w:proofErr w:type="spellStart"/>
             <w:r>
               <w:rPr>
                 <w:rFonts w:ascii="BRH Devanagari Extra" w:hAnsi="BRH Devanagari Extra" w:cs="BRH Devanagari Extra"/>
@@ -440,38 +1731,25 @@
               </w:rPr>
               <w:t>å</w:t>
             </w:r>
-            <w:proofErr w:type="spellEnd"/>
-            <w:r>
-              <w:rPr>
-                <w:rFonts w:ascii="BRH Malayalam Extra" w:hAnsi="BRH Malayalam Extra" w:cs="BRH Devanagari Extra"/>
-                <w:color w:val="000000"/>
-                <w:sz w:val="32"/>
-                <w:szCs w:val="40"/>
-                <w:lang w:bidi="ml-IN"/>
-              </w:rPr>
-              <w:t>–</w:t>
-            </w:r>
-            <w:proofErr w:type="spellStart"/>
-            <w:r>
-              <w:rPr>
-                <w:rFonts w:ascii="BRH Devanagari Extra" w:hAnsi="BRH Devanagari Extra" w:cs="BRH Devanagari Extra"/>
-                <w:color w:val="000000"/>
-                <w:sz w:val="40"/>
-                <w:szCs w:val="40"/>
-                <w:lang w:bidi="ml-IN"/>
-              </w:rPr>
-              <w:t>ÅkÉxiÉÉÿiÉç</w:t>
-            </w:r>
-            <w:proofErr w:type="spellEnd"/>
-            <w:r>
-              <w:rPr>
-                <w:rFonts w:ascii="BRH Devanagari Extra" w:hAnsi="BRH Devanagari Extra" w:cs="BRH Devanagari Extra"/>
-                <w:color w:val="000000"/>
-                <w:sz w:val="40"/>
-                <w:szCs w:val="40"/>
-                <w:lang w:bidi="ml-IN"/>
-              </w:rPr>
-              <w:t xml:space="preserve"> |</w:t>
+            <w:r>
+              <w:rPr>
+                <w:rFonts w:ascii="BRH Malayalam Extra" w:hAnsi="BRH Malayalam Extra" w:cs="BRH Devanagari Extra"/>
+                <w:color w:val="000000"/>
+                <w:sz w:val="32"/>
+                <w:szCs w:val="40"/>
+                <w:lang w:bidi="ml-IN"/>
+              </w:rPr>
+              <w:t>–</w:t>
+            </w:r>
+            <w:r>
+              <w:rPr>
+                <w:rFonts w:ascii="BRH Devanagari Extra" w:hAnsi="BRH Devanagari Extra" w:cs="BRH Devanagari Extra"/>
+                <w:color w:val="000000"/>
+                <w:sz w:val="40"/>
+                <w:szCs w:val="40"/>
+                <w:lang w:bidi="ml-IN"/>
+              </w:rPr>
+              <w:t>ÅkÉxiÉÉÿiÉç |</w:t>
             </w:r>
           </w:p>
         </w:tc>
@@ -493,7 +1771,6 @@
                 <w:szCs w:val="40"/>
               </w:rPr>
             </w:pPr>
-            <w:proofErr w:type="spellStart"/>
             <w:r>
               <w:rPr>
                 <w:rFonts w:ascii="BRH Devanagari Extra" w:hAnsi="BRH Devanagari Extra" w:cs="BRH Devanagari Extra"/>
@@ -535,38 +1812,25 @@
               </w:rPr>
               <w:t>å</w:t>
             </w:r>
-            <w:proofErr w:type="spellEnd"/>
-            <w:r>
-              <w:rPr>
-                <w:rFonts w:ascii="BRH Malayalam Extra" w:hAnsi="BRH Malayalam Extra" w:cs="BRH Devanagari Extra"/>
-                <w:color w:val="000000"/>
-                <w:sz w:val="32"/>
-                <w:szCs w:val="40"/>
-                <w:lang w:bidi="ml-IN"/>
-              </w:rPr>
-              <w:t>–</w:t>
-            </w:r>
-            <w:proofErr w:type="spellStart"/>
-            <w:r>
-              <w:rPr>
-                <w:rFonts w:ascii="BRH Devanagari Extra" w:hAnsi="BRH Devanagari Extra" w:cs="BRH Devanagari Extra"/>
-                <w:color w:val="000000"/>
-                <w:sz w:val="40"/>
-                <w:szCs w:val="40"/>
-                <w:lang w:bidi="ml-IN"/>
-              </w:rPr>
-              <w:t>ÅkÉxiÉÉÿiÉç</w:t>
-            </w:r>
-            <w:proofErr w:type="spellEnd"/>
-            <w:r>
-              <w:rPr>
-                <w:rFonts w:ascii="BRH Devanagari Extra" w:hAnsi="BRH Devanagari Extra" w:cs="BRH Devanagari Extra"/>
-                <w:color w:val="000000"/>
-                <w:sz w:val="40"/>
-                <w:szCs w:val="40"/>
-                <w:lang w:bidi="ml-IN"/>
-              </w:rPr>
-              <w:t xml:space="preserve"> |</w:t>
+            <w:r>
+              <w:rPr>
+                <w:rFonts w:ascii="BRH Malayalam Extra" w:hAnsi="BRH Malayalam Extra" w:cs="BRH Devanagari Extra"/>
+                <w:color w:val="000000"/>
+                <w:sz w:val="32"/>
+                <w:szCs w:val="40"/>
+                <w:lang w:bidi="ml-IN"/>
+              </w:rPr>
+              <w:t>–</w:t>
+            </w:r>
+            <w:r>
+              <w:rPr>
+                <w:rFonts w:ascii="BRH Devanagari Extra" w:hAnsi="BRH Devanagari Extra" w:cs="BRH Devanagari Extra"/>
+                <w:color w:val="000000"/>
+                <w:sz w:val="40"/>
+                <w:szCs w:val="40"/>
+                <w:lang w:bidi="ml-IN"/>
+              </w:rPr>
+              <w:t>ÅkÉxiÉÉÿiÉç |</w:t>
             </w:r>
           </w:p>
         </w:tc>
@@ -1055,7 +2319,6 @@
               </w:rPr>
               <w:t>–</w:t>
             </w:r>
-            <w:proofErr w:type="spellStart"/>
             <w:r>
               <w:rPr>
                 <w:rFonts w:ascii="BRH Devanagari Extra" w:hAnsi="BRH Devanagari Extra" w:cs="BRH Devanagari Extra"/>
@@ -1066,18 +2329,16 @@
               </w:rPr>
               <w:t>irÉÉ</w:t>
             </w:r>
-            <w:proofErr w:type="spellEnd"/>
-            <w:r>
-              <w:rPr>
-                <w:rFonts w:ascii="BRH Malayalam Extra" w:hAnsi="BRH Malayalam Extra" w:cs="BRH Devanagari Extra"/>
-                <w:color w:val="000000"/>
-                <w:sz w:val="32"/>
-                <w:szCs w:val="40"/>
-                <w:lang w:bidi="ml-IN"/>
-              </w:rPr>
-              <w:t>–</w:t>
-            </w:r>
-            <w:proofErr w:type="spellStart"/>
+            <w:r>
+              <w:rPr>
+                <w:rFonts w:ascii="BRH Malayalam Extra" w:hAnsi="BRH Malayalam Extra" w:cs="BRH Devanagari Extra"/>
+                <w:color w:val="000000"/>
+                <w:sz w:val="32"/>
+                <w:szCs w:val="40"/>
+                <w:lang w:bidi="ml-IN"/>
+              </w:rPr>
+              <w:t>–</w:t>
+            </w:r>
             <w:r>
               <w:rPr>
                 <w:rFonts w:ascii="BRH Devanagari Extra" w:hAnsi="BRH Devanagari Extra" w:cs="BRH Devanagari Extra"/>
@@ -1088,18 +2349,16 @@
               </w:rPr>
               <w:t>alÉÉ</w:t>
             </w:r>
-            <w:proofErr w:type="spellEnd"/>
-            <w:r>
-              <w:rPr>
-                <w:rFonts w:ascii="BRH Malayalam Extra" w:hAnsi="BRH Malayalam Extra" w:cs="BRH Devanagari Extra"/>
-                <w:color w:val="000000"/>
-                <w:sz w:val="32"/>
-                <w:szCs w:val="40"/>
-                <w:lang w:bidi="ml-IN"/>
-              </w:rPr>
-              <w:t>–</w:t>
-            </w:r>
-            <w:proofErr w:type="spellStart"/>
+            <w:r>
+              <w:rPr>
+                <w:rFonts w:ascii="BRH Malayalam Extra" w:hAnsi="BRH Malayalam Extra" w:cs="BRH Devanagari Extra"/>
+                <w:color w:val="000000"/>
+                <w:sz w:val="32"/>
+                <w:szCs w:val="40"/>
+                <w:lang w:bidi="ml-IN"/>
+              </w:rPr>
+              <w:t>–</w:t>
+            </w:r>
             <w:r>
               <w:rPr>
                 <w:rFonts w:ascii="BRH Devanagari Extra" w:hAnsi="BRH Devanagari Extra" w:cs="BRH Devanagari Extra"/>
@@ -1110,18 +2369,16 @@
               </w:rPr>
               <w:t>uÉæ</w:t>
             </w:r>
-            <w:proofErr w:type="spellEnd"/>
-            <w:r>
-              <w:rPr>
-                <w:rFonts w:ascii="BRH Malayalam Extra" w:hAnsi="BRH Malayalam Extra" w:cs="BRH Devanagari Extra"/>
-                <w:color w:val="000000"/>
-                <w:sz w:val="32"/>
-                <w:szCs w:val="40"/>
-                <w:lang w:bidi="ml-IN"/>
-              </w:rPr>
-              <w:t>–</w:t>
-            </w:r>
-            <w:proofErr w:type="spellStart"/>
+            <w:r>
+              <w:rPr>
+                <w:rFonts w:ascii="BRH Malayalam Extra" w:hAnsi="BRH Malayalam Extra" w:cs="BRH Devanagari Extra"/>
+                <w:color w:val="000000"/>
+                <w:sz w:val="32"/>
+                <w:szCs w:val="40"/>
+                <w:lang w:bidi="ml-IN"/>
+              </w:rPr>
+              <w:t>–</w:t>
+            </w:r>
             <w:r>
               <w:rPr>
                 <w:rFonts w:ascii="BRH Devanagari Extra" w:hAnsi="BRH Devanagari Extra" w:cs="BRH Devanagari Extra"/>
@@ -1132,38 +2389,25 @@
               </w:rPr>
               <w:t>whÉ</w:t>
             </w:r>
-            <w:proofErr w:type="spellEnd"/>
-            <w:r>
-              <w:rPr>
-                <w:rFonts w:ascii="BRH Malayalam Extra" w:hAnsi="BRH Malayalam Extra" w:cs="BRH Devanagari Extra"/>
-                <w:color w:val="000000"/>
-                <w:sz w:val="32"/>
-                <w:szCs w:val="40"/>
-                <w:lang w:bidi="ml-IN"/>
-              </w:rPr>
-              <w:t>–</w:t>
-            </w:r>
-            <w:proofErr w:type="spellStart"/>
-            <w:r>
-              <w:rPr>
-                <w:rFonts w:ascii="BRH Devanagari Extra" w:hAnsi="BRH Devanagari Extra" w:cs="BRH Devanagari Extra"/>
-                <w:color w:val="000000"/>
-                <w:sz w:val="40"/>
-                <w:szCs w:val="40"/>
-                <w:lang w:bidi="ml-IN"/>
-              </w:rPr>
-              <w:t>uÉqÉç</w:t>
-            </w:r>
-            <w:proofErr w:type="spellEnd"/>
-            <w:r>
-              <w:rPr>
-                <w:rFonts w:ascii="BRH Devanagari Extra" w:hAnsi="BRH Devanagari Extra" w:cs="BRH Devanagari Extra"/>
-                <w:color w:val="000000"/>
-                <w:sz w:val="40"/>
-                <w:szCs w:val="40"/>
-                <w:lang w:bidi="ml-IN"/>
-              </w:rPr>
-              <w:t xml:space="preserve"> | </w:t>
+            <w:r>
+              <w:rPr>
+                <w:rFonts w:ascii="BRH Malayalam Extra" w:hAnsi="BRH Malayalam Extra" w:cs="BRH Devanagari Extra"/>
+                <w:color w:val="000000"/>
+                <w:sz w:val="32"/>
+                <w:szCs w:val="40"/>
+                <w:lang w:bidi="ml-IN"/>
+              </w:rPr>
+              <w:t>–</w:t>
+            </w:r>
+            <w:r>
+              <w:rPr>
+                <w:rFonts w:ascii="BRH Devanagari Extra" w:hAnsi="BRH Devanagari Extra" w:cs="BRH Devanagari Extra"/>
+                <w:color w:val="000000"/>
+                <w:sz w:val="40"/>
+                <w:szCs w:val="40"/>
+                <w:lang w:bidi="ml-IN"/>
+              </w:rPr>
+              <w:t xml:space="preserve">uÉqÉç | </w:t>
             </w:r>
           </w:p>
           <w:p>
@@ -1201,7 +2445,6 @@
               </w:rPr>
               <w:t>–</w:t>
             </w:r>
-            <w:proofErr w:type="spellStart"/>
             <w:r>
               <w:rPr>
                 <w:rFonts w:ascii="BRH Devanagari Extra" w:hAnsi="BRH Devanagari Extra" w:cs="BRH Devanagari Extra"/>
@@ -1212,18 +2455,16 @@
               </w:rPr>
               <w:t>alÉÉ</w:t>
             </w:r>
-            <w:proofErr w:type="spellEnd"/>
-            <w:r>
-              <w:rPr>
-                <w:rFonts w:ascii="BRH Malayalam Extra" w:hAnsi="BRH Malayalam Extra" w:cs="BRH Devanagari Extra"/>
-                <w:color w:val="000000"/>
-                <w:sz w:val="32"/>
-                <w:szCs w:val="40"/>
-                <w:lang w:bidi="ml-IN"/>
-              </w:rPr>
-              <w:t>–</w:t>
-            </w:r>
-            <w:proofErr w:type="spellStart"/>
+            <w:r>
+              <w:rPr>
+                <w:rFonts w:ascii="BRH Malayalam Extra" w:hAnsi="BRH Malayalam Extra" w:cs="BRH Devanagari Extra"/>
+                <w:color w:val="000000"/>
+                <w:sz w:val="32"/>
+                <w:szCs w:val="40"/>
+                <w:lang w:bidi="ml-IN"/>
+              </w:rPr>
+              <w:t>–</w:t>
+            </w:r>
             <w:r>
               <w:rPr>
                 <w:rFonts w:ascii="BRH Devanagari Extra" w:hAnsi="BRH Devanagari Extra" w:cs="BRH Devanagari Extra"/>
@@ -1234,18 +2475,16 @@
               </w:rPr>
               <w:t>uÉæ</w:t>
             </w:r>
-            <w:proofErr w:type="spellEnd"/>
-            <w:r>
-              <w:rPr>
-                <w:rFonts w:ascii="BRH Malayalam Extra" w:hAnsi="BRH Malayalam Extra" w:cs="BRH Devanagari Extra"/>
-                <w:color w:val="000000"/>
-                <w:sz w:val="32"/>
-                <w:szCs w:val="40"/>
-                <w:lang w:bidi="ml-IN"/>
-              </w:rPr>
-              <w:t>–</w:t>
-            </w:r>
-            <w:proofErr w:type="spellStart"/>
+            <w:r>
+              <w:rPr>
+                <w:rFonts w:ascii="BRH Malayalam Extra" w:hAnsi="BRH Malayalam Extra" w:cs="BRH Devanagari Extra"/>
+                <w:color w:val="000000"/>
+                <w:sz w:val="32"/>
+                <w:szCs w:val="40"/>
+                <w:lang w:bidi="ml-IN"/>
+              </w:rPr>
+              <w:t>–</w:t>
+            </w:r>
             <w:r>
               <w:rPr>
                 <w:rFonts w:ascii="BRH Devanagari Extra" w:hAnsi="BRH Devanagari Extra" w:cs="BRH Devanagari Extra"/>
@@ -1256,18 +2495,16 @@
               </w:rPr>
               <w:t>whÉ</w:t>
             </w:r>
-            <w:proofErr w:type="spellEnd"/>
-            <w:r>
-              <w:rPr>
-                <w:rFonts w:ascii="BRH Malayalam Extra" w:hAnsi="BRH Malayalam Extra" w:cs="BRH Devanagari Extra"/>
-                <w:color w:val="000000"/>
-                <w:sz w:val="32"/>
-                <w:szCs w:val="40"/>
-                <w:lang w:bidi="ml-IN"/>
-              </w:rPr>
-              <w:t>–</w:t>
-            </w:r>
-            <w:proofErr w:type="spellStart"/>
+            <w:r>
+              <w:rPr>
+                <w:rFonts w:ascii="BRH Malayalam Extra" w:hAnsi="BRH Malayalam Extra" w:cs="BRH Devanagari Extra"/>
+                <w:color w:val="000000"/>
+                <w:sz w:val="32"/>
+                <w:szCs w:val="40"/>
+                <w:lang w:bidi="ml-IN"/>
+              </w:rPr>
+              <w:t>–</w:t>
+            </w:r>
             <w:r>
               <w:rPr>
                 <w:rFonts w:ascii="BRH Devanagari Extra" w:hAnsi="BRH Devanagari Extra" w:cs="BRH Devanagari Extra"/>
@@ -1296,18 +2533,7 @@
                 <w:szCs w:val="40"/>
                 <w:lang w:bidi="ml-IN"/>
               </w:rPr>
-              <w:t>MüÉþSzÉMümÉÉsÉqÉç</w:t>
-            </w:r>
-            <w:proofErr w:type="spellEnd"/>
-            <w:r>
-              <w:rPr>
-                <w:rFonts w:ascii="BRH Devanagari Extra" w:hAnsi="BRH Devanagari Extra" w:cs="BRH Devanagari Extra"/>
-                <w:color w:val="000000"/>
-                <w:sz w:val="40"/>
-                <w:szCs w:val="40"/>
-                <w:lang w:bidi="ml-IN"/>
-              </w:rPr>
-              <w:t xml:space="preserve"> |</w:t>
+              <w:t>MüÉþSzÉMümÉÉsÉqÉç |</w:t>
             </w:r>
           </w:p>
         </w:tc>
@@ -1350,7 +2576,6 @@
               </w:rPr>
               <w:t>–</w:t>
             </w:r>
-            <w:proofErr w:type="spellStart"/>
             <w:r>
               <w:rPr>
                 <w:rFonts w:ascii="BRH Devanagari Extra" w:hAnsi="BRH Devanagari Extra" w:cs="BRH Devanagari Extra"/>
@@ -1361,18 +2586,16 @@
               </w:rPr>
               <w:t>irÉÉ</w:t>
             </w:r>
-            <w:proofErr w:type="spellEnd"/>
-            <w:r>
-              <w:rPr>
-                <w:rFonts w:ascii="BRH Malayalam Extra" w:hAnsi="BRH Malayalam Extra" w:cs="BRH Devanagari Extra"/>
-                <w:color w:val="000000"/>
-                <w:sz w:val="32"/>
-                <w:szCs w:val="40"/>
-                <w:lang w:bidi="ml-IN"/>
-              </w:rPr>
-              <w:t>–</w:t>
-            </w:r>
-            <w:proofErr w:type="spellStart"/>
+            <w:r>
+              <w:rPr>
+                <w:rFonts w:ascii="BRH Malayalam Extra" w:hAnsi="BRH Malayalam Extra" w:cs="BRH Devanagari Extra"/>
+                <w:color w:val="000000"/>
+                <w:sz w:val="32"/>
+                <w:szCs w:val="40"/>
+                <w:lang w:bidi="ml-IN"/>
+              </w:rPr>
+              <w:t>–</w:t>
+            </w:r>
             <w:r>
               <w:rPr>
                 <w:rFonts w:ascii="BRH Devanagari Extra" w:hAnsi="BRH Devanagari Extra" w:cs="BRH Devanagari Extra"/>
@@ -1383,18 +2606,16 @@
               </w:rPr>
               <w:t>alÉÉ</w:t>
             </w:r>
-            <w:proofErr w:type="spellEnd"/>
-            <w:r>
-              <w:rPr>
-                <w:rFonts w:ascii="BRH Malayalam Extra" w:hAnsi="BRH Malayalam Extra" w:cs="BRH Devanagari Extra"/>
-                <w:color w:val="000000"/>
-                <w:sz w:val="32"/>
-                <w:szCs w:val="40"/>
-                <w:lang w:bidi="ml-IN"/>
-              </w:rPr>
-              <w:t>–</w:t>
-            </w:r>
-            <w:proofErr w:type="spellStart"/>
+            <w:r>
+              <w:rPr>
+                <w:rFonts w:ascii="BRH Malayalam Extra" w:hAnsi="BRH Malayalam Extra" w:cs="BRH Devanagari Extra"/>
+                <w:color w:val="000000"/>
+                <w:sz w:val="32"/>
+                <w:szCs w:val="40"/>
+                <w:lang w:bidi="ml-IN"/>
+              </w:rPr>
+              <w:t>–</w:t>
+            </w:r>
             <w:r>
               <w:rPr>
                 <w:rFonts w:ascii="BRH Devanagari Extra" w:hAnsi="BRH Devanagari Extra" w:cs="BRH Devanagari Extra"/>
@@ -1405,18 +2626,16 @@
               </w:rPr>
               <w:t>uÉæ</w:t>
             </w:r>
-            <w:proofErr w:type="spellEnd"/>
-            <w:r>
-              <w:rPr>
-                <w:rFonts w:ascii="BRH Malayalam Extra" w:hAnsi="BRH Malayalam Extra" w:cs="BRH Devanagari Extra"/>
-                <w:color w:val="000000"/>
-                <w:sz w:val="32"/>
-                <w:szCs w:val="40"/>
-                <w:lang w:bidi="ml-IN"/>
-              </w:rPr>
-              <w:t>–</w:t>
-            </w:r>
-            <w:proofErr w:type="spellStart"/>
+            <w:r>
+              <w:rPr>
+                <w:rFonts w:ascii="BRH Malayalam Extra" w:hAnsi="BRH Malayalam Extra" w:cs="BRH Devanagari Extra"/>
+                <w:color w:val="000000"/>
+                <w:sz w:val="32"/>
+                <w:szCs w:val="40"/>
+                <w:lang w:bidi="ml-IN"/>
+              </w:rPr>
+              <w:t>–</w:t>
+            </w:r>
             <w:r>
               <w:rPr>
                 <w:rFonts w:ascii="BRH Devanagari Extra" w:hAnsi="BRH Devanagari Extra" w:cs="BRH Devanagari Extra"/>
@@ -1427,38 +2646,25 @@
               </w:rPr>
               <w:t>whÉ</w:t>
             </w:r>
-            <w:proofErr w:type="spellEnd"/>
-            <w:r>
-              <w:rPr>
-                <w:rFonts w:ascii="BRH Malayalam Extra" w:hAnsi="BRH Malayalam Extra" w:cs="BRH Devanagari Extra"/>
-                <w:color w:val="000000"/>
-                <w:sz w:val="32"/>
-                <w:szCs w:val="40"/>
-                <w:lang w:bidi="ml-IN"/>
-              </w:rPr>
-              <w:t>–</w:t>
-            </w:r>
-            <w:proofErr w:type="spellStart"/>
-            <w:r>
-              <w:rPr>
-                <w:rFonts w:ascii="BRH Devanagari Extra" w:hAnsi="BRH Devanagari Extra" w:cs="BRH Devanagari Extra"/>
-                <w:color w:val="000000"/>
-                <w:sz w:val="40"/>
-                <w:szCs w:val="40"/>
-                <w:lang w:bidi="ml-IN"/>
-              </w:rPr>
-              <w:t>uÉqÉç</w:t>
-            </w:r>
-            <w:proofErr w:type="spellEnd"/>
-            <w:r>
-              <w:rPr>
-                <w:rFonts w:ascii="BRH Devanagari Extra" w:hAnsi="BRH Devanagari Extra" w:cs="BRH Devanagari Extra"/>
-                <w:color w:val="000000"/>
-                <w:sz w:val="40"/>
-                <w:szCs w:val="40"/>
-                <w:lang w:bidi="ml-IN"/>
-              </w:rPr>
-              <w:t xml:space="preserve"> | </w:t>
+            <w:r>
+              <w:rPr>
+                <w:rFonts w:ascii="BRH Malayalam Extra" w:hAnsi="BRH Malayalam Extra" w:cs="BRH Devanagari Extra"/>
+                <w:color w:val="000000"/>
+                <w:sz w:val="32"/>
+                <w:szCs w:val="40"/>
+                <w:lang w:bidi="ml-IN"/>
+              </w:rPr>
+              <w:t>–</w:t>
+            </w:r>
+            <w:r>
+              <w:rPr>
+                <w:rFonts w:ascii="BRH Devanagari Extra" w:hAnsi="BRH Devanagari Extra" w:cs="BRH Devanagari Extra"/>
+                <w:color w:val="000000"/>
+                <w:sz w:val="40"/>
+                <w:szCs w:val="40"/>
+                <w:lang w:bidi="ml-IN"/>
+              </w:rPr>
+              <w:t xml:space="preserve">uÉqÉç | </w:t>
             </w:r>
           </w:p>
           <w:p>
@@ -1497,7 +2703,6 @@
               </w:rPr>
               <w:t>–</w:t>
             </w:r>
-            <w:proofErr w:type="spellStart"/>
             <w:r>
               <w:rPr>
                 <w:rFonts w:ascii="BRH Devanagari Extra" w:hAnsi="BRH Devanagari Extra" w:cs="BRH Devanagari Extra"/>
@@ -1519,18 +2724,16 @@
               </w:rPr>
               <w:t>alÉÉ</w:t>
             </w:r>
-            <w:proofErr w:type="spellEnd"/>
-            <w:r>
-              <w:rPr>
-                <w:rFonts w:ascii="BRH Malayalam Extra" w:hAnsi="BRH Malayalam Extra" w:cs="BRH Devanagari Extra"/>
-                <w:color w:val="000000"/>
-                <w:sz w:val="32"/>
-                <w:szCs w:val="40"/>
-                <w:lang w:bidi="ml-IN"/>
-              </w:rPr>
-              <w:t>–</w:t>
-            </w:r>
-            <w:proofErr w:type="spellStart"/>
+            <w:r>
+              <w:rPr>
+                <w:rFonts w:ascii="BRH Malayalam Extra" w:hAnsi="BRH Malayalam Extra" w:cs="BRH Devanagari Extra"/>
+                <w:color w:val="000000"/>
+                <w:sz w:val="32"/>
+                <w:szCs w:val="40"/>
+                <w:lang w:bidi="ml-IN"/>
+              </w:rPr>
+              <w:t>–</w:t>
+            </w:r>
             <w:r>
               <w:rPr>
                 <w:rFonts w:ascii="BRH Devanagari Extra" w:hAnsi="BRH Devanagari Extra" w:cs="BRH Devanagari Extra"/>
@@ -1541,18 +2744,16 @@
               </w:rPr>
               <w:t>uÉæ</w:t>
             </w:r>
-            <w:proofErr w:type="spellEnd"/>
-            <w:r>
-              <w:rPr>
-                <w:rFonts w:ascii="BRH Malayalam Extra" w:hAnsi="BRH Malayalam Extra" w:cs="BRH Devanagari Extra"/>
-                <w:color w:val="000000"/>
-                <w:sz w:val="32"/>
-                <w:szCs w:val="40"/>
-                <w:lang w:bidi="ml-IN"/>
-              </w:rPr>
-              <w:t>–</w:t>
-            </w:r>
-            <w:proofErr w:type="spellStart"/>
+            <w:r>
+              <w:rPr>
+                <w:rFonts w:ascii="BRH Malayalam Extra" w:hAnsi="BRH Malayalam Extra" w:cs="BRH Devanagari Extra"/>
+                <w:color w:val="000000"/>
+                <w:sz w:val="32"/>
+                <w:szCs w:val="40"/>
+                <w:lang w:bidi="ml-IN"/>
+              </w:rPr>
+              <w:t>–</w:t>
+            </w:r>
             <w:r>
               <w:rPr>
                 <w:rFonts w:ascii="BRH Devanagari Extra" w:hAnsi="BRH Devanagari Extra" w:cs="BRH Devanagari Extra"/>
@@ -1563,18 +2764,16 @@
               </w:rPr>
               <w:t>whÉ</w:t>
             </w:r>
-            <w:proofErr w:type="spellEnd"/>
-            <w:r>
-              <w:rPr>
-                <w:rFonts w:ascii="BRH Malayalam Extra" w:hAnsi="BRH Malayalam Extra" w:cs="BRH Devanagari Extra"/>
-                <w:color w:val="000000"/>
-                <w:sz w:val="32"/>
-                <w:szCs w:val="40"/>
-                <w:lang w:bidi="ml-IN"/>
-              </w:rPr>
-              <w:t>–</w:t>
-            </w:r>
-            <w:proofErr w:type="spellStart"/>
+            <w:r>
+              <w:rPr>
+                <w:rFonts w:ascii="BRH Malayalam Extra" w:hAnsi="BRH Malayalam Extra" w:cs="BRH Devanagari Extra"/>
+                <w:color w:val="000000"/>
+                <w:sz w:val="32"/>
+                <w:szCs w:val="40"/>
+                <w:lang w:bidi="ml-IN"/>
+              </w:rPr>
+              <w:t>–</w:t>
+            </w:r>
             <w:r>
               <w:rPr>
                 <w:rFonts w:ascii="BRH Devanagari Extra" w:hAnsi="BRH Devanagari Extra" w:cs="BRH Devanagari Extra"/>
@@ -1603,18 +2802,7 @@
                 <w:szCs w:val="40"/>
                 <w:lang w:bidi="ml-IN"/>
               </w:rPr>
-              <w:t>MüÉþSzÉMümÉÉsÉqÉç</w:t>
-            </w:r>
-            <w:proofErr w:type="spellEnd"/>
-            <w:r>
-              <w:rPr>
-                <w:rFonts w:ascii="BRH Devanagari Extra" w:hAnsi="BRH Devanagari Extra" w:cs="BRH Devanagari Extra"/>
-                <w:color w:val="000000"/>
-                <w:sz w:val="40"/>
-                <w:szCs w:val="40"/>
-                <w:lang w:bidi="ml-IN"/>
-              </w:rPr>
-              <w:t xml:space="preserve"> |</w:t>
+              <w:t>MüÉþSzÉMümÉÉsÉqÉç |</w:t>
             </w:r>
           </w:p>
         </w:tc>
@@ -1748,38 +2936,15 @@
                 <w:lang w:val="en-IN" w:eastAsia="en-IN" w:bidi="ml-IN"/>
               </w:rPr>
             </w:pPr>
-            <w:proofErr w:type="spellStart"/>
-            <w:r>
-              <w:rPr>
-                <w:rFonts w:ascii="BRH Devanagari Extra" w:hAnsi="BRH Devanagari Extra" w:cs="BRH Devanagari Extra"/>
-                <w:color w:val="000000"/>
-                <w:sz w:val="40"/>
-                <w:szCs w:val="40"/>
-                <w:lang w:bidi="ml-IN"/>
-              </w:rPr>
-              <w:t>rÉSè</w:t>
-            </w:r>
-            <w:proofErr w:type="spellEnd"/>
-            <w:r>
-              <w:rPr>
-                <w:rFonts w:ascii="BRH Devanagari Extra" w:hAnsi="BRH Devanagari Extra" w:cs="BRH Devanagari Extra"/>
-                <w:color w:val="000000"/>
-                <w:sz w:val="40"/>
-                <w:szCs w:val="40"/>
-                <w:lang w:bidi="ml-IN"/>
-              </w:rPr>
-              <w:t xml:space="preserve"> </w:t>
-            </w:r>
-            <w:proofErr w:type="spellStart"/>
-            <w:r>
-              <w:rPr>
-                <w:rFonts w:ascii="BRH Devanagari Extra" w:hAnsi="BRH Devanagari Extra" w:cs="BRH Devanagari Extra"/>
-                <w:color w:val="000000"/>
-                <w:sz w:val="40"/>
-                <w:szCs w:val="40"/>
-                <w:lang w:bidi="ml-IN"/>
-              </w:rPr>
-              <w:t>uÉæÿ</w:t>
+            <w:r>
+              <w:rPr>
+                <w:rFonts w:ascii="BRH Devanagari Extra" w:hAnsi="BRH Devanagari Extra" w:cs="BRH Devanagari Extra"/>
+                <w:color w:val="000000"/>
+                <w:sz w:val="40"/>
+                <w:szCs w:val="40"/>
+                <w:lang w:bidi="ml-IN"/>
+              </w:rPr>
+              <w:t>rÉSè uÉæÿ</w:t>
             </w:r>
             <w:r>
               <w:rPr>
@@ -1802,39 +2967,26 @@
               </w:rPr>
               <w:t>ÉlÉ</w:t>
             </w:r>
-            <w:proofErr w:type="spellEnd"/>
-            <w:r>
-              <w:rPr>
-                <w:rFonts w:ascii="BRH Malayalam Extra" w:hAnsi="BRH Malayalam Extra" w:cs="BRH Devanagari Extra"/>
-                <w:color w:val="000000"/>
-                <w:sz w:val="32"/>
-                <w:szCs w:val="40"/>
-                <w:lang w:bidi="ml-IN"/>
-              </w:rPr>
-              <w:t>–</w:t>
-            </w:r>
-            <w:r>
-              <w:rPr>
-                <w:rFonts w:ascii="BRH Devanagari Extra" w:hAnsi="BRH Devanagari Extra" w:cs="BRH Devanagari Extra"/>
-                <w:color w:val="000000"/>
-                <w:sz w:val="40"/>
-                <w:szCs w:val="40"/>
-                <w:lang w:bidi="ml-IN"/>
-              </w:rPr>
-              <w:t xml:space="preserve">UÈ | </w:t>
-            </w:r>
-            <w:proofErr w:type="spellStart"/>
-            <w:r>
-              <w:rPr>
-                <w:rFonts w:ascii="BRH Devanagari Extra" w:hAnsi="BRH Devanagari Extra" w:cs="BRH Devanagari Extra"/>
-                <w:color w:val="000000"/>
-                <w:sz w:val="40"/>
-                <w:szCs w:val="40"/>
-                <w:lang w:bidi="ml-IN"/>
-              </w:rPr>
-              <w:t>uÉæ</w:t>
-            </w:r>
-            <w:proofErr w:type="spellEnd"/>
+            <w:r>
+              <w:rPr>
+                <w:rFonts w:ascii="BRH Malayalam Extra" w:hAnsi="BRH Malayalam Extra" w:cs="BRH Devanagari Extra"/>
+                <w:color w:val="000000"/>
+                <w:sz w:val="32"/>
+                <w:szCs w:val="40"/>
+                <w:lang w:bidi="ml-IN"/>
+              </w:rPr>
+              <w:t>–</w:t>
+            </w:r>
+            <w:r>
+              <w:rPr>
+                <w:rFonts w:ascii="BRH Devanagari Extra" w:hAnsi="BRH Devanagari Extra" w:cs="BRH Devanagari Extra"/>
+                <w:color w:val="000000"/>
+                <w:sz w:val="40"/>
+                <w:szCs w:val="40"/>
+                <w:lang w:bidi="ml-IN"/>
+              </w:rPr>
+              <w:t>UÈ | uÉæ</w:t>
+            </w:r>
             <w:r>
               <w:rPr>
                 <w:rFonts w:ascii="BRH Malayalam Extra" w:hAnsi="BRH Malayalam Extra" w:cs="BRH Devanagari Extra"/>
@@ -1865,7 +3017,6 @@
               </w:rPr>
               <w:t>–</w:t>
             </w:r>
-            <w:proofErr w:type="spellStart"/>
             <w:r>
               <w:rPr>
                 <w:rFonts w:ascii="BRH Devanagari Extra" w:hAnsi="BRH Devanagari Extra" w:cs="BRH Devanagari Extra"/>
@@ -1876,70 +3027,45 @@
               </w:rPr>
               <w:t>lÉ</w:t>
             </w:r>
-            <w:proofErr w:type="spellEnd"/>
-            <w:r>
-              <w:rPr>
-                <w:rFonts w:ascii="BRH Malayalam Extra" w:hAnsi="BRH Malayalam Extra" w:cs="BRH Devanagari Extra"/>
-                <w:color w:val="000000"/>
-                <w:sz w:val="32"/>
-                <w:szCs w:val="40"/>
-                <w:lang w:bidi="ml-IN"/>
-              </w:rPr>
-              <w:t>–</w:t>
-            </w:r>
-            <w:r>
-              <w:rPr>
-                <w:rFonts w:ascii="BRH Devanagari Extra" w:hAnsi="BRH Devanagari Extra" w:cs="BRH Devanagari Extra"/>
-                <w:color w:val="000000"/>
-                <w:sz w:val="40"/>
-                <w:szCs w:val="40"/>
-                <w:lang w:bidi="ml-IN"/>
-              </w:rPr>
-              <w:t xml:space="preserve">UÈ </w:t>
-            </w:r>
-            <w:proofErr w:type="spellStart"/>
-            <w:r>
-              <w:rPr>
-                <w:rFonts w:ascii="BRH Devanagari Extra" w:hAnsi="BRH Devanagari Extra" w:cs="BRH Devanagari Extra"/>
-                <w:color w:val="000000"/>
-                <w:sz w:val="40"/>
-                <w:szCs w:val="40"/>
-                <w:lang w:bidi="ml-IN"/>
-              </w:rPr>
-              <w:t>ÌmÉë</w:t>
-            </w:r>
-            <w:proofErr w:type="spellEnd"/>
-            <w:r>
-              <w:rPr>
-                <w:rFonts w:ascii="BRH Malayalam Extra" w:hAnsi="BRH Malayalam Extra" w:cs="BRH Devanagari Extra"/>
-                <w:color w:val="000000"/>
-                <w:sz w:val="32"/>
-                <w:szCs w:val="40"/>
-                <w:lang w:bidi="ml-IN"/>
-              </w:rPr>
-              <w:t>–</w:t>
-            </w:r>
-            <w:proofErr w:type="spellStart"/>
-            <w:r>
-              <w:rPr>
-                <w:rFonts w:ascii="BRH Devanagari Extra" w:hAnsi="BRH Devanagari Extra" w:cs="BRH Devanagari Extra"/>
-                <w:color w:val="000000"/>
-                <w:sz w:val="40"/>
-                <w:szCs w:val="40"/>
-                <w:lang w:bidi="ml-IN"/>
-              </w:rPr>
-              <w:t>rÉÉqÉç</w:t>
-            </w:r>
-            <w:proofErr w:type="spellEnd"/>
-            <w:r>
-              <w:rPr>
-                <w:rFonts w:ascii="BRH Devanagari Extra" w:hAnsi="BRH Devanagari Extra" w:cs="BRH Devanagari Extra"/>
-                <w:color w:val="000000"/>
-                <w:sz w:val="40"/>
-                <w:szCs w:val="40"/>
-                <w:lang w:bidi="ml-IN"/>
-              </w:rPr>
-              <w:t xml:space="preserve"> |</w:t>
+            <w:r>
+              <w:rPr>
+                <w:rFonts w:ascii="BRH Malayalam Extra" w:hAnsi="BRH Malayalam Extra" w:cs="BRH Devanagari Extra"/>
+                <w:color w:val="000000"/>
+                <w:sz w:val="32"/>
+                <w:szCs w:val="40"/>
+                <w:lang w:bidi="ml-IN"/>
+              </w:rPr>
+              <w:t>–</w:t>
+            </w:r>
+            <w:r>
+              <w:rPr>
+                <w:rFonts w:ascii="BRH Devanagari Extra" w:hAnsi="BRH Devanagari Extra" w:cs="BRH Devanagari Extra"/>
+                <w:color w:val="000000"/>
+                <w:sz w:val="40"/>
+                <w:szCs w:val="40"/>
+                <w:lang w:bidi="ml-IN"/>
+              </w:rPr>
+              <w:t>UÈ ÌmÉë</w:t>
+            </w:r>
+            <w:r>
+              <w:rPr>
+                <w:rFonts w:ascii="BRH Malayalam Extra" w:hAnsi="BRH Malayalam Extra" w:cs="BRH Devanagari Extra"/>
+                <w:color w:val="000000"/>
+                <w:sz w:val="32"/>
+                <w:szCs w:val="40"/>
+                <w:lang w:bidi="ml-IN"/>
+              </w:rPr>
+              <w:t>–</w:t>
+            </w:r>
+            <w:r>
+              <w:rPr>
+                <w:rFonts w:ascii="BRH Devanagari Extra" w:hAnsi="BRH Devanagari Extra" w:cs="BRH Devanagari Extra"/>
+                <w:color w:val="000000"/>
+                <w:sz w:val="40"/>
+                <w:szCs w:val="40"/>
+                <w:lang w:bidi="ml-IN"/>
+              </w:rPr>
+              <w:t>rÉÉqÉç |</w:t>
             </w:r>
           </w:p>
         </w:tc>
@@ -1962,38 +3088,15 @@
                 <w:lang w:val="en-IN" w:eastAsia="en-IN" w:bidi="ml-IN"/>
               </w:rPr>
             </w:pPr>
-            <w:proofErr w:type="spellStart"/>
-            <w:r>
-              <w:rPr>
-                <w:rFonts w:ascii="BRH Devanagari Extra" w:hAnsi="BRH Devanagari Extra" w:cs="BRH Devanagari Extra"/>
-                <w:color w:val="000000"/>
-                <w:sz w:val="40"/>
-                <w:szCs w:val="40"/>
-                <w:lang w:bidi="ml-IN"/>
-              </w:rPr>
-              <w:t>rÉSè</w:t>
-            </w:r>
-            <w:proofErr w:type="spellEnd"/>
-            <w:r>
-              <w:rPr>
-                <w:rFonts w:ascii="BRH Devanagari Extra" w:hAnsi="BRH Devanagari Extra" w:cs="BRH Devanagari Extra"/>
-                <w:color w:val="000000"/>
-                <w:sz w:val="40"/>
-                <w:szCs w:val="40"/>
-                <w:lang w:bidi="ml-IN"/>
-              </w:rPr>
-              <w:t xml:space="preserve"> </w:t>
-            </w:r>
-            <w:proofErr w:type="spellStart"/>
-            <w:r>
-              <w:rPr>
-                <w:rFonts w:ascii="BRH Devanagari Extra" w:hAnsi="BRH Devanagari Extra" w:cs="BRH Devanagari Extra"/>
-                <w:color w:val="000000"/>
-                <w:sz w:val="40"/>
-                <w:szCs w:val="40"/>
-                <w:lang w:bidi="ml-IN"/>
-              </w:rPr>
-              <w:t>uÉæ</w:t>
+            <w:r>
+              <w:rPr>
+                <w:rFonts w:ascii="BRH Devanagari Extra" w:hAnsi="BRH Devanagari Extra" w:cs="BRH Devanagari Extra"/>
+                <w:color w:val="000000"/>
+                <w:sz w:val="40"/>
+                <w:szCs w:val="40"/>
+                <w:lang w:bidi="ml-IN"/>
+              </w:rPr>
+              <w:t>rÉSè uÉæ</w:t>
             </w:r>
             <w:r>
               <w:rPr>
@@ -2016,39 +3119,26 @@
               </w:rPr>
               <w:t>ÉlÉ</w:t>
             </w:r>
-            <w:proofErr w:type="spellEnd"/>
-            <w:r>
-              <w:rPr>
-                <w:rFonts w:ascii="BRH Malayalam Extra" w:hAnsi="BRH Malayalam Extra" w:cs="BRH Devanagari Extra"/>
-                <w:color w:val="000000"/>
-                <w:sz w:val="32"/>
-                <w:szCs w:val="40"/>
-                <w:lang w:bidi="ml-IN"/>
-              </w:rPr>
-              <w:t>–</w:t>
-            </w:r>
-            <w:r>
-              <w:rPr>
-                <w:rFonts w:ascii="BRH Devanagari Extra" w:hAnsi="BRH Devanagari Extra" w:cs="BRH Devanagari Extra"/>
-                <w:color w:val="000000"/>
-                <w:sz w:val="40"/>
-                <w:szCs w:val="40"/>
-                <w:lang w:bidi="ml-IN"/>
-              </w:rPr>
-              <w:t xml:space="preserve">UÈ | </w:t>
-            </w:r>
-            <w:proofErr w:type="spellStart"/>
-            <w:r>
-              <w:rPr>
-                <w:rFonts w:ascii="BRH Devanagari Extra" w:hAnsi="BRH Devanagari Extra" w:cs="BRH Devanagari Extra"/>
-                <w:color w:val="000000"/>
-                <w:sz w:val="40"/>
-                <w:szCs w:val="40"/>
-                <w:lang w:bidi="ml-IN"/>
-              </w:rPr>
-              <w:t>uÉæ</w:t>
-            </w:r>
-            <w:proofErr w:type="spellEnd"/>
+            <w:r>
+              <w:rPr>
+                <w:rFonts w:ascii="BRH Malayalam Extra" w:hAnsi="BRH Malayalam Extra" w:cs="BRH Devanagari Extra"/>
+                <w:color w:val="000000"/>
+                <w:sz w:val="32"/>
+                <w:szCs w:val="40"/>
+                <w:lang w:bidi="ml-IN"/>
+              </w:rPr>
+              <w:t>–</w:t>
+            </w:r>
+            <w:r>
+              <w:rPr>
+                <w:rFonts w:ascii="BRH Devanagari Extra" w:hAnsi="BRH Devanagari Extra" w:cs="BRH Devanagari Extra"/>
+                <w:color w:val="000000"/>
+                <w:sz w:val="40"/>
+                <w:szCs w:val="40"/>
+                <w:lang w:bidi="ml-IN"/>
+              </w:rPr>
+              <w:t>UÈ | uÉæ</w:t>
+            </w:r>
             <w:r>
               <w:rPr>
                 <w:rFonts w:ascii="BRH Malayalam Extra" w:hAnsi="BRH Malayalam Extra" w:cs="BRH Devanagari Extra"/>
@@ -2079,7 +3169,6 @@
               </w:rPr>
               <w:t>–</w:t>
             </w:r>
-            <w:proofErr w:type="spellStart"/>
             <w:r>
               <w:rPr>
                 <w:rFonts w:ascii="BRH Devanagari Extra" w:hAnsi="BRH Devanagari Extra" w:cs="BRH Devanagari Extra"/>
@@ -2090,70 +3179,45 @@
               </w:rPr>
               <w:t>lÉ</w:t>
             </w:r>
-            <w:proofErr w:type="spellEnd"/>
-            <w:r>
-              <w:rPr>
-                <w:rFonts w:ascii="BRH Malayalam Extra" w:hAnsi="BRH Malayalam Extra" w:cs="BRH Devanagari Extra"/>
-                <w:color w:val="000000"/>
-                <w:sz w:val="32"/>
-                <w:szCs w:val="40"/>
-                <w:lang w:bidi="ml-IN"/>
-              </w:rPr>
-              <w:t>–</w:t>
-            </w:r>
-            <w:r>
-              <w:rPr>
-                <w:rFonts w:ascii="BRH Devanagari Extra" w:hAnsi="BRH Devanagari Extra" w:cs="BRH Devanagari Extra"/>
-                <w:color w:val="000000"/>
-                <w:sz w:val="40"/>
-                <w:szCs w:val="40"/>
-                <w:lang w:bidi="ml-IN"/>
-              </w:rPr>
-              <w:t xml:space="preserve">UÈ </w:t>
-            </w:r>
-            <w:proofErr w:type="spellStart"/>
-            <w:r>
-              <w:rPr>
-                <w:rFonts w:ascii="BRH Devanagari Extra" w:hAnsi="BRH Devanagari Extra" w:cs="BRH Devanagari Extra"/>
-                <w:color w:val="000000"/>
-                <w:sz w:val="40"/>
-                <w:szCs w:val="40"/>
-                <w:lang w:bidi="ml-IN"/>
-              </w:rPr>
-              <w:t>ÌmÉë</w:t>
-            </w:r>
-            <w:proofErr w:type="spellEnd"/>
-            <w:r>
-              <w:rPr>
-                <w:rFonts w:ascii="BRH Malayalam Extra" w:hAnsi="BRH Malayalam Extra" w:cs="BRH Devanagari Extra"/>
-                <w:color w:val="000000"/>
-                <w:sz w:val="32"/>
-                <w:szCs w:val="40"/>
-                <w:lang w:bidi="ml-IN"/>
-              </w:rPr>
-              <w:t>–</w:t>
-            </w:r>
-            <w:proofErr w:type="spellStart"/>
-            <w:r>
-              <w:rPr>
-                <w:rFonts w:ascii="BRH Devanagari Extra" w:hAnsi="BRH Devanagari Extra" w:cs="BRH Devanagari Extra"/>
-                <w:color w:val="000000"/>
-                <w:sz w:val="40"/>
-                <w:szCs w:val="40"/>
-                <w:lang w:bidi="ml-IN"/>
-              </w:rPr>
-              <w:t>rÉÉqÉç</w:t>
-            </w:r>
-            <w:proofErr w:type="spellEnd"/>
-            <w:r>
-              <w:rPr>
-                <w:rFonts w:ascii="BRH Devanagari Extra" w:hAnsi="BRH Devanagari Extra" w:cs="BRH Devanagari Extra"/>
-                <w:color w:val="000000"/>
-                <w:sz w:val="40"/>
-                <w:szCs w:val="40"/>
-                <w:lang w:bidi="ml-IN"/>
-              </w:rPr>
-              <w:t xml:space="preserve"> |</w:t>
+            <w:r>
+              <w:rPr>
+                <w:rFonts w:ascii="BRH Malayalam Extra" w:hAnsi="BRH Malayalam Extra" w:cs="BRH Devanagari Extra"/>
+                <w:color w:val="000000"/>
+                <w:sz w:val="32"/>
+                <w:szCs w:val="40"/>
+                <w:lang w:bidi="ml-IN"/>
+              </w:rPr>
+              <w:t>–</w:t>
+            </w:r>
+            <w:r>
+              <w:rPr>
+                <w:rFonts w:ascii="BRH Devanagari Extra" w:hAnsi="BRH Devanagari Extra" w:cs="BRH Devanagari Extra"/>
+                <w:color w:val="000000"/>
+                <w:sz w:val="40"/>
+                <w:szCs w:val="40"/>
+                <w:lang w:bidi="ml-IN"/>
+              </w:rPr>
+              <w:t>UÈ ÌmÉë</w:t>
+            </w:r>
+            <w:r>
+              <w:rPr>
+                <w:rFonts w:ascii="BRH Malayalam Extra" w:hAnsi="BRH Malayalam Extra" w:cs="BRH Devanagari Extra"/>
+                <w:color w:val="000000"/>
+                <w:sz w:val="32"/>
+                <w:szCs w:val="40"/>
+                <w:lang w:bidi="ml-IN"/>
+              </w:rPr>
+              <w:t>–</w:t>
+            </w:r>
+            <w:r>
+              <w:rPr>
+                <w:rFonts w:ascii="BRH Devanagari Extra" w:hAnsi="BRH Devanagari Extra" w:cs="BRH Devanagari Extra"/>
+                <w:color w:val="000000"/>
+                <w:sz w:val="40"/>
+                <w:szCs w:val="40"/>
+                <w:lang w:bidi="ml-IN"/>
+              </w:rPr>
+              <w:t>rÉÉqÉç |</w:t>
             </w:r>
           </w:p>
         </w:tc>
@@ -2287,7 +3351,6 @@
                 <w:lang w:val="en-IN" w:eastAsia="en-IN" w:bidi="ml-IN"/>
               </w:rPr>
             </w:pPr>
-            <w:proofErr w:type="spellStart"/>
             <w:r>
               <w:rPr>
                 <w:rFonts w:ascii="BRH Devanagari Extra" w:hAnsi="BRH Devanagari Extra" w:cs="BRH Devanagari Extra"/>
@@ -2299,7 +3362,6 @@
               </w:rPr>
               <w:t>rÉ</w:t>
             </w:r>
-            <w:proofErr w:type="spellEnd"/>
             <w:r>
               <w:rPr>
                 <w:rFonts w:ascii="BRH Malayalam Extra" w:hAnsi="BRH Malayalam Extra" w:cs="BRH Devanagari Extra"/>
@@ -2311,159 +3373,75 @@
               </w:rPr>
               <w:t>–</w:t>
             </w:r>
-            <w:proofErr w:type="spellStart"/>
-            <w:r>
-              <w:rPr>
-                <w:rFonts w:ascii="BRH Devanagari Extra" w:hAnsi="BRH Devanagari Extra" w:cs="BRH Devanagari Extra"/>
-                <w:color w:val="000000"/>
-                <w:sz w:val="40"/>
-                <w:szCs w:val="40"/>
-                <w:lang w:bidi="ml-IN"/>
-              </w:rPr>
-              <w:t>lÉÌ£üþ</w:t>
-            </w:r>
-            <w:proofErr w:type="spellEnd"/>
-            <w:r>
-              <w:rPr>
-                <w:rFonts w:ascii="BRH Devanagari Extra" w:hAnsi="BRH Devanagari Extra" w:cs="BRH Devanagari Extra"/>
-                <w:color w:val="000000"/>
-                <w:sz w:val="40"/>
-                <w:szCs w:val="40"/>
-                <w:lang w:bidi="ml-IN"/>
-              </w:rPr>
-              <w:t xml:space="preserve"> </w:t>
-            </w:r>
-            <w:proofErr w:type="spellStart"/>
-            <w:r>
-              <w:rPr>
-                <w:rFonts w:ascii="BRH Devanagari Extra" w:hAnsi="BRH Devanagari Extra" w:cs="BRH Devanagari Extra"/>
-                <w:color w:val="000000"/>
-                <w:sz w:val="40"/>
-                <w:szCs w:val="40"/>
-                <w:lang w:bidi="ml-IN"/>
-              </w:rPr>
-              <w:t>rÉÑ</w:t>
-            </w:r>
-            <w:proofErr w:type="spellEnd"/>
-            <w:r>
-              <w:rPr>
-                <w:rFonts w:ascii="BRH Malayalam Extra" w:hAnsi="BRH Malayalam Extra" w:cs="BRH Devanagari Extra"/>
-                <w:color w:val="000000"/>
-                <w:sz w:val="32"/>
-                <w:szCs w:val="40"/>
-                <w:lang w:bidi="ml-IN"/>
-              </w:rPr>
-              <w:t>–</w:t>
-            </w:r>
-            <w:proofErr w:type="spellStart"/>
-            <w:r>
-              <w:rPr>
-                <w:rFonts w:ascii="BRH Devanagari Extra" w:hAnsi="BRH Devanagari Extra" w:cs="BRH Devanagari Extra"/>
-                <w:color w:val="000000"/>
-                <w:sz w:val="40"/>
-                <w:szCs w:val="40"/>
-                <w:lang w:bidi="ml-IN"/>
-              </w:rPr>
-              <w:t>Xç£åü</w:t>
-            </w:r>
-            <w:proofErr w:type="spellEnd"/>
-            <w:r>
-              <w:rPr>
-                <w:rFonts w:ascii="BRH Devanagari Extra" w:hAnsi="BRH Devanagari Extra" w:cs="BRH Devanagari Extra"/>
-                <w:color w:val="000000"/>
-                <w:sz w:val="40"/>
-                <w:szCs w:val="40"/>
-                <w:lang w:bidi="ml-IN"/>
-              </w:rPr>
-              <w:t xml:space="preserve"> | </w:t>
-            </w:r>
-            <w:proofErr w:type="spellStart"/>
-            <w:r>
-              <w:rPr>
-                <w:rFonts w:ascii="BRH Devanagari Extra" w:hAnsi="BRH Devanagari Extra" w:cs="BRH Devanagari Extra"/>
-                <w:color w:val="000000"/>
-                <w:sz w:val="40"/>
-                <w:szCs w:val="40"/>
-                <w:lang w:bidi="ml-IN"/>
-              </w:rPr>
-              <w:t>rÉÑ</w:t>
-            </w:r>
-            <w:proofErr w:type="spellEnd"/>
-            <w:r>
-              <w:rPr>
-                <w:rFonts w:ascii="BRH Malayalam Extra" w:hAnsi="BRH Malayalam Extra" w:cs="BRH Devanagari Extra"/>
-                <w:color w:val="000000"/>
-                <w:sz w:val="32"/>
-                <w:szCs w:val="40"/>
-                <w:lang w:bidi="ml-IN"/>
-              </w:rPr>
-              <w:t>–</w:t>
-            </w:r>
-            <w:proofErr w:type="spellStart"/>
-            <w:r>
-              <w:rPr>
-                <w:rFonts w:ascii="BRH Devanagari Extra" w:hAnsi="BRH Devanagari Extra" w:cs="BRH Devanagari Extra"/>
-                <w:color w:val="000000"/>
-                <w:sz w:val="40"/>
-                <w:szCs w:val="40"/>
-                <w:lang w:bidi="ml-IN"/>
-              </w:rPr>
-              <w:t>Xç£åü</w:t>
-            </w:r>
-            <w:proofErr w:type="spellEnd"/>
-            <w:r>
-              <w:rPr>
-                <w:rFonts w:ascii="BRH Devanagari Extra" w:hAnsi="BRH Devanagari Extra" w:cs="BRH Devanagari Extra"/>
-                <w:color w:val="000000"/>
-                <w:sz w:val="40"/>
-                <w:szCs w:val="40"/>
-                <w:lang w:bidi="ml-IN"/>
-              </w:rPr>
-              <w:t xml:space="preserve"> </w:t>
-            </w:r>
-            <w:proofErr w:type="spellStart"/>
-            <w:r>
-              <w:rPr>
-                <w:rFonts w:ascii="BRH Devanagari Extra" w:hAnsi="BRH Devanagari Extra" w:cs="BRH Devanagari Extra"/>
-                <w:color w:val="000000"/>
-                <w:sz w:val="40"/>
-                <w:szCs w:val="40"/>
-                <w:lang w:bidi="ml-IN"/>
-              </w:rPr>
-              <w:t>rÉÑþgeÉÉ</w:t>
-            </w:r>
-            <w:proofErr w:type="spellEnd"/>
-            <w:r>
-              <w:rPr>
-                <w:rFonts w:ascii="BRH Malayalam Extra" w:hAnsi="BRH Malayalam Extra" w:cs="BRH Devanagari Extra"/>
-                <w:color w:val="000000"/>
-                <w:sz w:val="32"/>
-                <w:szCs w:val="40"/>
-                <w:lang w:bidi="ml-IN"/>
-              </w:rPr>
-              <w:t>–</w:t>
-            </w:r>
-            <w:proofErr w:type="spellStart"/>
-            <w:r>
-              <w:rPr>
-                <w:rFonts w:ascii="BRH Devanagari Extra" w:hAnsi="BRH Devanagari Extra" w:cs="BRH Devanagari Extra"/>
-                <w:color w:val="000000"/>
-                <w:sz w:val="40"/>
-                <w:szCs w:val="40"/>
-                <w:lang w:bidi="ml-IN"/>
-              </w:rPr>
-              <w:t>lÉåwÉÑþ</w:t>
-            </w:r>
-            <w:proofErr w:type="spellEnd"/>
-            <w:r>
-              <w:rPr>
-                <w:rFonts w:ascii="BRH Devanagari Extra" w:hAnsi="BRH Devanagari Extra" w:cs="BRH Devanagari Extra"/>
-                <w:color w:val="000000"/>
-                <w:sz w:val="40"/>
-                <w:szCs w:val="40"/>
-                <w:lang w:bidi="ml-IN"/>
-              </w:rPr>
-              <w:t xml:space="preserve"> |</w:t>
+            <w:r>
+              <w:rPr>
+                <w:rFonts w:ascii="BRH Devanagari Extra" w:hAnsi="BRH Devanagari Extra" w:cs="BRH Devanagari Extra"/>
+                <w:color w:val="000000"/>
+                <w:sz w:val="40"/>
+                <w:szCs w:val="40"/>
+                <w:lang w:bidi="ml-IN"/>
+              </w:rPr>
+              <w:t>lÉÌ£üþ rÉÑ</w:t>
+            </w:r>
+            <w:r>
+              <w:rPr>
+                <w:rFonts w:ascii="BRH Malayalam Extra" w:hAnsi="BRH Malayalam Extra" w:cs="BRH Devanagari Extra"/>
+                <w:color w:val="000000"/>
+                <w:sz w:val="32"/>
+                <w:szCs w:val="40"/>
+                <w:lang w:bidi="ml-IN"/>
+              </w:rPr>
+              <w:t>–</w:t>
+            </w:r>
+            <w:r>
+              <w:rPr>
+                <w:rFonts w:ascii="BRH Devanagari Extra" w:hAnsi="BRH Devanagari Extra" w:cs="BRH Devanagari Extra"/>
+                <w:color w:val="000000"/>
+                <w:sz w:val="40"/>
+                <w:szCs w:val="40"/>
+                <w:lang w:bidi="ml-IN"/>
+              </w:rPr>
+              <w:t>Xç£åü | rÉÑ</w:t>
+            </w:r>
+            <w:r>
+              <w:rPr>
+                <w:rFonts w:ascii="BRH Malayalam Extra" w:hAnsi="BRH Malayalam Extra" w:cs="BRH Devanagari Extra"/>
+                <w:color w:val="000000"/>
+                <w:sz w:val="32"/>
+                <w:szCs w:val="40"/>
+                <w:lang w:bidi="ml-IN"/>
+              </w:rPr>
+              <w:t>–</w:t>
+            </w:r>
+            <w:r>
+              <w:rPr>
+                <w:rFonts w:ascii="BRH Devanagari Extra" w:hAnsi="BRH Devanagari Extra" w:cs="BRH Devanagari Extra"/>
+                <w:color w:val="000000"/>
+                <w:sz w:val="40"/>
+                <w:szCs w:val="40"/>
+                <w:lang w:bidi="ml-IN"/>
+              </w:rPr>
+              <w:t>Xç£åü rÉÑþgeÉÉ</w:t>
+            </w:r>
+            <w:r>
+              <w:rPr>
+                <w:rFonts w:ascii="BRH Malayalam Extra" w:hAnsi="BRH Malayalam Extra" w:cs="BRH Devanagari Extra"/>
+                <w:color w:val="000000"/>
+                <w:sz w:val="32"/>
+                <w:szCs w:val="40"/>
+                <w:lang w:bidi="ml-IN"/>
+              </w:rPr>
+              <w:t>–</w:t>
+            </w:r>
+            <w:r>
+              <w:rPr>
+                <w:rFonts w:ascii="BRH Devanagari Extra" w:hAnsi="BRH Devanagari Extra" w:cs="BRH Devanagari Extra"/>
+                <w:color w:val="000000"/>
+                <w:sz w:val="40"/>
+                <w:szCs w:val="40"/>
+                <w:lang w:bidi="ml-IN"/>
+              </w:rPr>
+              <w:t>lÉåwÉÑþ |</w:t>
             </w:r>
           </w:p>
         </w:tc>
@@ -2486,7 +3464,6 @@
                 <w:lang w:val="en-IN" w:eastAsia="en-IN" w:bidi="ml-IN"/>
               </w:rPr>
             </w:pPr>
-            <w:proofErr w:type="spellStart"/>
             <w:r>
               <w:rPr>
                 <w:rFonts w:ascii="BRH Devanagari Extra" w:hAnsi="BRH Devanagari Extra" w:cs="BRH Devanagari Extra"/>
@@ -2508,170 +3485,85 @@
               </w:rPr>
               <w:t>Ñ</w:t>
             </w:r>
-            <w:proofErr w:type="spellEnd"/>
-            <w:r>
-              <w:rPr>
-                <w:rFonts w:ascii="BRH Malayalam Extra" w:hAnsi="BRH Malayalam Extra" w:cs="BRH Devanagari Extra"/>
-                <w:color w:val="000000"/>
-                <w:sz w:val="32"/>
-                <w:szCs w:val="40"/>
-                <w:lang w:bidi="ml-IN"/>
-              </w:rPr>
-              <w:t>–</w:t>
-            </w:r>
-            <w:proofErr w:type="spellStart"/>
-            <w:r>
-              <w:rPr>
-                <w:rFonts w:ascii="BRH Devanagari Extra" w:hAnsi="BRH Devanagari Extra" w:cs="BRH Devanagari Extra"/>
-                <w:color w:val="000000"/>
-                <w:sz w:val="40"/>
-                <w:szCs w:val="40"/>
-                <w:lang w:bidi="ml-IN"/>
-              </w:rPr>
-              <w:t>lÉÌ£üþ</w:t>
-            </w:r>
-            <w:proofErr w:type="spellEnd"/>
-            <w:r>
-              <w:rPr>
-                <w:rFonts w:ascii="BRH Devanagari Extra" w:hAnsi="BRH Devanagari Extra" w:cs="BRH Devanagari Extra"/>
-                <w:color w:val="000000"/>
-                <w:sz w:val="40"/>
-                <w:szCs w:val="40"/>
-                <w:lang w:bidi="ml-IN"/>
-              </w:rPr>
-              <w:t xml:space="preserve"> </w:t>
-            </w:r>
-            <w:proofErr w:type="spellStart"/>
-            <w:r>
-              <w:rPr>
-                <w:rFonts w:ascii="BRH Devanagari Extra" w:hAnsi="BRH Devanagari Extra" w:cs="BRH Devanagari Extra"/>
-                <w:color w:val="000000"/>
-                <w:sz w:val="40"/>
-                <w:szCs w:val="40"/>
-                <w:lang w:bidi="ml-IN"/>
-              </w:rPr>
-              <w:t>rÉÑ</w:t>
-            </w:r>
-            <w:proofErr w:type="spellEnd"/>
-            <w:r>
-              <w:rPr>
-                <w:rFonts w:ascii="BRH Malayalam Extra" w:hAnsi="BRH Malayalam Extra" w:cs="BRH Devanagari Extra"/>
-                <w:color w:val="000000"/>
-                <w:sz w:val="32"/>
-                <w:szCs w:val="40"/>
-                <w:lang w:bidi="ml-IN"/>
-              </w:rPr>
-              <w:t>–</w:t>
-            </w:r>
-            <w:proofErr w:type="spellStart"/>
-            <w:r>
-              <w:rPr>
-                <w:rFonts w:ascii="BRH Devanagari Extra" w:hAnsi="BRH Devanagari Extra" w:cs="BRH Devanagari Extra"/>
-                <w:color w:val="000000"/>
-                <w:sz w:val="40"/>
-                <w:szCs w:val="40"/>
-                <w:lang w:bidi="ml-IN"/>
-              </w:rPr>
-              <w:t>Xç£åü</w:t>
-            </w:r>
-            <w:proofErr w:type="spellEnd"/>
-            <w:r>
-              <w:rPr>
-                <w:rFonts w:ascii="BRH Devanagari Extra" w:hAnsi="BRH Devanagari Extra" w:cs="BRH Devanagari Extra"/>
-                <w:color w:val="000000"/>
-                <w:sz w:val="40"/>
-                <w:szCs w:val="40"/>
-                <w:lang w:bidi="ml-IN"/>
-              </w:rPr>
-              <w:t xml:space="preserve"> | </w:t>
-            </w:r>
-            <w:proofErr w:type="spellStart"/>
-            <w:r>
-              <w:rPr>
-                <w:rFonts w:ascii="BRH Devanagari Extra" w:hAnsi="BRH Devanagari Extra" w:cs="BRH Devanagari Extra"/>
-                <w:color w:val="000000"/>
-                <w:sz w:val="40"/>
-                <w:szCs w:val="40"/>
-                <w:lang w:bidi="ml-IN"/>
-              </w:rPr>
-              <w:t>rÉÑ</w:t>
-            </w:r>
-            <w:proofErr w:type="spellEnd"/>
-            <w:r>
-              <w:rPr>
-                <w:rFonts w:ascii="BRH Malayalam Extra" w:hAnsi="BRH Malayalam Extra" w:cs="BRH Devanagari Extra"/>
-                <w:color w:val="000000"/>
-                <w:sz w:val="32"/>
-                <w:szCs w:val="40"/>
-                <w:lang w:bidi="ml-IN"/>
-              </w:rPr>
-              <w:t>–</w:t>
-            </w:r>
-            <w:proofErr w:type="spellStart"/>
-            <w:r>
-              <w:rPr>
-                <w:rFonts w:ascii="BRH Devanagari Extra" w:hAnsi="BRH Devanagari Extra" w:cs="BRH Devanagari Extra"/>
-                <w:color w:val="000000"/>
-                <w:sz w:val="40"/>
-                <w:szCs w:val="40"/>
-                <w:lang w:bidi="ml-IN"/>
-              </w:rPr>
-              <w:t>Xç£åü</w:t>
-            </w:r>
-            <w:proofErr w:type="spellEnd"/>
-            <w:r>
-              <w:rPr>
-                <w:rFonts w:ascii="BRH Devanagari Extra" w:hAnsi="BRH Devanagari Extra" w:cs="BRH Devanagari Extra"/>
-                <w:color w:val="000000"/>
-                <w:sz w:val="40"/>
-                <w:szCs w:val="40"/>
-                <w:lang w:bidi="ml-IN"/>
-              </w:rPr>
-              <w:t xml:space="preserve"> </w:t>
-            </w:r>
-            <w:proofErr w:type="spellStart"/>
-            <w:r>
-              <w:rPr>
-                <w:rFonts w:ascii="BRH Devanagari Extra" w:hAnsi="BRH Devanagari Extra" w:cs="BRH Devanagari Extra"/>
-                <w:color w:val="000000"/>
-                <w:sz w:val="40"/>
-                <w:szCs w:val="40"/>
-                <w:lang w:bidi="ml-IN"/>
-              </w:rPr>
-              <w:t>rÉÑþgeÉÉ</w:t>
-            </w:r>
-            <w:proofErr w:type="spellEnd"/>
-            <w:r>
-              <w:rPr>
-                <w:rFonts w:ascii="BRH Malayalam Extra" w:hAnsi="BRH Malayalam Extra" w:cs="BRH Devanagari Extra"/>
-                <w:color w:val="000000"/>
-                <w:sz w:val="32"/>
-                <w:szCs w:val="40"/>
-                <w:lang w:bidi="ml-IN"/>
-              </w:rPr>
-              <w:t>–</w:t>
-            </w:r>
-            <w:proofErr w:type="spellStart"/>
-            <w:r>
-              <w:rPr>
-                <w:rFonts w:ascii="BRH Devanagari Extra" w:hAnsi="BRH Devanagari Extra" w:cs="BRH Devanagari Extra"/>
-                <w:color w:val="000000"/>
-                <w:sz w:val="40"/>
-                <w:szCs w:val="40"/>
-                <w:lang w:bidi="ml-IN"/>
-              </w:rPr>
-              <w:t>lÉåwÉÑþ</w:t>
-            </w:r>
-            <w:proofErr w:type="spellEnd"/>
-            <w:r>
-              <w:rPr>
-                <w:rFonts w:ascii="BRH Devanagari Extra" w:hAnsi="BRH Devanagari Extra" w:cs="BRH Devanagari Extra"/>
-                <w:color w:val="000000"/>
-                <w:sz w:val="40"/>
-                <w:szCs w:val="40"/>
-                <w:lang w:bidi="ml-IN"/>
-              </w:rPr>
-              <w:t xml:space="preserve"> |</w:t>
+            <w:r>
+              <w:rPr>
+                <w:rFonts w:ascii="BRH Malayalam Extra" w:hAnsi="BRH Malayalam Extra" w:cs="BRH Devanagari Extra"/>
+                <w:color w:val="000000"/>
+                <w:sz w:val="32"/>
+                <w:szCs w:val="40"/>
+                <w:lang w:bidi="ml-IN"/>
+              </w:rPr>
+              <w:t>–</w:t>
+            </w:r>
+            <w:r>
+              <w:rPr>
+                <w:rFonts w:ascii="BRH Devanagari Extra" w:hAnsi="BRH Devanagari Extra" w:cs="BRH Devanagari Extra"/>
+                <w:color w:val="000000"/>
+                <w:sz w:val="40"/>
+                <w:szCs w:val="40"/>
+                <w:lang w:bidi="ml-IN"/>
+              </w:rPr>
+              <w:t>lÉÌ£üþ rÉÑ</w:t>
+            </w:r>
+            <w:r>
+              <w:rPr>
+                <w:rFonts w:ascii="BRH Malayalam Extra" w:hAnsi="BRH Malayalam Extra" w:cs="BRH Devanagari Extra"/>
+                <w:color w:val="000000"/>
+                <w:sz w:val="32"/>
+                <w:szCs w:val="40"/>
+                <w:lang w:bidi="ml-IN"/>
+              </w:rPr>
+              <w:t>–</w:t>
+            </w:r>
+            <w:r>
+              <w:rPr>
+                <w:rFonts w:ascii="BRH Devanagari Extra" w:hAnsi="BRH Devanagari Extra" w:cs="BRH Devanagari Extra"/>
+                <w:color w:val="000000"/>
+                <w:sz w:val="40"/>
+                <w:szCs w:val="40"/>
+                <w:lang w:bidi="ml-IN"/>
+              </w:rPr>
+              <w:t>Xç£åü | rÉÑ</w:t>
+            </w:r>
+            <w:r>
+              <w:rPr>
+                <w:rFonts w:ascii="BRH Malayalam Extra" w:hAnsi="BRH Malayalam Extra" w:cs="BRH Devanagari Extra"/>
+                <w:color w:val="000000"/>
+                <w:sz w:val="32"/>
+                <w:szCs w:val="40"/>
+                <w:lang w:bidi="ml-IN"/>
+              </w:rPr>
+              <w:t>–</w:t>
+            </w:r>
+            <w:r>
+              <w:rPr>
+                <w:rFonts w:ascii="BRH Devanagari Extra" w:hAnsi="BRH Devanagari Extra" w:cs="BRH Devanagari Extra"/>
+                <w:color w:val="000000"/>
+                <w:sz w:val="40"/>
+                <w:szCs w:val="40"/>
+                <w:lang w:bidi="ml-IN"/>
+              </w:rPr>
+              <w:t>Xç£åü rÉÑþgeÉÉ</w:t>
+            </w:r>
+            <w:r>
+              <w:rPr>
+                <w:rFonts w:ascii="BRH Malayalam Extra" w:hAnsi="BRH Malayalam Extra" w:cs="BRH Devanagari Extra"/>
+                <w:color w:val="000000"/>
+                <w:sz w:val="32"/>
+                <w:szCs w:val="40"/>
+                <w:lang w:bidi="ml-IN"/>
+              </w:rPr>
+              <w:t>–</w:t>
+            </w:r>
+            <w:r>
+              <w:rPr>
+                <w:rFonts w:ascii="BRH Devanagari Extra" w:hAnsi="BRH Devanagari Extra" w:cs="BRH Devanagari Extra"/>
+                <w:color w:val="000000"/>
+                <w:sz w:val="40"/>
+                <w:szCs w:val="40"/>
+                <w:lang w:bidi="ml-IN"/>
+              </w:rPr>
+              <w:t>lÉåwÉÑþ |</w:t>
             </w:r>
           </w:p>
         </w:tc>
@@ -2709,7 +3601,6 @@
                 <w:sz w:val="28"/>
                 <w:szCs w:val="32"/>
               </w:rPr>
-              <w:lastRenderedPageBreak/>
               <w:t>T.S.5.5.6.2 – Kramam</w:t>
             </w:r>
           </w:p>
@@ -2806,7 +3697,6 @@
                 <w:lang w:val="en-IN" w:eastAsia="en-IN" w:bidi="ml-IN"/>
               </w:rPr>
             </w:pPr>
-            <w:proofErr w:type="spellStart"/>
             <w:r>
               <w:rPr>
                 <w:rFonts w:ascii="BRH Devanagari Extra" w:hAnsi="BRH Devanagari Extra" w:cs="BRH Devanagari Extra"/>
@@ -2817,18 +3707,16 @@
               </w:rPr>
               <w:t>sÉÉå</w:t>
             </w:r>
-            <w:proofErr w:type="spellEnd"/>
-            <w:r>
-              <w:rPr>
-                <w:rFonts w:ascii="BRH Malayalam Extra" w:hAnsi="BRH Malayalam Extra" w:cs="BRH Devanagari Extra"/>
-                <w:color w:val="000000"/>
-                <w:sz w:val="32"/>
-                <w:szCs w:val="40"/>
-                <w:lang w:bidi="ml-IN"/>
-              </w:rPr>
-              <w:t>–</w:t>
-            </w:r>
-            <w:proofErr w:type="spellStart"/>
+            <w:r>
+              <w:rPr>
+                <w:rFonts w:ascii="BRH Malayalam Extra" w:hAnsi="BRH Malayalam Extra" w:cs="BRH Devanagari Extra"/>
+                <w:color w:val="000000"/>
+                <w:sz w:val="32"/>
+                <w:szCs w:val="40"/>
+                <w:lang w:bidi="ml-IN"/>
+              </w:rPr>
+              <w:t>–</w:t>
+            </w:r>
             <w:r>
               <w:rPr>
                 <w:rFonts w:ascii="BRH Devanagari Extra" w:hAnsi="BRH Devanagari Extra" w:cs="BRH Devanagari Extra"/>
@@ -2839,72 +3727,46 @@
               </w:rPr>
               <w:t>Mü</w:t>
             </w:r>
-            <w:proofErr w:type="spellEnd"/>
-            <w:r>
-              <w:rPr>
-                <w:rFonts w:ascii="BRH Malayalam Extra" w:hAnsi="BRH Malayalam Extra" w:cs="BRH Devanagari Extra"/>
-                <w:color w:val="000000"/>
-                <w:sz w:val="32"/>
-                <w:szCs w:val="40"/>
-                <w:lang w:bidi="ml-IN"/>
-              </w:rPr>
-              <w:t>–</w:t>
-            </w:r>
-            <w:proofErr w:type="spellStart"/>
-            <w:r>
-              <w:rPr>
-                <w:rFonts w:ascii="BRH Devanagari Extra" w:hAnsi="BRH Devanagari Extra" w:cs="BRH Devanagari Extra"/>
-                <w:color w:val="000000"/>
-                <w:sz w:val="40"/>
-                <w:szCs w:val="40"/>
-                <w:lang w:bidi="ml-IN"/>
-              </w:rPr>
-              <w:t>qÉçmÉ</w:t>
-            </w:r>
-            <w:proofErr w:type="spellEnd"/>
-            <w:r>
-              <w:rPr>
-                <w:rFonts w:ascii="BRH Devanagari Extra" w:hAnsi="BRH Devanagari Extra" w:cs="BRH Devanagari Extra"/>
-                <w:color w:val="000000"/>
-                <w:sz w:val="40"/>
-                <w:szCs w:val="40"/>
-                <w:lang w:bidi="ml-IN"/>
-              </w:rPr>
-              <w:t>×</w:t>
-            </w:r>
-            <w:r>
-              <w:rPr>
-                <w:rFonts w:ascii="BRH Malayalam Extra" w:hAnsi="BRH Malayalam Extra" w:cs="BRH Devanagari Extra"/>
-                <w:color w:val="000000"/>
-                <w:sz w:val="32"/>
-                <w:szCs w:val="40"/>
-                <w:lang w:bidi="ml-IN"/>
-              </w:rPr>
-              <w:t>–</w:t>
-            </w:r>
-            <w:proofErr w:type="spellStart"/>
-            <w:r>
-              <w:rPr>
-                <w:rFonts w:ascii="BRH Devanagari Extra" w:hAnsi="BRH Devanagari Extra" w:cs="BRH Devanagari Extra"/>
-                <w:color w:val="000000"/>
-                <w:sz w:val="40"/>
-                <w:szCs w:val="40"/>
-                <w:lang w:bidi="ml-IN"/>
-              </w:rPr>
-              <w:t>hÉåÌiÉþ</w:t>
-            </w:r>
-            <w:proofErr w:type="spellEnd"/>
-            <w:r>
-              <w:rPr>
-                <w:rFonts w:ascii="BRH Devanagari Extra" w:hAnsi="BRH Devanagari Extra" w:cs="BRH Devanagari Extra"/>
-                <w:color w:val="000000"/>
-                <w:sz w:val="40"/>
-                <w:szCs w:val="40"/>
-                <w:lang w:bidi="ml-IN"/>
-              </w:rPr>
-              <w:t xml:space="preserve"> </w:t>
-            </w:r>
-            <w:proofErr w:type="spellStart"/>
+            <w:r>
+              <w:rPr>
+                <w:rFonts w:ascii="BRH Malayalam Extra" w:hAnsi="BRH Malayalam Extra" w:cs="BRH Devanagari Extra"/>
+                <w:color w:val="000000"/>
+                <w:sz w:val="32"/>
+                <w:szCs w:val="40"/>
+                <w:lang w:bidi="ml-IN"/>
+              </w:rPr>
+              <w:t>–</w:t>
+            </w:r>
+            <w:r>
+              <w:rPr>
+                <w:rFonts w:ascii="BRH Devanagari Extra" w:hAnsi="BRH Devanagari Extra" w:cs="BRH Devanagari Extra"/>
+                <w:color w:val="000000"/>
+                <w:sz w:val="40"/>
+                <w:szCs w:val="40"/>
+                <w:lang w:bidi="ml-IN"/>
+              </w:rPr>
+              <w:t>qÉçmÉ×</w:t>
+            </w:r>
+            <w:r>
+              <w:rPr>
+                <w:rFonts w:ascii="BRH Malayalam Extra" w:hAnsi="BRH Malayalam Extra" w:cs="BRH Devanagari Extra"/>
+                <w:color w:val="000000"/>
+                <w:sz w:val="32"/>
+                <w:szCs w:val="40"/>
+                <w:lang w:bidi="ml-IN"/>
+              </w:rPr>
+              <w:t>–</w:t>
+            </w:r>
+            <w:r>
+              <w:rPr>
+                <w:rFonts w:ascii="BRH Devanagari Extra" w:hAnsi="BRH Devanagari Extra" w:cs="BRH Devanagari Extra"/>
+                <w:color w:val="000000"/>
+                <w:sz w:val="40"/>
+                <w:szCs w:val="40"/>
+                <w:lang w:bidi="ml-IN"/>
+              </w:rPr>
+              <w:t xml:space="preserve">hÉåÌiÉþ </w:t>
+            </w:r>
             <w:r>
               <w:rPr>
                 <w:rFonts w:ascii="BRH Devanagari Extra" w:hAnsi="BRH Devanagari Extra" w:cs="BRH Devanagari Extra"/>
@@ -2926,92 +3788,45 @@
               </w:rPr>
               <w:t>å</w:t>
             </w:r>
-            <w:proofErr w:type="spellEnd"/>
-            <w:r>
-              <w:rPr>
-                <w:rFonts w:ascii="BRH Malayalam Extra" w:hAnsi="BRH Malayalam Extra" w:cs="BRH Devanagari Extra"/>
-                <w:color w:val="000000"/>
-                <w:sz w:val="32"/>
-                <w:szCs w:val="40"/>
-                <w:lang w:bidi="ml-IN"/>
-              </w:rPr>
-              <w:t>–</w:t>
-            </w:r>
-            <w:proofErr w:type="spellStart"/>
-            <w:r>
-              <w:rPr>
-                <w:rFonts w:ascii="BRH Devanagari Extra" w:hAnsi="BRH Devanagari Extra" w:cs="BRH Devanagari Extra"/>
-                <w:color w:val="000000"/>
-                <w:sz w:val="40"/>
-                <w:szCs w:val="40"/>
-                <w:lang w:bidi="ml-IN"/>
-              </w:rPr>
-              <w:t>MüqÉç</w:t>
-            </w:r>
-            <w:proofErr w:type="spellEnd"/>
-            <w:r>
-              <w:rPr>
-                <w:rFonts w:ascii="BRH Devanagari Extra" w:hAnsi="BRH Devanagari Extra" w:cs="BRH Devanagari Extra"/>
-                <w:color w:val="000000"/>
-                <w:sz w:val="40"/>
-                <w:szCs w:val="40"/>
-                <w:lang w:bidi="ml-IN"/>
-              </w:rPr>
-              <w:t xml:space="preserve"> - </w:t>
-            </w:r>
-            <w:proofErr w:type="spellStart"/>
-            <w:r>
-              <w:rPr>
-                <w:rFonts w:ascii="BRH Devanagari Extra" w:hAnsi="BRH Devanagari Extra" w:cs="BRH Devanagari Extra"/>
-                <w:color w:val="000000"/>
-                <w:sz w:val="40"/>
-                <w:szCs w:val="40"/>
-                <w:lang w:bidi="ml-IN"/>
-              </w:rPr>
-              <w:t>mÉ</w:t>
-            </w:r>
-            <w:proofErr w:type="spellEnd"/>
-            <w:r>
-              <w:rPr>
-                <w:rFonts w:ascii="BRH Devanagari Extra" w:hAnsi="BRH Devanagari Extra" w:cs="BRH Devanagari Extra"/>
-                <w:color w:val="000000"/>
-                <w:sz w:val="40"/>
-                <w:szCs w:val="40"/>
-                <w:lang w:bidi="ml-IN"/>
-              </w:rPr>
-              <w:t>×</w:t>
-            </w:r>
-            <w:r>
-              <w:rPr>
-                <w:rFonts w:ascii="BRH Malayalam Extra" w:hAnsi="BRH Malayalam Extra" w:cs="BRH Devanagari Extra"/>
-                <w:color w:val="000000"/>
-                <w:sz w:val="32"/>
-                <w:szCs w:val="40"/>
-                <w:lang w:bidi="ml-IN"/>
-              </w:rPr>
-              <w:t>–</w:t>
-            </w:r>
-            <w:proofErr w:type="spellStart"/>
-            <w:r>
-              <w:rPr>
-                <w:rFonts w:ascii="BRH Devanagari Extra" w:hAnsi="BRH Devanagari Extra" w:cs="BRH Devanagari Extra"/>
-                <w:color w:val="000000"/>
-                <w:sz w:val="40"/>
-                <w:szCs w:val="40"/>
-                <w:lang w:bidi="ml-IN"/>
-              </w:rPr>
-              <w:t>hÉÉ</w:t>
-            </w:r>
-            <w:proofErr w:type="spellEnd"/>
-            <w:r>
-              <w:rPr>
-                <w:rFonts w:ascii="BRH Devanagari Extra" w:hAnsi="BRH Devanagari Extra" w:cs="BRH Devanagari Extra"/>
-                <w:color w:val="000000"/>
-                <w:sz w:val="40"/>
-                <w:szCs w:val="40"/>
-                <w:lang w:bidi="ml-IN"/>
-              </w:rPr>
-              <w:t xml:space="preserve"> |</w:t>
+            <w:r>
+              <w:rPr>
+                <w:rFonts w:ascii="BRH Malayalam Extra" w:hAnsi="BRH Malayalam Extra" w:cs="BRH Devanagari Extra"/>
+                <w:color w:val="000000"/>
+                <w:sz w:val="32"/>
+                <w:szCs w:val="40"/>
+                <w:lang w:bidi="ml-IN"/>
+              </w:rPr>
+              <w:t>–</w:t>
+            </w:r>
+            <w:r>
+              <w:rPr>
+                <w:rFonts w:ascii="BRH Devanagari Extra" w:hAnsi="BRH Devanagari Extra" w:cs="BRH Devanagari Extra"/>
+                <w:color w:val="000000"/>
+                <w:sz w:val="40"/>
+                <w:szCs w:val="40"/>
+                <w:lang w:bidi="ml-IN"/>
+              </w:rPr>
+              <w:t>MüqÉç - mÉ×</w:t>
+            </w:r>
+            <w:r>
+              <w:rPr>
+                <w:rFonts w:ascii="BRH Malayalam Extra" w:hAnsi="BRH Malayalam Extra" w:cs="BRH Devanagari Extra"/>
+                <w:color w:val="000000"/>
+                <w:sz w:val="32"/>
+                <w:szCs w:val="40"/>
+                <w:lang w:bidi="ml-IN"/>
+              </w:rPr>
+              <w:t>–</w:t>
+            </w:r>
+            <w:r>
+              <w:rPr>
+                <w:rFonts w:ascii="BRH Devanagari Extra" w:hAnsi="BRH Devanagari Extra" w:cs="BRH Devanagari Extra"/>
+                <w:color w:val="000000"/>
+                <w:sz w:val="40"/>
+                <w:szCs w:val="40"/>
+                <w:lang w:bidi="ml-IN"/>
+              </w:rPr>
+              <w:t>hÉÉ |</w:t>
             </w:r>
           </w:p>
         </w:tc>
@@ -3034,7 +3849,6 @@
                 <w:lang w:val="en-IN" w:eastAsia="en-IN" w:bidi="ml-IN"/>
               </w:rPr>
             </w:pPr>
-            <w:proofErr w:type="spellStart"/>
             <w:r>
               <w:rPr>
                 <w:rFonts w:ascii="BRH Devanagari Extra" w:hAnsi="BRH Devanagari Extra" w:cs="BRH Devanagari Extra"/>
@@ -3045,18 +3859,16 @@
               </w:rPr>
               <w:t>sÉÉå</w:t>
             </w:r>
-            <w:proofErr w:type="spellEnd"/>
-            <w:r>
-              <w:rPr>
-                <w:rFonts w:ascii="BRH Malayalam Extra" w:hAnsi="BRH Malayalam Extra" w:cs="BRH Devanagari Extra"/>
-                <w:color w:val="000000"/>
-                <w:sz w:val="32"/>
-                <w:szCs w:val="40"/>
-                <w:lang w:bidi="ml-IN"/>
-              </w:rPr>
-              <w:t>–</w:t>
-            </w:r>
-            <w:proofErr w:type="spellStart"/>
+            <w:r>
+              <w:rPr>
+                <w:rFonts w:ascii="BRH Malayalam Extra" w:hAnsi="BRH Malayalam Extra" w:cs="BRH Devanagari Extra"/>
+                <w:color w:val="000000"/>
+                <w:sz w:val="32"/>
+                <w:szCs w:val="40"/>
+                <w:lang w:bidi="ml-IN"/>
+              </w:rPr>
+              <w:t>–</w:t>
+            </w:r>
             <w:r>
               <w:rPr>
                 <w:rFonts w:ascii="BRH Devanagari Extra" w:hAnsi="BRH Devanagari Extra" w:cs="BRH Devanagari Extra"/>
@@ -3067,72 +3879,46 @@
               </w:rPr>
               <w:t>Mü</w:t>
             </w:r>
-            <w:proofErr w:type="spellEnd"/>
-            <w:r>
-              <w:rPr>
-                <w:rFonts w:ascii="BRH Malayalam Extra" w:hAnsi="BRH Malayalam Extra" w:cs="BRH Devanagari Extra"/>
-                <w:color w:val="000000"/>
-                <w:sz w:val="32"/>
-                <w:szCs w:val="40"/>
-                <w:lang w:bidi="ml-IN"/>
-              </w:rPr>
-              <w:t>–</w:t>
-            </w:r>
-            <w:proofErr w:type="spellStart"/>
-            <w:r>
-              <w:rPr>
-                <w:rFonts w:ascii="BRH Devanagari Extra" w:hAnsi="BRH Devanagari Extra" w:cs="BRH Devanagari Extra"/>
-                <w:color w:val="000000"/>
-                <w:sz w:val="40"/>
-                <w:szCs w:val="40"/>
-                <w:lang w:bidi="ml-IN"/>
-              </w:rPr>
-              <w:t>qÉçmÉ</w:t>
-            </w:r>
-            <w:proofErr w:type="spellEnd"/>
-            <w:r>
-              <w:rPr>
-                <w:rFonts w:ascii="BRH Devanagari Extra" w:hAnsi="BRH Devanagari Extra" w:cs="BRH Devanagari Extra"/>
-                <w:color w:val="000000"/>
-                <w:sz w:val="40"/>
-                <w:szCs w:val="40"/>
-                <w:lang w:bidi="ml-IN"/>
-              </w:rPr>
-              <w:t>×</w:t>
-            </w:r>
-            <w:r>
-              <w:rPr>
-                <w:rFonts w:ascii="BRH Malayalam Extra" w:hAnsi="BRH Malayalam Extra" w:cs="BRH Devanagari Extra"/>
-                <w:color w:val="000000"/>
-                <w:sz w:val="32"/>
-                <w:szCs w:val="40"/>
-                <w:lang w:bidi="ml-IN"/>
-              </w:rPr>
-              <w:t>–</w:t>
-            </w:r>
-            <w:proofErr w:type="spellStart"/>
-            <w:r>
-              <w:rPr>
-                <w:rFonts w:ascii="BRH Devanagari Extra" w:hAnsi="BRH Devanagari Extra" w:cs="BRH Devanagari Extra"/>
-                <w:color w:val="000000"/>
-                <w:sz w:val="40"/>
-                <w:szCs w:val="40"/>
-                <w:lang w:bidi="ml-IN"/>
-              </w:rPr>
-              <w:t>hÉåÌiÉþ</w:t>
-            </w:r>
-            <w:proofErr w:type="spellEnd"/>
-            <w:r>
-              <w:rPr>
-                <w:rFonts w:ascii="BRH Devanagari Extra" w:hAnsi="BRH Devanagari Extra" w:cs="BRH Devanagari Extra"/>
-                <w:color w:val="000000"/>
-                <w:sz w:val="40"/>
-                <w:szCs w:val="40"/>
-                <w:lang w:bidi="ml-IN"/>
-              </w:rPr>
-              <w:t xml:space="preserve"> </w:t>
-            </w:r>
-            <w:proofErr w:type="spellStart"/>
+            <w:r>
+              <w:rPr>
+                <w:rFonts w:ascii="BRH Malayalam Extra" w:hAnsi="BRH Malayalam Extra" w:cs="BRH Devanagari Extra"/>
+                <w:color w:val="000000"/>
+                <w:sz w:val="32"/>
+                <w:szCs w:val="40"/>
+                <w:lang w:bidi="ml-IN"/>
+              </w:rPr>
+              <w:t>–</w:t>
+            </w:r>
+            <w:r>
+              <w:rPr>
+                <w:rFonts w:ascii="BRH Devanagari Extra" w:hAnsi="BRH Devanagari Extra" w:cs="BRH Devanagari Extra"/>
+                <w:color w:val="000000"/>
+                <w:sz w:val="40"/>
+                <w:szCs w:val="40"/>
+                <w:lang w:bidi="ml-IN"/>
+              </w:rPr>
+              <w:t>qÉçmÉ×</w:t>
+            </w:r>
+            <w:r>
+              <w:rPr>
+                <w:rFonts w:ascii="BRH Malayalam Extra" w:hAnsi="BRH Malayalam Extra" w:cs="BRH Devanagari Extra"/>
+                <w:color w:val="000000"/>
+                <w:sz w:val="32"/>
+                <w:szCs w:val="40"/>
+                <w:lang w:bidi="ml-IN"/>
+              </w:rPr>
+              <w:t>–</w:t>
+            </w:r>
+            <w:r>
+              <w:rPr>
+                <w:rFonts w:ascii="BRH Devanagari Extra" w:hAnsi="BRH Devanagari Extra" w:cs="BRH Devanagari Extra"/>
+                <w:color w:val="000000"/>
+                <w:sz w:val="40"/>
+                <w:szCs w:val="40"/>
+                <w:lang w:bidi="ml-IN"/>
+              </w:rPr>
+              <w:t xml:space="preserve">hÉåÌiÉþ </w:t>
+            </w:r>
             <w:r>
               <w:rPr>
                 <w:rFonts w:ascii="BRH Devanagari Extra" w:hAnsi="BRH Devanagari Extra" w:cs="BRH Devanagari Extra"/>
@@ -3152,72 +3938,27 @@
                 <w:szCs w:val="40"/>
                 <w:lang w:bidi="ml-IN"/>
               </w:rPr>
-              <w:t>åMüqÉç</w:t>
-            </w:r>
-            <w:proofErr w:type="spellEnd"/>
-            <w:r>
-              <w:rPr>
-                <w:rFonts w:ascii="BRH Devanagari Extra" w:hAnsi="BRH Devanagari Extra" w:cs="BRH Devanagari Extra"/>
-                <w:color w:val="000000"/>
-                <w:sz w:val="40"/>
-                <w:szCs w:val="40"/>
-                <w:lang w:bidi="ml-IN"/>
-              </w:rPr>
-              <w:t xml:space="preserve"> - </w:t>
-            </w:r>
-            <w:proofErr w:type="spellStart"/>
-            <w:r>
-              <w:rPr>
-                <w:rFonts w:ascii="BRH Devanagari Extra" w:hAnsi="BRH Devanagari Extra" w:cs="BRH Devanagari Extra"/>
-                <w:color w:val="000000"/>
-                <w:sz w:val="40"/>
-                <w:szCs w:val="40"/>
-                <w:lang w:bidi="ml-IN"/>
-              </w:rPr>
-              <w:t>mÉ</w:t>
-            </w:r>
-            <w:proofErr w:type="spellEnd"/>
-            <w:r>
-              <w:rPr>
-                <w:rFonts w:ascii="BRH Devanagari Extra" w:hAnsi="BRH Devanagari Extra" w:cs="BRH Devanagari Extra"/>
-                <w:color w:val="000000"/>
-                <w:sz w:val="40"/>
-                <w:szCs w:val="40"/>
-                <w:lang w:bidi="ml-IN"/>
-              </w:rPr>
-              <w:t>×</w:t>
-            </w:r>
-            <w:r>
-              <w:rPr>
-                <w:rFonts w:ascii="BRH Malayalam Extra" w:hAnsi="BRH Malayalam Extra" w:cs="BRH Devanagari Extra"/>
-                <w:color w:val="000000"/>
-                <w:sz w:val="32"/>
-                <w:szCs w:val="40"/>
-                <w:lang w:bidi="ml-IN"/>
-              </w:rPr>
-              <w:t>–</w:t>
-            </w:r>
-            <w:proofErr w:type="spellStart"/>
-            <w:r>
-              <w:rPr>
-                <w:rFonts w:ascii="BRH Devanagari Extra" w:hAnsi="BRH Devanagari Extra" w:cs="BRH Devanagari Extra"/>
-                <w:color w:val="000000"/>
-                <w:sz w:val="40"/>
-                <w:szCs w:val="40"/>
-                <w:lang w:bidi="ml-IN"/>
-              </w:rPr>
-              <w:t>hÉÉ</w:t>
-            </w:r>
-            <w:proofErr w:type="spellEnd"/>
-            <w:r>
-              <w:rPr>
-                <w:rFonts w:ascii="BRH Devanagari Extra" w:hAnsi="BRH Devanagari Extra" w:cs="BRH Devanagari Extra"/>
-                <w:color w:val="000000"/>
-                <w:sz w:val="40"/>
-                <w:szCs w:val="40"/>
-                <w:lang w:bidi="ml-IN"/>
-              </w:rPr>
-              <w:t xml:space="preserve"> |</w:t>
+              <w:t>åMüqÉç - mÉ×</w:t>
+            </w:r>
+            <w:r>
+              <w:rPr>
+                <w:rFonts w:ascii="BRH Malayalam Extra" w:hAnsi="BRH Malayalam Extra" w:cs="BRH Devanagari Extra"/>
+                <w:color w:val="000000"/>
+                <w:sz w:val="32"/>
+                <w:szCs w:val="40"/>
+                <w:lang w:bidi="ml-IN"/>
+              </w:rPr>
+              <w:t>–</w:t>
+            </w:r>
+            <w:r>
+              <w:rPr>
+                <w:rFonts w:ascii="BRH Devanagari Extra" w:hAnsi="BRH Devanagari Extra" w:cs="BRH Devanagari Extra"/>
+                <w:color w:val="000000"/>
+                <w:sz w:val="40"/>
+                <w:szCs w:val="40"/>
+                <w:lang w:bidi="ml-IN"/>
+              </w:rPr>
+              <w:t>hÉÉ |</w:t>
             </w:r>
           </w:p>
         </w:tc>
@@ -3350,7 +4091,6 @@
                 <w:szCs w:val="40"/>
               </w:rPr>
             </w:pPr>
-            <w:proofErr w:type="spellStart"/>
             <w:r>
               <w:rPr>
                 <w:rFonts w:ascii="BRH Devanagari Extra" w:hAnsi="BRH Devanagari Extra" w:cs="BRH Devanagari Extra"/>
@@ -3361,7 +4101,6 @@
               </w:rPr>
               <w:t>iÉå</w:t>
             </w:r>
-            <w:proofErr w:type="spellEnd"/>
             <w:r>
               <w:rPr>
                 <w:rFonts w:ascii="BRH Malayalam Extra" w:hAnsi="BRH Malayalam Extra" w:cs="BRH Devanagari Extra"/>
@@ -3392,7 +4131,6 @@
               </w:rPr>
               <w:t>–</w:t>
             </w:r>
-            <w:proofErr w:type="spellStart"/>
             <w:r>
               <w:rPr>
                 <w:rFonts w:ascii="BRH Devanagari Extra" w:hAnsi="BRH Devanagari Extra" w:cs="BRH Devanagari Extra"/>
@@ -3403,7 +4141,6 @@
               </w:rPr>
               <w:t>Sì</w:t>
             </w:r>
-            <w:proofErr w:type="spellEnd"/>
             <w:r>
               <w:rPr>
                 <w:rFonts w:ascii="BRH Malayalam Extra" w:hAnsi="BRH Malayalam Extra" w:cs="BRH Devanagari Extra"/>
@@ -3424,7 +4161,6 @@
               </w:rPr>
               <w:t xml:space="preserve"> | </w:t>
             </w:r>
-            <w:proofErr w:type="spellStart"/>
             <w:r>
               <w:rPr>
                 <w:rFonts w:ascii="BRH Devanagari Extra" w:hAnsi="BRH Devanagari Extra" w:cs="BRH Devanagari Extra"/>
@@ -3446,38 +4182,25 @@
               </w:rPr>
               <w:t>SìÉå</w:t>
             </w:r>
-            <w:proofErr w:type="spellEnd"/>
-            <w:r>
-              <w:rPr>
-                <w:rFonts w:ascii="BRH Malayalam Extra" w:hAnsi="BRH Malayalam Extra" w:cs="BRH Devanagari Extra"/>
-                <w:color w:val="000000"/>
-                <w:sz w:val="32"/>
-                <w:szCs w:val="40"/>
-                <w:lang w:bidi="ml-IN"/>
-              </w:rPr>
-              <w:t>–</w:t>
-            </w:r>
-            <w:proofErr w:type="spellStart"/>
-            <w:r>
-              <w:rPr>
-                <w:rFonts w:ascii="BRH Devanagari Extra" w:hAnsi="BRH Devanagari Extra" w:cs="BRH Devanagari Extra"/>
-                <w:color w:val="000000"/>
-                <w:sz w:val="40"/>
-                <w:szCs w:val="40"/>
-                <w:lang w:bidi="ml-IN"/>
-              </w:rPr>
-              <w:t>mÉËUþ</w:t>
-            </w:r>
-            <w:proofErr w:type="spellEnd"/>
-            <w:r>
-              <w:rPr>
-                <w:rFonts w:ascii="BRH Devanagari Extra" w:hAnsi="BRH Devanagari Extra" w:cs="BRH Devanagari Extra"/>
-                <w:color w:val="000000"/>
-                <w:sz w:val="40"/>
-                <w:szCs w:val="40"/>
-                <w:lang w:bidi="ml-IN"/>
-              </w:rPr>
-              <w:t xml:space="preserve"> |</w:t>
+            <w:r>
+              <w:rPr>
+                <w:rFonts w:ascii="BRH Malayalam Extra" w:hAnsi="BRH Malayalam Extra" w:cs="BRH Devanagari Extra"/>
+                <w:color w:val="000000"/>
+                <w:sz w:val="32"/>
+                <w:szCs w:val="40"/>
+                <w:lang w:bidi="ml-IN"/>
+              </w:rPr>
+              <w:t>–</w:t>
+            </w:r>
+            <w:r>
+              <w:rPr>
+                <w:rFonts w:ascii="BRH Devanagari Extra" w:hAnsi="BRH Devanagari Extra" w:cs="BRH Devanagari Extra"/>
+                <w:color w:val="000000"/>
+                <w:sz w:val="40"/>
+                <w:szCs w:val="40"/>
+                <w:lang w:bidi="ml-IN"/>
+              </w:rPr>
+              <w:t>mÉËUþ |</w:t>
             </w:r>
           </w:p>
         </w:tc>
@@ -3499,7 +4222,6 @@
                 <w:szCs w:val="40"/>
               </w:rPr>
             </w:pPr>
-            <w:proofErr w:type="spellStart"/>
             <w:r>
               <w:rPr>
                 <w:rFonts w:ascii="BRH Devanagari Extra" w:hAnsi="BRH Devanagari Extra" w:cs="BRH Devanagari Extra"/>
@@ -3510,7 +4232,6 @@
               </w:rPr>
               <w:t>iÉå</w:t>
             </w:r>
-            <w:proofErr w:type="spellEnd"/>
             <w:r>
               <w:rPr>
                 <w:rFonts w:ascii="BRH Malayalam Extra" w:hAnsi="BRH Malayalam Extra" w:cs="BRH Devanagari Extra"/>
@@ -3541,7 +4262,6 @@
               </w:rPr>
               <w:t>–</w:t>
             </w:r>
-            <w:proofErr w:type="spellStart"/>
             <w:r>
               <w:rPr>
                 <w:rFonts w:ascii="BRH Devanagari Extra" w:hAnsi="BRH Devanagari Extra" w:cs="BRH Devanagari Extra"/>
@@ -3552,7 +4272,6 @@
               </w:rPr>
               <w:t>Sì</w:t>
             </w:r>
-            <w:proofErr w:type="spellEnd"/>
             <w:r>
               <w:rPr>
                 <w:rFonts w:ascii="BRH Malayalam Extra" w:hAnsi="BRH Malayalam Extra" w:cs="BRH Devanagari Extra"/>
@@ -3594,7 +4313,6 @@
               </w:rPr>
               <w:t>–</w:t>
             </w:r>
-            <w:proofErr w:type="spellStart"/>
             <w:r>
               <w:rPr>
                 <w:rFonts w:ascii="BRH Devanagari Extra" w:hAnsi="BRH Devanagari Extra" w:cs="BRH Devanagari Extra"/>
@@ -3605,38 +4323,25 @@
               </w:rPr>
               <w:t>SìÉå</w:t>
             </w:r>
-            <w:proofErr w:type="spellEnd"/>
-            <w:r>
-              <w:rPr>
-                <w:rFonts w:ascii="BRH Malayalam Extra" w:hAnsi="BRH Malayalam Extra" w:cs="BRH Devanagari Extra"/>
-                <w:color w:val="000000"/>
-                <w:sz w:val="32"/>
-                <w:szCs w:val="40"/>
-                <w:lang w:bidi="ml-IN"/>
-              </w:rPr>
-              <w:t>–</w:t>
-            </w:r>
-            <w:proofErr w:type="spellStart"/>
-            <w:r>
-              <w:rPr>
-                <w:rFonts w:ascii="BRH Devanagari Extra" w:hAnsi="BRH Devanagari Extra" w:cs="BRH Devanagari Extra"/>
-                <w:color w:val="000000"/>
-                <w:sz w:val="40"/>
-                <w:szCs w:val="40"/>
-                <w:lang w:bidi="ml-IN"/>
-              </w:rPr>
-              <w:t>mÉËUþ</w:t>
-            </w:r>
-            <w:proofErr w:type="spellEnd"/>
-            <w:r>
-              <w:rPr>
-                <w:rFonts w:ascii="BRH Devanagari Extra" w:hAnsi="BRH Devanagari Extra" w:cs="BRH Devanagari Extra"/>
-                <w:color w:val="000000"/>
-                <w:sz w:val="40"/>
-                <w:szCs w:val="40"/>
-                <w:lang w:bidi="ml-IN"/>
-              </w:rPr>
-              <w:t xml:space="preserve"> |</w:t>
+            <w:r>
+              <w:rPr>
+                <w:rFonts w:ascii="BRH Malayalam Extra" w:hAnsi="BRH Malayalam Extra" w:cs="BRH Devanagari Extra"/>
+                <w:color w:val="000000"/>
+                <w:sz w:val="32"/>
+                <w:szCs w:val="40"/>
+                <w:lang w:bidi="ml-IN"/>
+              </w:rPr>
+              <w:t>–</w:t>
+            </w:r>
+            <w:r>
+              <w:rPr>
+                <w:rFonts w:ascii="BRH Devanagari Extra" w:hAnsi="BRH Devanagari Extra" w:cs="BRH Devanagari Extra"/>
+                <w:color w:val="000000"/>
+                <w:sz w:val="40"/>
+                <w:szCs w:val="40"/>
+                <w:lang w:bidi="ml-IN"/>
+              </w:rPr>
+              <w:t>mÉËUþ |</w:t>
             </w:r>
           </w:p>
         </w:tc>
@@ -3674,6 +4379,7 @@
                 <w:sz w:val="28"/>
                 <w:szCs w:val="32"/>
               </w:rPr>
+              <w:lastRenderedPageBreak/>
               <w:t>T.S.5.5.8.2 – Kramam</w:t>
             </w:r>
           </w:p>
@@ -3770,7 +4476,6 @@
                 <w:lang w:bidi="ml-IN"/>
               </w:rPr>
             </w:pPr>
-            <w:proofErr w:type="spellStart"/>
             <w:r>
               <w:rPr>
                 <w:rFonts w:ascii="BRH Devanagari Extra" w:hAnsi="BRH Devanagari Extra" w:cs="BRH Devanagari Extra"/>
@@ -3781,7 +4486,6 @@
               </w:rPr>
               <w:t>xÉÉ</w:t>
             </w:r>
-            <w:proofErr w:type="spellEnd"/>
             <w:r>
               <w:rPr>
                 <w:rFonts w:ascii="BRH Malayalam Extra" w:hAnsi="BRH Malayalam Extra" w:cs="BRH Devanagari Extra"/>
@@ -3812,7 +4516,6 @@
               </w:rPr>
               <w:t>–</w:t>
             </w:r>
-            <w:proofErr w:type="spellStart"/>
             <w:r>
               <w:rPr>
                 <w:rFonts w:ascii="BRH Devanagari Extra" w:hAnsi="BRH Devanagari Extra" w:cs="BRH Devanagari Extra"/>
@@ -3823,18 +4526,16 @@
               </w:rPr>
               <w:t>rÉÉ</w:t>
             </w:r>
-            <w:proofErr w:type="spellEnd"/>
-            <w:r>
-              <w:rPr>
-                <w:rFonts w:ascii="BRH Malayalam Extra" w:hAnsi="BRH Malayalam Extra" w:cs="BRH Devanagari Extra"/>
-                <w:color w:val="000000"/>
-                <w:sz w:val="32"/>
-                <w:szCs w:val="40"/>
-                <w:lang w:bidi="ml-IN"/>
-              </w:rPr>
-              <w:t>–</w:t>
-            </w:r>
-            <w:proofErr w:type="spellStart"/>
+            <w:r>
+              <w:rPr>
+                <w:rFonts w:ascii="BRH Malayalam Extra" w:hAnsi="BRH Malayalam Extra" w:cs="BRH Devanagari Extra"/>
+                <w:color w:val="000000"/>
+                <w:sz w:val="32"/>
+                <w:szCs w:val="40"/>
+                <w:lang w:bidi="ml-IN"/>
+              </w:rPr>
+              <w:t>–</w:t>
+            </w:r>
             <w:r>
               <w:rPr>
                 <w:rFonts w:ascii="BRH Devanagari Extra" w:hAnsi="BRH Devanagari Extra" w:cs="BRH Devanagari Extra"/>
@@ -3845,7 +4546,6 @@
               </w:rPr>
               <w:t>ÍqÉ</w:t>
             </w:r>
-            <w:proofErr w:type="spellEnd"/>
             <w:r>
               <w:rPr>
                 <w:rFonts w:ascii="BRH Malayalam Extra" w:hAnsi="BRH Malayalam Extra" w:cs="BRH Devanagari Extra"/>
@@ -3920,29 +4620,7 @@
                 <w:szCs w:val="40"/>
                 <w:lang w:bidi="ml-IN"/>
               </w:rPr>
-              <w:t xml:space="preserve"> </w:t>
-            </w:r>
-            <w:proofErr w:type="spellStart"/>
-            <w:r>
-              <w:rPr>
-                <w:rFonts w:ascii="BRH Devanagari Extra" w:hAnsi="BRH Devanagari Extra" w:cs="BRH Devanagari Extra"/>
-                <w:color w:val="000000"/>
-                <w:sz w:val="40"/>
-                <w:szCs w:val="40"/>
-                <w:lang w:bidi="ml-IN"/>
-              </w:rPr>
-              <w:t>NûlSþxÉÉ</w:t>
-            </w:r>
-            <w:proofErr w:type="spellEnd"/>
-            <w:r>
-              <w:rPr>
-                <w:rFonts w:ascii="BRH Devanagari Extra" w:hAnsi="BRH Devanagari Extra" w:cs="BRH Devanagari Extra"/>
-                <w:color w:val="000000"/>
-                <w:sz w:val="40"/>
-                <w:szCs w:val="40"/>
-                <w:lang w:bidi="ml-IN"/>
-              </w:rPr>
-              <w:t xml:space="preserve"> |</w:t>
+              <w:t xml:space="preserve"> NûlSþxÉÉ |</w:t>
             </w:r>
           </w:p>
         </w:tc>
@@ -3965,7 +4643,6 @@
                 <w:lang w:bidi="ml-IN"/>
               </w:rPr>
             </w:pPr>
-            <w:proofErr w:type="spellStart"/>
             <w:r>
               <w:rPr>
                 <w:rFonts w:ascii="BRH Devanagari Extra" w:hAnsi="BRH Devanagari Extra" w:cs="BRH Devanagari Extra"/>
@@ -3976,7 +4653,6 @@
               </w:rPr>
               <w:t>xÉÉ</w:t>
             </w:r>
-            <w:proofErr w:type="spellEnd"/>
             <w:r>
               <w:rPr>
                 <w:rFonts w:ascii="BRH Malayalam Extra" w:hAnsi="BRH Malayalam Extra" w:cs="BRH Devanagari Extra"/>
@@ -4007,7 +4683,6 @@
               </w:rPr>
               <w:t>–</w:t>
             </w:r>
-            <w:proofErr w:type="spellStart"/>
             <w:r>
               <w:rPr>
                 <w:rFonts w:ascii="BRH Devanagari Extra" w:hAnsi="BRH Devanagari Extra" w:cs="BRH Devanagari Extra"/>
@@ -4018,18 +4693,16 @@
               </w:rPr>
               <w:t>rÉÉ</w:t>
             </w:r>
-            <w:proofErr w:type="spellEnd"/>
-            <w:r>
-              <w:rPr>
-                <w:rFonts w:ascii="BRH Malayalam Extra" w:hAnsi="BRH Malayalam Extra" w:cs="BRH Devanagari Extra"/>
-                <w:color w:val="000000"/>
-                <w:sz w:val="32"/>
-                <w:szCs w:val="40"/>
-                <w:lang w:bidi="ml-IN"/>
-              </w:rPr>
-              <w:t>–</w:t>
-            </w:r>
-            <w:proofErr w:type="spellStart"/>
+            <w:r>
+              <w:rPr>
+                <w:rFonts w:ascii="BRH Malayalam Extra" w:hAnsi="BRH Malayalam Extra" w:cs="BRH Devanagari Extra"/>
+                <w:color w:val="000000"/>
+                <w:sz w:val="32"/>
+                <w:szCs w:val="40"/>
+                <w:lang w:bidi="ml-IN"/>
+              </w:rPr>
+              <w:t>–</w:t>
+            </w:r>
             <w:r>
               <w:rPr>
                 <w:rFonts w:ascii="BRH Devanagari Extra" w:hAnsi="BRH Devanagari Extra" w:cs="BRH Devanagari Extra"/>
@@ -4040,7 +4713,6 @@
               </w:rPr>
               <w:t>ÍqÉ</w:t>
             </w:r>
-            <w:proofErr w:type="spellEnd"/>
             <w:r>
               <w:rPr>
                 <w:rFonts w:ascii="BRH Malayalam Extra" w:hAnsi="BRH Malayalam Extra" w:cs="BRH Devanagari Extra"/>
@@ -4115,29 +4787,7 @@
                 <w:szCs w:val="40"/>
                 <w:lang w:bidi="ml-IN"/>
               </w:rPr>
-              <w:t xml:space="preserve"> </w:t>
-            </w:r>
-            <w:proofErr w:type="spellStart"/>
-            <w:r>
-              <w:rPr>
-                <w:rFonts w:ascii="BRH Devanagari Extra" w:hAnsi="BRH Devanagari Extra" w:cs="BRH Devanagari Extra"/>
-                <w:color w:val="000000"/>
-                <w:sz w:val="40"/>
-                <w:szCs w:val="40"/>
-                <w:lang w:bidi="ml-IN"/>
-              </w:rPr>
-              <w:t>NûlSþxÉÉ</w:t>
-            </w:r>
-            <w:proofErr w:type="spellEnd"/>
-            <w:r>
-              <w:rPr>
-                <w:rFonts w:ascii="BRH Devanagari Extra" w:hAnsi="BRH Devanagari Extra" w:cs="BRH Devanagari Extra"/>
-                <w:color w:val="000000"/>
-                <w:sz w:val="40"/>
-                <w:szCs w:val="40"/>
-                <w:lang w:bidi="ml-IN"/>
-              </w:rPr>
-              <w:t xml:space="preserve"> |</w:t>
+              <w:t xml:space="preserve"> NûlSþxÉÉ |</w:t>
             </w:r>
           </w:p>
         </w:tc>
@@ -4271,7 +4921,6 @@
                 <w:lang w:bidi="ml-IN"/>
               </w:rPr>
             </w:pPr>
-            <w:proofErr w:type="spellStart"/>
             <w:r>
               <w:rPr>
                 <w:rFonts w:ascii="BRH Devanagari Extra" w:hAnsi="BRH Devanagari Extra" w:cs="BRH Devanagari Extra"/>
@@ -4282,48 +4931,25 @@
               </w:rPr>
               <w:t>mÉÉXç£åüþlÉ</w:t>
             </w:r>
-            <w:proofErr w:type="spellEnd"/>
-            <w:r>
-              <w:rPr>
-                <w:rFonts w:ascii="BRH Malayalam Extra" w:hAnsi="BRH Malayalam Extra" w:cs="BRH Devanagari Extra"/>
-                <w:color w:val="000000"/>
-                <w:sz w:val="32"/>
-                <w:szCs w:val="40"/>
-                <w:lang w:bidi="ml-IN"/>
-              </w:rPr>
-              <w:t>–</w:t>
-            </w:r>
-            <w:r>
-              <w:rPr>
-                <w:rFonts w:ascii="BRH Devanagari Extra" w:hAnsi="BRH Devanagari Extra" w:cs="BRH Devanagari Extra"/>
-                <w:color w:val="000000"/>
-                <w:sz w:val="40"/>
-                <w:szCs w:val="40"/>
-                <w:lang w:bidi="ml-IN"/>
-              </w:rPr>
-              <w:t xml:space="preserve"> </w:t>
-            </w:r>
-            <w:proofErr w:type="spellStart"/>
-            <w:r>
-              <w:rPr>
-                <w:rFonts w:ascii="BRH Devanagari Extra" w:hAnsi="BRH Devanagari Extra" w:cs="BRH Devanagari Extra"/>
-                <w:color w:val="000000"/>
-                <w:sz w:val="40"/>
-                <w:szCs w:val="40"/>
-                <w:lang w:bidi="ml-IN"/>
-              </w:rPr>
-              <w:t>NûlSþxÉÉ</w:t>
-            </w:r>
-            <w:proofErr w:type="spellEnd"/>
-            <w:r>
-              <w:rPr>
-                <w:rFonts w:ascii="BRH Devanagari Extra" w:hAnsi="BRH Devanagari Extra" w:cs="BRH Devanagari Extra"/>
-                <w:color w:val="000000"/>
-                <w:sz w:val="40"/>
-                <w:szCs w:val="40"/>
-                <w:lang w:bidi="ml-IN"/>
-              </w:rPr>
-              <w:t xml:space="preserve"> | </w:t>
+            <w:r>
+              <w:rPr>
+                <w:rFonts w:ascii="BRH Malayalam Extra" w:hAnsi="BRH Malayalam Extra" w:cs="BRH Devanagari Extra"/>
+                <w:color w:val="000000"/>
+                <w:sz w:val="32"/>
+                <w:szCs w:val="40"/>
+                <w:lang w:bidi="ml-IN"/>
+              </w:rPr>
+              <w:t>–</w:t>
+            </w:r>
+            <w:r>
+              <w:rPr>
+                <w:rFonts w:ascii="BRH Devanagari Extra" w:hAnsi="BRH Devanagari Extra" w:cs="BRH Devanagari Extra"/>
+                <w:color w:val="000000"/>
+                <w:sz w:val="40"/>
+                <w:szCs w:val="40"/>
+                <w:lang w:bidi="ml-IN"/>
+              </w:rPr>
+              <w:t xml:space="preserve"> NûlSþxÉÉ | </w:t>
             </w:r>
           </w:p>
           <w:p>
@@ -4340,7 +4966,6 @@
                 <w:szCs w:val="40"/>
               </w:rPr>
             </w:pPr>
-            <w:proofErr w:type="spellStart"/>
             <w:r>
               <w:rPr>
                 <w:rFonts w:ascii="BRH Devanagari Extra" w:hAnsi="BRH Devanagari Extra" w:cs="BRH Devanagari Extra"/>
@@ -4362,60 +4987,35 @@
               </w:rPr>
               <w:t>þxÉÉ</w:t>
             </w:r>
-            <w:proofErr w:type="spellEnd"/>
-            <w:r>
-              <w:rPr>
-                <w:rFonts w:ascii="BRH Devanagari Extra" w:hAnsi="BRH Devanagari Extra" w:cs="BRH Devanagari Extra"/>
-                <w:color w:val="000000"/>
-                <w:sz w:val="40"/>
-                <w:szCs w:val="40"/>
-                <w:lang w:bidi="ml-IN"/>
-              </w:rPr>
-              <w:t xml:space="preserve"> </w:t>
-            </w:r>
-            <w:proofErr w:type="spellStart"/>
-            <w:r>
-              <w:rPr>
-                <w:rFonts w:ascii="BRH Devanagari Extra" w:hAnsi="BRH Devanagari Extra" w:cs="BRH Devanagari Extra"/>
-                <w:color w:val="000000"/>
-                <w:sz w:val="40"/>
-                <w:szCs w:val="40"/>
-                <w:lang w:bidi="ml-IN"/>
-              </w:rPr>
-              <w:t>oÉ×Wû</w:t>
-            </w:r>
-            <w:proofErr w:type="spellEnd"/>
-            <w:r>
-              <w:rPr>
-                <w:rFonts w:ascii="BRH Malayalam Extra" w:hAnsi="BRH Malayalam Extra" w:cs="BRH Devanagari Extra"/>
-                <w:color w:val="000000"/>
-                <w:sz w:val="32"/>
-                <w:szCs w:val="40"/>
-                <w:lang w:bidi="ml-IN"/>
-              </w:rPr>
-              <w:t>–</w:t>
-            </w:r>
-            <w:proofErr w:type="spellStart"/>
-            <w:r>
-              <w:rPr>
-                <w:rFonts w:ascii="BRH Devanagari Extra" w:hAnsi="BRH Devanagari Extra" w:cs="BRH Devanagari Extra"/>
-                <w:color w:val="000000"/>
-                <w:sz w:val="40"/>
-                <w:szCs w:val="40"/>
-                <w:lang w:bidi="ml-IN"/>
-              </w:rPr>
-              <w:t>xmÉÌiÉþlÉÉ</w:t>
-            </w:r>
-            <w:proofErr w:type="spellEnd"/>
-            <w:r>
-              <w:rPr>
-                <w:rFonts w:ascii="BRH Devanagari Extra" w:hAnsi="BRH Devanagari Extra" w:cs="BRH Devanagari Extra"/>
-                <w:color w:val="000000"/>
-                <w:sz w:val="40"/>
-                <w:szCs w:val="40"/>
-                <w:lang w:bidi="ml-IN"/>
-              </w:rPr>
-              <w:t xml:space="preserve"> |</w:t>
+            <w:r>
+              <w:rPr>
+                <w:rFonts w:ascii="BRH Devanagari Extra" w:hAnsi="BRH Devanagari Extra" w:cs="BRH Devanagari Extra"/>
+                <w:color w:val="000000"/>
+                <w:sz w:val="40"/>
+                <w:szCs w:val="40"/>
+                <w:lang w:bidi="ml-IN"/>
+              </w:rPr>
+              <w:t xml:space="preserve"> oÉ×Wû</w:t>
+            </w:r>
+            <w:r>
+              <w:rPr>
+                <w:rFonts w:ascii="BRH Malayalam Extra" w:hAnsi="BRH Malayalam Extra" w:cs="BRH Devanagari Extra"/>
+                <w:color w:val="000000"/>
+                <w:sz w:val="32"/>
+                <w:szCs w:val="40"/>
+                <w:lang w:bidi="ml-IN"/>
+              </w:rPr>
+              <w:t>–</w:t>
+            </w:r>
+            <w:r>
+              <w:rPr>
+                <w:rFonts w:ascii="BRH Devanagari Extra" w:hAnsi="BRH Devanagari Extra" w:cs="BRH Devanagari Extra"/>
+                <w:color w:val="000000"/>
+                <w:sz w:val="40"/>
+                <w:szCs w:val="40"/>
+                <w:lang w:bidi="ml-IN"/>
+              </w:rPr>
+              <w:t>xmÉÌiÉþlÉÉ |</w:t>
             </w:r>
           </w:p>
         </w:tc>
@@ -4438,7 +5038,6 @@
                 <w:lang w:bidi="ml-IN"/>
               </w:rPr>
             </w:pPr>
-            <w:proofErr w:type="spellStart"/>
             <w:r>
               <w:rPr>
                 <w:rFonts w:ascii="BRH Devanagari Extra" w:hAnsi="BRH Devanagari Extra" w:cs="BRH Devanagari Extra"/>
@@ -4449,48 +5048,25 @@
               </w:rPr>
               <w:t>mÉÉXç£åüþlÉ</w:t>
             </w:r>
-            <w:proofErr w:type="spellEnd"/>
-            <w:r>
-              <w:rPr>
-                <w:rFonts w:ascii="BRH Malayalam Extra" w:hAnsi="BRH Malayalam Extra" w:cs="BRH Devanagari Extra"/>
-                <w:color w:val="000000"/>
-                <w:sz w:val="32"/>
-                <w:szCs w:val="40"/>
-                <w:lang w:bidi="ml-IN"/>
-              </w:rPr>
-              <w:t>–</w:t>
-            </w:r>
-            <w:r>
-              <w:rPr>
-                <w:rFonts w:ascii="BRH Devanagari Extra" w:hAnsi="BRH Devanagari Extra" w:cs="BRH Devanagari Extra"/>
-                <w:color w:val="000000"/>
-                <w:sz w:val="40"/>
-                <w:szCs w:val="40"/>
-                <w:lang w:bidi="ml-IN"/>
-              </w:rPr>
-              <w:t xml:space="preserve"> </w:t>
-            </w:r>
-            <w:proofErr w:type="spellStart"/>
-            <w:r>
-              <w:rPr>
-                <w:rFonts w:ascii="BRH Devanagari Extra" w:hAnsi="BRH Devanagari Extra" w:cs="BRH Devanagari Extra"/>
-                <w:color w:val="000000"/>
-                <w:sz w:val="40"/>
-                <w:szCs w:val="40"/>
-                <w:lang w:bidi="ml-IN"/>
-              </w:rPr>
-              <w:t>NûlSþxÉÉ</w:t>
-            </w:r>
-            <w:proofErr w:type="spellEnd"/>
-            <w:r>
-              <w:rPr>
-                <w:rFonts w:ascii="BRH Devanagari Extra" w:hAnsi="BRH Devanagari Extra" w:cs="BRH Devanagari Extra"/>
-                <w:color w:val="000000"/>
-                <w:sz w:val="40"/>
-                <w:szCs w:val="40"/>
-                <w:lang w:bidi="ml-IN"/>
-              </w:rPr>
-              <w:t xml:space="preserve"> | </w:t>
+            <w:r>
+              <w:rPr>
+                <w:rFonts w:ascii="BRH Malayalam Extra" w:hAnsi="BRH Malayalam Extra" w:cs="BRH Devanagari Extra"/>
+                <w:color w:val="000000"/>
+                <w:sz w:val="32"/>
+                <w:szCs w:val="40"/>
+                <w:lang w:bidi="ml-IN"/>
+              </w:rPr>
+              <w:t>–</w:t>
+            </w:r>
+            <w:r>
+              <w:rPr>
+                <w:rFonts w:ascii="BRH Devanagari Extra" w:hAnsi="BRH Devanagari Extra" w:cs="BRH Devanagari Extra"/>
+                <w:color w:val="000000"/>
+                <w:sz w:val="40"/>
+                <w:szCs w:val="40"/>
+                <w:lang w:bidi="ml-IN"/>
+              </w:rPr>
+              <w:t xml:space="preserve"> NûlSþxÉÉ | </w:t>
             </w:r>
           </w:p>
           <w:p>
@@ -4507,7 +5083,6 @@
                 <w:szCs w:val="40"/>
               </w:rPr>
             </w:pPr>
-            <w:proofErr w:type="spellStart"/>
             <w:r>
               <w:rPr>
                 <w:rFonts w:ascii="BRH Devanagari Extra" w:hAnsi="BRH Devanagari Extra" w:cs="BRH Devanagari Extra"/>
@@ -4529,70 +5104,45 @@
               </w:rPr>
               <w:t>xÉÉ</w:t>
             </w:r>
-            <w:proofErr w:type="spellEnd"/>
-            <w:r>
-              <w:rPr>
-                <w:rFonts w:ascii="BRH Malayalam Extra" w:hAnsi="BRH Malayalam Extra" w:cs="BRH Devanagari Extra"/>
-                <w:color w:val="000000"/>
-                <w:sz w:val="32"/>
-                <w:szCs w:val="40"/>
-                <w:lang w:bidi="ml-IN"/>
-              </w:rPr>
-              <w:t>–</w:t>
-            </w:r>
-            <w:r>
-              <w:rPr>
-                <w:rFonts w:ascii="BRH Devanagari Extra" w:hAnsi="BRH Devanagari Extra" w:cs="BRH Devanagari Extra"/>
-                <w:color w:val="000000"/>
-                <w:sz w:val="40"/>
-                <w:szCs w:val="40"/>
-                <w:lang w:bidi="ml-IN"/>
-              </w:rPr>
-              <w:t xml:space="preserve">û </w:t>
-            </w:r>
-            <w:proofErr w:type="spellStart"/>
-            <w:r>
-              <w:rPr>
-                <w:rFonts w:ascii="BRH Devanagari Extra" w:hAnsi="BRH Devanagari Extra" w:cs="BRH Devanagari Extra"/>
-                <w:color w:val="000000"/>
-                <w:sz w:val="40"/>
-                <w:szCs w:val="40"/>
-                <w:lang w:bidi="ml-IN"/>
-              </w:rPr>
-              <w:t>oÉ×Wû</w:t>
-            </w:r>
-            <w:proofErr w:type="spellEnd"/>
-            <w:r>
-              <w:rPr>
-                <w:rFonts w:ascii="BRH Malayalam Extra" w:hAnsi="BRH Malayalam Extra" w:cs="BRH Devanagari Extra"/>
-                <w:color w:val="000000"/>
-                <w:sz w:val="32"/>
-                <w:szCs w:val="40"/>
-                <w:lang w:bidi="ml-IN"/>
-              </w:rPr>
-              <w:t>–</w:t>
-            </w:r>
-            <w:proofErr w:type="spellStart"/>
-            <w:r>
-              <w:rPr>
-                <w:rFonts w:ascii="BRH Devanagari Extra" w:hAnsi="BRH Devanagari Extra" w:cs="BRH Devanagari Extra"/>
-                <w:color w:val="000000"/>
-                <w:sz w:val="40"/>
-                <w:szCs w:val="40"/>
-                <w:lang w:bidi="ml-IN"/>
-              </w:rPr>
-              <w:t>xmÉÌiÉþlÉÉ</w:t>
-            </w:r>
-            <w:proofErr w:type="spellEnd"/>
-            <w:r>
-              <w:rPr>
-                <w:rFonts w:ascii="BRH Devanagari Extra" w:hAnsi="BRH Devanagari Extra" w:cs="BRH Devanagari Extra"/>
-                <w:color w:val="000000"/>
-                <w:sz w:val="40"/>
-                <w:szCs w:val="40"/>
-                <w:lang w:bidi="ml-IN"/>
-              </w:rPr>
-              <w:t xml:space="preserve"> |</w:t>
+            <w:r>
+              <w:rPr>
+                <w:rFonts w:ascii="BRH Malayalam Extra" w:hAnsi="BRH Malayalam Extra" w:cs="BRH Devanagari Extra"/>
+                <w:color w:val="000000"/>
+                <w:sz w:val="32"/>
+                <w:szCs w:val="40"/>
+                <w:lang w:bidi="ml-IN"/>
+              </w:rPr>
+              <w:t>–</w:t>
+            </w:r>
+            <w:r>
+              <w:rPr>
+                <w:rFonts w:ascii="BRH Devanagari Extra" w:hAnsi="BRH Devanagari Extra" w:cs="BRH Devanagari Extra"/>
+                <w:color w:val="000000"/>
+                <w:sz w:val="40"/>
+                <w:szCs w:val="40"/>
+                <w:lang w:bidi="ml-IN"/>
+              </w:rPr>
+              <w:t>û oÉ×Wû</w:t>
+            </w:r>
+            <w:r>
+              <w:rPr>
+                <w:rFonts w:ascii="BRH Malayalam Extra" w:hAnsi="BRH Malayalam Extra" w:cs="BRH Devanagari Extra"/>
+                <w:color w:val="000000"/>
+                <w:sz w:val="32"/>
+                <w:szCs w:val="40"/>
+                <w:lang w:bidi="ml-IN"/>
+              </w:rPr>
+              <w:t>–</w:t>
+            </w:r>
+            <w:r>
+              <w:rPr>
+                <w:rFonts w:ascii="BRH Devanagari Extra" w:hAnsi="BRH Devanagari Extra" w:cs="BRH Devanagari Extra"/>
+                <w:color w:val="000000"/>
+                <w:sz w:val="40"/>
+                <w:szCs w:val="40"/>
+                <w:lang w:bidi="ml-IN"/>
+              </w:rPr>
+              <w:t>xmÉÌiÉþlÉÉ |</w:t>
             </w:r>
           </w:p>
         </w:tc>
@@ -4726,7 +5276,6 @@
                 <w:lang w:val="en-IN" w:eastAsia="en-IN" w:bidi="ml-IN"/>
               </w:rPr>
             </w:pPr>
-            <w:proofErr w:type="spellStart"/>
             <w:r>
               <w:rPr>
                 <w:rFonts w:ascii="BRH Devanagari Extra" w:hAnsi="BRH Devanagari Extra" w:cs="BRH Devanagari Extra"/>
@@ -4737,49 +5286,25 @@
               </w:rPr>
               <w:t>lÉqÉ</w:t>
             </w:r>
-            <w:proofErr w:type="spellEnd"/>
-            <w:r>
-              <w:rPr>
-                <w:rFonts w:ascii="BRH Malayalam Extra" w:hAnsi="BRH Malayalam Extra" w:cs="BRH Devanagari Extra"/>
-                <w:color w:val="000000"/>
-                <w:sz w:val="32"/>
-                <w:szCs w:val="40"/>
-                <w:lang w:bidi="ml-IN"/>
-              </w:rPr>
-              <w:t>–</w:t>
-            </w:r>
-            <w:proofErr w:type="spellStart"/>
-            <w:r>
-              <w:rPr>
-                <w:rFonts w:ascii="BRH Devanagari Extra" w:hAnsi="BRH Devanagari Extra" w:cs="BRH Devanagari Extra"/>
-                <w:color w:val="000000"/>
-                <w:sz w:val="40"/>
-                <w:szCs w:val="40"/>
-                <w:lang w:bidi="ml-IN"/>
-              </w:rPr>
-              <w:t>xiÉxrÉÉÿÈ</w:t>
-            </w:r>
-            <w:proofErr w:type="spellEnd"/>
-            <w:r>
-              <w:rPr>
-                <w:rFonts w:ascii="BRH Devanagari Extra" w:hAnsi="BRH Devanagari Extra" w:cs="BRH Devanagari Extra"/>
-                <w:color w:val="000000"/>
-                <w:sz w:val="40"/>
-                <w:szCs w:val="40"/>
-                <w:lang w:bidi="ml-IN"/>
-              </w:rPr>
-              <w:t xml:space="preserve"> | </w:t>
-            </w:r>
-            <w:proofErr w:type="spellStart"/>
-            <w:r>
-              <w:rPr>
-                <w:rFonts w:ascii="BRH Devanagari Extra" w:hAnsi="BRH Devanagari Extra" w:cs="BRH Devanagari Extra"/>
-                <w:color w:val="000000"/>
-                <w:sz w:val="40"/>
-                <w:szCs w:val="40"/>
-                <w:lang w:bidi="ml-IN"/>
-              </w:rPr>
-              <w:t>iÉ</w:t>
+            <w:r>
+              <w:rPr>
+                <w:rFonts w:ascii="BRH Malayalam Extra" w:hAnsi="BRH Malayalam Extra" w:cs="BRH Devanagari Extra"/>
+                <w:color w:val="000000"/>
+                <w:sz w:val="32"/>
+                <w:szCs w:val="40"/>
+                <w:lang w:bidi="ml-IN"/>
+              </w:rPr>
+              <w:t>–</w:t>
+            </w:r>
+            <w:r>
+              <w:rPr>
+                <w:rFonts w:ascii="BRH Devanagari Extra" w:hAnsi="BRH Devanagari Extra" w:cs="BRH Devanagari Extra"/>
+                <w:color w:val="000000"/>
+                <w:sz w:val="40"/>
+                <w:szCs w:val="40"/>
+                <w:lang w:bidi="ml-IN"/>
+              </w:rPr>
+              <w:t>xiÉxrÉÉÿÈ | iÉ</w:t>
             </w:r>
             <w:r>
               <w:rPr>
@@ -4800,18 +5325,7 @@
                 <w:szCs w:val="40"/>
                 <w:lang w:bidi="ml-IN"/>
               </w:rPr>
-              <w:t>ÿxiÉå</w:t>
-            </w:r>
-            <w:proofErr w:type="spellEnd"/>
-            <w:r>
-              <w:rPr>
-                <w:rFonts w:ascii="BRH Devanagari Extra" w:hAnsi="BRH Devanagari Extra" w:cs="BRH Devanagari Extra"/>
-                <w:color w:val="000000"/>
-                <w:sz w:val="40"/>
-                <w:szCs w:val="40"/>
-                <w:lang w:bidi="ml-IN"/>
-              </w:rPr>
-              <w:t xml:space="preserve"> |</w:t>
+              <w:t>ÿxiÉå |</w:t>
             </w:r>
           </w:p>
         </w:tc>
@@ -4834,7 +5348,6 @@
                 <w:lang w:val="en-IN" w:eastAsia="en-IN" w:bidi="ml-IN"/>
               </w:rPr>
             </w:pPr>
-            <w:proofErr w:type="spellStart"/>
             <w:r>
               <w:rPr>
                 <w:rFonts w:ascii="BRH Devanagari Extra" w:hAnsi="BRH Devanagari Extra" w:cs="BRH Devanagari Extra"/>
@@ -4845,49 +5358,25 @@
               </w:rPr>
               <w:t>lÉqÉ</w:t>
             </w:r>
-            <w:proofErr w:type="spellEnd"/>
-            <w:r>
-              <w:rPr>
-                <w:rFonts w:ascii="BRH Malayalam Extra" w:hAnsi="BRH Malayalam Extra" w:cs="BRH Devanagari Extra"/>
-                <w:color w:val="000000"/>
-                <w:sz w:val="32"/>
-                <w:szCs w:val="40"/>
-                <w:lang w:bidi="ml-IN"/>
-              </w:rPr>
-              <w:t>–</w:t>
-            </w:r>
-            <w:proofErr w:type="spellStart"/>
-            <w:r>
-              <w:rPr>
-                <w:rFonts w:ascii="BRH Devanagari Extra" w:hAnsi="BRH Devanagari Extra" w:cs="BRH Devanagari Extra"/>
-                <w:color w:val="000000"/>
-                <w:sz w:val="40"/>
-                <w:szCs w:val="40"/>
-                <w:lang w:bidi="ml-IN"/>
-              </w:rPr>
-              <w:t>xiÉxrÉÉÿÈ</w:t>
-            </w:r>
-            <w:proofErr w:type="spellEnd"/>
-            <w:r>
-              <w:rPr>
-                <w:rFonts w:ascii="BRH Devanagari Extra" w:hAnsi="BRH Devanagari Extra" w:cs="BRH Devanagari Extra"/>
-                <w:color w:val="000000"/>
-                <w:sz w:val="40"/>
-                <w:szCs w:val="40"/>
-                <w:lang w:bidi="ml-IN"/>
-              </w:rPr>
-              <w:t xml:space="preserve"> | </w:t>
-            </w:r>
-            <w:proofErr w:type="spellStart"/>
-            <w:r>
-              <w:rPr>
-                <w:rFonts w:ascii="BRH Devanagari Extra" w:hAnsi="BRH Devanagari Extra" w:cs="BRH Devanagari Extra"/>
-                <w:color w:val="000000"/>
-                <w:sz w:val="40"/>
-                <w:szCs w:val="40"/>
-                <w:lang w:bidi="ml-IN"/>
-              </w:rPr>
-              <w:t>iÉ</w:t>
+            <w:r>
+              <w:rPr>
+                <w:rFonts w:ascii="BRH Malayalam Extra" w:hAnsi="BRH Malayalam Extra" w:cs="BRH Devanagari Extra"/>
+                <w:color w:val="000000"/>
+                <w:sz w:val="32"/>
+                <w:szCs w:val="40"/>
+                <w:lang w:bidi="ml-IN"/>
+              </w:rPr>
+              <w:t>–</w:t>
+            </w:r>
+            <w:r>
+              <w:rPr>
+                <w:rFonts w:ascii="BRH Devanagari Extra" w:hAnsi="BRH Devanagari Extra" w:cs="BRH Devanagari Extra"/>
+                <w:color w:val="000000"/>
+                <w:sz w:val="40"/>
+                <w:szCs w:val="40"/>
+                <w:lang w:bidi="ml-IN"/>
+              </w:rPr>
+              <w:t>xiÉxrÉÉÿÈ | iÉ</w:t>
             </w:r>
             <w:r>
               <w:rPr>
@@ -4908,18 +5397,7 @@
                 <w:szCs w:val="40"/>
                 <w:lang w:bidi="ml-IN"/>
               </w:rPr>
-              <w:t>ÉÿxiÉå</w:t>
-            </w:r>
-            <w:proofErr w:type="spellEnd"/>
-            <w:r>
-              <w:rPr>
-                <w:rFonts w:ascii="BRH Devanagari Extra" w:hAnsi="BRH Devanagari Extra" w:cs="BRH Devanagari Extra"/>
-                <w:color w:val="000000"/>
-                <w:sz w:val="40"/>
-                <w:szCs w:val="40"/>
-                <w:lang w:bidi="ml-IN"/>
-              </w:rPr>
-              <w:t xml:space="preserve"> |</w:t>
+              <w:t>ÉÿxiÉå |</w:t>
             </w:r>
           </w:p>
         </w:tc>
@@ -5053,7 +5531,6 @@
                 <w:lang w:bidi="ml-IN"/>
               </w:rPr>
             </w:pPr>
-            <w:proofErr w:type="spellStart"/>
             <w:r>
               <w:rPr>
                 <w:rFonts w:ascii="BRH Devanagari Extra" w:hAnsi="BRH Devanagari Extra" w:cs="BRH Devanagari Extra"/>
@@ -5064,18 +5541,16 @@
               </w:rPr>
               <w:t>ÌiÉ</w:t>
             </w:r>
-            <w:proofErr w:type="spellEnd"/>
-            <w:r>
-              <w:rPr>
-                <w:rFonts w:ascii="BRH Malayalam Extra" w:hAnsi="BRH Malayalam Extra" w:cs="BRH Devanagari Extra"/>
-                <w:color w:val="000000"/>
-                <w:sz w:val="32"/>
-                <w:szCs w:val="40"/>
-                <w:lang w:bidi="ml-IN"/>
-              </w:rPr>
-              <w:t>–</w:t>
-            </w:r>
-            <w:proofErr w:type="spellStart"/>
+            <w:r>
+              <w:rPr>
+                <w:rFonts w:ascii="BRH Malayalam Extra" w:hAnsi="BRH Malayalam Extra" w:cs="BRH Devanagari Extra"/>
+                <w:color w:val="000000"/>
+                <w:sz w:val="32"/>
+                <w:szCs w:val="40"/>
+                <w:lang w:bidi="ml-IN"/>
+              </w:rPr>
+              <w:t>–</w:t>
+            </w:r>
             <w:r>
               <w:rPr>
                 <w:rFonts w:ascii="BRH Devanagari Extra" w:hAnsi="BRH Devanagari Extra" w:cs="BRH Devanagari Extra"/>
@@ -5086,38 +5561,25 @@
               </w:rPr>
               <w:t>U¶ÉþUÉÎeÉ</w:t>
             </w:r>
-            <w:proofErr w:type="spellEnd"/>
-            <w:r>
-              <w:rPr>
-                <w:rFonts w:ascii="BRH Malayalam Extra" w:hAnsi="BRH Malayalam Extra" w:cs="BRH Devanagari Extra"/>
-                <w:color w:val="000000"/>
-                <w:sz w:val="32"/>
-                <w:szCs w:val="40"/>
-                <w:lang w:bidi="ml-IN"/>
-              </w:rPr>
-              <w:t>–</w:t>
-            </w:r>
-            <w:proofErr w:type="spellStart"/>
-            <w:r>
-              <w:rPr>
-                <w:rFonts w:ascii="BRH Devanagari Extra" w:hAnsi="BRH Devanagari Extra" w:cs="BRH Devanagari Extra"/>
-                <w:color w:val="000000"/>
-                <w:sz w:val="40"/>
-                <w:szCs w:val="40"/>
-                <w:lang w:bidi="ml-IN"/>
-              </w:rPr>
-              <w:t>UÍkÉþmÉ¦ÉÏ</w:t>
-            </w:r>
-            <w:proofErr w:type="spellEnd"/>
-            <w:r>
-              <w:rPr>
-                <w:rFonts w:ascii="BRH Devanagari Extra" w:hAnsi="BRH Devanagari Extra" w:cs="BRH Devanagari Extra"/>
-                <w:color w:val="000000"/>
-                <w:sz w:val="40"/>
-                <w:szCs w:val="40"/>
-                <w:lang w:bidi="ml-IN"/>
-              </w:rPr>
-              <w:t xml:space="preserve"> | </w:t>
+            <w:r>
+              <w:rPr>
+                <w:rFonts w:ascii="BRH Malayalam Extra" w:hAnsi="BRH Malayalam Extra" w:cs="BRH Devanagari Extra"/>
+                <w:color w:val="000000"/>
+                <w:sz w:val="32"/>
+                <w:szCs w:val="40"/>
+                <w:lang w:bidi="ml-IN"/>
+              </w:rPr>
+              <w:t>–</w:t>
+            </w:r>
+            <w:r>
+              <w:rPr>
+                <w:rFonts w:ascii="BRH Devanagari Extra" w:hAnsi="BRH Devanagari Extra" w:cs="BRH Devanagari Extra"/>
+                <w:color w:val="000000"/>
+                <w:sz w:val="40"/>
+                <w:szCs w:val="40"/>
+                <w:lang w:bidi="ml-IN"/>
+              </w:rPr>
+              <w:t xml:space="preserve">UÍkÉþmÉ¦ÉÏ | </w:t>
             </w:r>
           </w:p>
           <w:p>
@@ -5135,7 +5597,6 @@
                 <w:lang w:val="en-IN" w:eastAsia="en-IN" w:bidi="ml-IN"/>
               </w:rPr>
             </w:pPr>
-            <w:proofErr w:type="spellStart"/>
             <w:r>
               <w:rPr>
                 <w:rFonts w:ascii="BRH Devanagari Extra" w:hAnsi="BRH Devanagari Extra" w:cs="BRH Devanagari Extra"/>
@@ -5146,18 +5607,16 @@
               </w:rPr>
               <w:t>ÌiÉ</w:t>
             </w:r>
-            <w:proofErr w:type="spellEnd"/>
-            <w:r>
-              <w:rPr>
-                <w:rFonts w:ascii="BRH Malayalam Extra" w:hAnsi="BRH Malayalam Extra" w:cs="BRH Devanagari Extra"/>
-                <w:color w:val="000000"/>
-                <w:sz w:val="32"/>
-                <w:szCs w:val="40"/>
-                <w:lang w:bidi="ml-IN"/>
-              </w:rPr>
-              <w:t>–</w:t>
-            </w:r>
-            <w:proofErr w:type="spellStart"/>
+            <w:r>
+              <w:rPr>
+                <w:rFonts w:ascii="BRH Malayalam Extra" w:hAnsi="BRH Malayalam Extra" w:cs="BRH Devanagari Extra"/>
+                <w:color w:val="000000"/>
+                <w:sz w:val="32"/>
+                <w:szCs w:val="40"/>
+                <w:lang w:bidi="ml-IN"/>
+              </w:rPr>
+              <w:t>–</w:t>
+            </w:r>
             <w:r>
               <w:rPr>
                 <w:rFonts w:ascii="BRH Devanagari Extra" w:hAnsi="BRH Devanagari Extra" w:cs="BRH Devanagari Extra"/>
@@ -5168,18 +5627,16 @@
               </w:rPr>
               <w:t>U¶ÉþUÉÎeÉ</w:t>
             </w:r>
-            <w:proofErr w:type="spellEnd"/>
-            <w:r>
-              <w:rPr>
-                <w:rFonts w:ascii="BRH Malayalam Extra" w:hAnsi="BRH Malayalam Extra" w:cs="BRH Devanagari Extra"/>
-                <w:color w:val="000000"/>
-                <w:sz w:val="32"/>
-                <w:szCs w:val="40"/>
-                <w:lang w:bidi="ml-IN"/>
-              </w:rPr>
-              <w:t>–</w:t>
-            </w:r>
-            <w:proofErr w:type="spellStart"/>
+            <w:r>
+              <w:rPr>
+                <w:rFonts w:ascii="BRH Malayalam Extra" w:hAnsi="BRH Malayalam Extra" w:cs="BRH Devanagari Extra"/>
+                <w:color w:val="000000"/>
+                <w:sz w:val="32"/>
+                <w:szCs w:val="40"/>
+                <w:lang w:bidi="ml-IN"/>
+              </w:rPr>
+              <w:t>–</w:t>
+            </w:r>
             <w:r>
               <w:rPr>
                 <w:rFonts w:ascii="BRH Devanagari Extra" w:hAnsi="BRH Devanagari Extra" w:cs="BRH Devanagari Extra"/>
@@ -5201,40 +5658,26 @@
               </w:rPr>
               <w:t>ÌiÉþ</w:t>
             </w:r>
-            <w:proofErr w:type="spellEnd"/>
-            <w:r>
-              <w:rPr>
-                <w:rFonts w:ascii="BRH Devanagari Extra" w:hAnsi="BRH Devanagari Extra" w:cs="BRH Devanagari Extra"/>
-                <w:color w:val="000000"/>
-                <w:sz w:val="40"/>
-                <w:szCs w:val="40"/>
-                <w:lang w:bidi="ml-IN"/>
-              </w:rPr>
-              <w:t xml:space="preserve"> </w:t>
-            </w:r>
-            <w:proofErr w:type="spellStart"/>
-            <w:r>
-              <w:rPr>
-                <w:rFonts w:ascii="BRH Devanagari Extra" w:hAnsi="BRH Devanagari Extra" w:cs="BRH Devanagari Extra"/>
-                <w:color w:val="000000"/>
-                <w:sz w:val="40"/>
-                <w:szCs w:val="40"/>
-                <w:lang w:bidi="ml-IN"/>
-              </w:rPr>
-              <w:t>ÌiÉU¶Éþ-UÉ</w:t>
-            </w:r>
-            <w:proofErr w:type="spellEnd"/>
-            <w:r>
-              <w:rPr>
-                <w:rFonts w:ascii="BRH Malayalam Extra" w:hAnsi="BRH Malayalam Extra" w:cs="BRH Devanagari Extra"/>
-                <w:color w:val="000000"/>
-                <w:sz w:val="32"/>
-                <w:szCs w:val="40"/>
-                <w:lang w:bidi="ml-IN"/>
-              </w:rPr>
-              <w:t>–</w:t>
-            </w:r>
-            <w:proofErr w:type="spellStart"/>
+            <w:r>
+              <w:rPr>
+                <w:rFonts w:ascii="BRH Devanagari Extra" w:hAnsi="BRH Devanagari Extra" w:cs="BRH Devanagari Extra"/>
+                <w:color w:val="000000"/>
+                <w:sz w:val="40"/>
+                <w:szCs w:val="40"/>
+                <w:lang w:bidi="ml-IN"/>
+              </w:rPr>
+              <w:t xml:space="preserve"> ÌiÉU¶Éþ-UÉ</w:t>
+            </w:r>
+            <w:r>
+              <w:rPr>
+                <w:rFonts w:ascii="BRH Malayalam Extra" w:hAnsi="BRH Malayalam Extra" w:cs="BRH Devanagari Extra"/>
+                <w:color w:val="000000"/>
+                <w:sz w:val="32"/>
+                <w:szCs w:val="40"/>
+                <w:lang w:bidi="ml-IN"/>
+              </w:rPr>
+              <w:t>–</w:t>
+            </w:r>
             <w:r>
               <w:rPr>
                 <w:rFonts w:ascii="BRH Devanagari Extra" w:hAnsi="BRH Devanagari Extra" w:cs="BRH Devanagari Extra"/>
@@ -5245,7 +5688,6 @@
               </w:rPr>
               <w:t>ÎeÉ</w:t>
             </w:r>
-            <w:proofErr w:type="spellEnd"/>
             <w:r>
               <w:rPr>
                 <w:rFonts w:ascii="BRH Malayalam Extra" w:hAnsi="BRH Malayalam Extra" w:cs="BRH Devanagari Extra"/>
@@ -5287,7 +5729,6 @@
                 <w:lang w:bidi="ml-IN"/>
               </w:rPr>
             </w:pPr>
-            <w:proofErr w:type="spellStart"/>
             <w:r>
               <w:rPr>
                 <w:rFonts w:ascii="BRH Devanagari Extra" w:hAnsi="BRH Devanagari Extra" w:cs="BRH Devanagari Extra"/>
@@ -5298,18 +5739,16 @@
               </w:rPr>
               <w:t>ÌiÉ</w:t>
             </w:r>
-            <w:proofErr w:type="spellEnd"/>
-            <w:r>
-              <w:rPr>
-                <w:rFonts w:ascii="BRH Malayalam Extra" w:hAnsi="BRH Malayalam Extra" w:cs="BRH Devanagari Extra"/>
-                <w:color w:val="000000"/>
-                <w:sz w:val="32"/>
-                <w:szCs w:val="40"/>
-                <w:lang w:bidi="ml-IN"/>
-              </w:rPr>
-              <w:t>–</w:t>
-            </w:r>
-            <w:proofErr w:type="spellStart"/>
+            <w:r>
+              <w:rPr>
+                <w:rFonts w:ascii="BRH Malayalam Extra" w:hAnsi="BRH Malayalam Extra" w:cs="BRH Devanagari Extra"/>
+                <w:color w:val="000000"/>
+                <w:sz w:val="32"/>
+                <w:szCs w:val="40"/>
+                <w:lang w:bidi="ml-IN"/>
+              </w:rPr>
+              <w:t>–</w:t>
+            </w:r>
             <w:r>
               <w:rPr>
                 <w:rFonts w:ascii="BRH Devanagari Extra" w:hAnsi="BRH Devanagari Extra" w:cs="BRH Devanagari Extra"/>
@@ -5320,38 +5759,25 @@
               </w:rPr>
               <w:t>U¶ÉþUÉÎeÉ</w:t>
             </w:r>
-            <w:proofErr w:type="spellEnd"/>
-            <w:r>
-              <w:rPr>
-                <w:rFonts w:ascii="BRH Malayalam Extra" w:hAnsi="BRH Malayalam Extra" w:cs="BRH Devanagari Extra"/>
-                <w:color w:val="000000"/>
-                <w:sz w:val="32"/>
-                <w:szCs w:val="40"/>
-                <w:lang w:bidi="ml-IN"/>
-              </w:rPr>
-              <w:t>–</w:t>
-            </w:r>
-            <w:proofErr w:type="spellStart"/>
-            <w:r>
-              <w:rPr>
-                <w:rFonts w:ascii="BRH Devanagari Extra" w:hAnsi="BRH Devanagari Extra" w:cs="BRH Devanagari Extra"/>
-                <w:color w:val="000000"/>
-                <w:sz w:val="40"/>
-                <w:szCs w:val="40"/>
-                <w:lang w:bidi="ml-IN"/>
-              </w:rPr>
-              <w:t>UÍkÉþmÉ¦ÉÏ</w:t>
-            </w:r>
-            <w:proofErr w:type="spellEnd"/>
-            <w:r>
-              <w:rPr>
-                <w:rFonts w:ascii="BRH Devanagari Extra" w:hAnsi="BRH Devanagari Extra" w:cs="BRH Devanagari Extra"/>
-                <w:color w:val="000000"/>
-                <w:sz w:val="40"/>
-                <w:szCs w:val="40"/>
-                <w:lang w:bidi="ml-IN"/>
-              </w:rPr>
-              <w:t xml:space="preserve"> | </w:t>
+            <w:r>
+              <w:rPr>
+                <w:rFonts w:ascii="BRH Malayalam Extra" w:hAnsi="BRH Malayalam Extra" w:cs="BRH Devanagari Extra"/>
+                <w:color w:val="000000"/>
+                <w:sz w:val="32"/>
+                <w:szCs w:val="40"/>
+                <w:lang w:bidi="ml-IN"/>
+              </w:rPr>
+              <w:t>–</w:t>
+            </w:r>
+            <w:r>
+              <w:rPr>
+                <w:rFonts w:ascii="BRH Devanagari Extra" w:hAnsi="BRH Devanagari Extra" w:cs="BRH Devanagari Extra"/>
+                <w:color w:val="000000"/>
+                <w:sz w:val="40"/>
+                <w:szCs w:val="40"/>
+                <w:lang w:bidi="ml-IN"/>
+              </w:rPr>
+              <w:t xml:space="preserve">UÍkÉþmÉ¦ÉÏ | </w:t>
             </w:r>
           </w:p>
           <w:p>
@@ -5369,7 +5795,6 @@
                 <w:lang w:val="en-IN" w:eastAsia="en-IN" w:bidi="ml-IN"/>
               </w:rPr>
             </w:pPr>
-            <w:proofErr w:type="spellStart"/>
             <w:r>
               <w:rPr>
                 <w:rFonts w:ascii="BRH Devanagari Extra" w:hAnsi="BRH Devanagari Extra" w:cs="BRH Devanagari Extra"/>
@@ -5380,18 +5805,16 @@
               </w:rPr>
               <w:t>ÌiÉ</w:t>
             </w:r>
-            <w:proofErr w:type="spellEnd"/>
-            <w:r>
-              <w:rPr>
-                <w:rFonts w:ascii="BRH Malayalam Extra" w:hAnsi="BRH Malayalam Extra" w:cs="BRH Devanagari Extra"/>
-                <w:color w:val="000000"/>
-                <w:sz w:val="32"/>
-                <w:szCs w:val="40"/>
-                <w:lang w:bidi="ml-IN"/>
-              </w:rPr>
-              <w:t>–</w:t>
-            </w:r>
-            <w:proofErr w:type="spellStart"/>
+            <w:r>
+              <w:rPr>
+                <w:rFonts w:ascii="BRH Malayalam Extra" w:hAnsi="BRH Malayalam Extra" w:cs="BRH Devanagari Extra"/>
+                <w:color w:val="000000"/>
+                <w:sz w:val="32"/>
+                <w:szCs w:val="40"/>
+                <w:lang w:bidi="ml-IN"/>
+              </w:rPr>
+              <w:t>–</w:t>
+            </w:r>
             <w:r>
               <w:rPr>
                 <w:rFonts w:ascii="BRH Devanagari Extra" w:hAnsi="BRH Devanagari Extra" w:cs="BRH Devanagari Extra"/>
@@ -5402,40 +5825,26 @@
               </w:rPr>
               <w:t>U¶ÉþUÉÎeÉ</w:t>
             </w:r>
-            <w:proofErr w:type="spellEnd"/>
-            <w:r>
-              <w:rPr>
-                <w:rFonts w:ascii="BRH Malayalam Extra" w:hAnsi="BRH Malayalam Extra" w:cs="BRH Devanagari Extra"/>
-                <w:color w:val="000000"/>
-                <w:sz w:val="32"/>
-                <w:szCs w:val="40"/>
-                <w:lang w:bidi="ml-IN"/>
-              </w:rPr>
-              <w:t>–</w:t>
-            </w:r>
-            <w:proofErr w:type="spellStart"/>
-            <w:r>
-              <w:rPr>
-                <w:rFonts w:ascii="BRH Devanagari Extra" w:hAnsi="BRH Devanagari Extra" w:cs="BRH Devanagari Extra"/>
-                <w:color w:val="000000"/>
-                <w:sz w:val="40"/>
-                <w:szCs w:val="40"/>
-                <w:lang w:bidi="ml-IN"/>
-              </w:rPr>
-              <w:t>ËUÌiÉþ</w:t>
-            </w:r>
-            <w:proofErr w:type="spellEnd"/>
-            <w:r>
-              <w:rPr>
-                <w:rFonts w:ascii="BRH Devanagari Extra" w:hAnsi="BRH Devanagari Extra" w:cs="BRH Devanagari Extra"/>
-                <w:color w:val="000000"/>
-                <w:sz w:val="40"/>
-                <w:szCs w:val="40"/>
-                <w:lang w:bidi="ml-IN"/>
-              </w:rPr>
-              <w:t xml:space="preserve"> </w:t>
-            </w:r>
-            <w:proofErr w:type="spellStart"/>
+            <w:r>
+              <w:rPr>
+                <w:rFonts w:ascii="BRH Malayalam Extra" w:hAnsi="BRH Malayalam Extra" w:cs="BRH Devanagari Extra"/>
+                <w:color w:val="000000"/>
+                <w:sz w:val="32"/>
+                <w:szCs w:val="40"/>
+                <w:lang w:bidi="ml-IN"/>
+              </w:rPr>
+              <w:t>–</w:t>
+            </w:r>
+            <w:r>
+              <w:rPr>
+                <w:rFonts w:ascii="BRH Devanagari Extra" w:hAnsi="BRH Devanagari Extra" w:cs="BRH Devanagari Extra"/>
+                <w:color w:val="000000"/>
+                <w:sz w:val="40"/>
+                <w:szCs w:val="40"/>
+                <w:lang w:bidi="ml-IN"/>
+              </w:rPr>
+              <w:t xml:space="preserve">ËUÌiÉþ </w:t>
+            </w:r>
             <w:r>
               <w:rPr>
                 <w:rFonts w:ascii="BRH Devanagari Extra" w:hAnsi="BRH Devanagari Extra" w:cs="BRH Devanagari Extra"/>
@@ -5447,18 +5856,16 @@
               </w:rPr>
               <w:t>ÌiÉ</w:t>
             </w:r>
-            <w:proofErr w:type="spellEnd"/>
-            <w:r>
-              <w:rPr>
-                <w:rFonts w:ascii="BRH Malayalam Extra" w:hAnsi="BRH Malayalam Extra" w:cs="BRH Devanagari Extra"/>
-                <w:color w:val="000000"/>
-                <w:sz w:val="32"/>
-                <w:szCs w:val="40"/>
-                <w:lang w:bidi="ml-IN"/>
-              </w:rPr>
-              <w:t>–</w:t>
-            </w:r>
-            <w:proofErr w:type="spellStart"/>
+            <w:r>
+              <w:rPr>
+                <w:rFonts w:ascii="BRH Malayalam Extra" w:hAnsi="BRH Malayalam Extra" w:cs="BRH Devanagari Extra"/>
+                <w:color w:val="000000"/>
+                <w:sz w:val="32"/>
+                <w:szCs w:val="40"/>
+                <w:lang w:bidi="ml-IN"/>
+              </w:rPr>
+              <w:t>–</w:t>
+            </w:r>
             <w:r>
               <w:rPr>
                 <w:rFonts w:ascii="BRH Devanagari Extra" w:hAnsi="BRH Devanagari Extra" w:cs="BRH Devanagari Extra"/>
@@ -5469,18 +5876,16 @@
               </w:rPr>
               <w:t>U¶Éþ-UÉ</w:t>
             </w:r>
-            <w:proofErr w:type="spellEnd"/>
-            <w:r>
-              <w:rPr>
-                <w:rFonts w:ascii="BRH Malayalam Extra" w:hAnsi="BRH Malayalam Extra" w:cs="BRH Devanagari Extra"/>
-                <w:color w:val="000000"/>
-                <w:sz w:val="32"/>
-                <w:szCs w:val="40"/>
-                <w:lang w:bidi="ml-IN"/>
-              </w:rPr>
-              <w:t>–</w:t>
-            </w:r>
-            <w:proofErr w:type="spellStart"/>
+            <w:r>
+              <w:rPr>
+                <w:rFonts w:ascii="BRH Malayalam Extra" w:hAnsi="BRH Malayalam Extra" w:cs="BRH Devanagari Extra"/>
+                <w:color w:val="000000"/>
+                <w:sz w:val="32"/>
+                <w:szCs w:val="40"/>
+                <w:lang w:bidi="ml-IN"/>
+              </w:rPr>
+              <w:t>–</w:t>
+            </w:r>
             <w:r>
               <w:rPr>
                 <w:rFonts w:ascii="BRH Devanagari Extra" w:hAnsi="BRH Devanagari Extra" w:cs="BRH Devanagari Extra"/>
@@ -5491,7 +5896,6 @@
               </w:rPr>
               <w:t>ÎeÉ</w:t>
             </w:r>
-            <w:proofErr w:type="spellEnd"/>
             <w:r>
               <w:rPr>
                 <w:rFonts w:ascii="BRH Malayalam Extra" w:hAnsi="BRH Malayalam Extra" w:cs="BRH Devanagari Extra"/>
@@ -5644,49 +6048,15 @@
                 <w:lang w:val="en-IN" w:eastAsia="en-IN" w:bidi="ml-IN"/>
               </w:rPr>
             </w:pPr>
-            <w:proofErr w:type="spellStart"/>
-            <w:r>
-              <w:rPr>
-                <w:rFonts w:ascii="BRH Devanagari Extra" w:hAnsi="BRH Devanagari Extra" w:cs="BRH Devanagari Extra"/>
-                <w:color w:val="000000"/>
-                <w:sz w:val="40"/>
-                <w:szCs w:val="40"/>
-                <w:lang w:bidi="ml-IN"/>
-              </w:rPr>
-              <w:t>ÌSMçü</w:t>
-            </w:r>
-            <w:proofErr w:type="spellEnd"/>
-            <w:r>
-              <w:rPr>
-                <w:rFonts w:ascii="BRH Devanagari Extra" w:hAnsi="BRH Devanagari Extra" w:cs="BRH Devanagari Extra"/>
-                <w:color w:val="000000"/>
-                <w:sz w:val="40"/>
-                <w:szCs w:val="40"/>
-                <w:lang w:bidi="ml-IN"/>
-              </w:rPr>
-              <w:t xml:space="preserve"> </w:t>
-            </w:r>
-            <w:proofErr w:type="spellStart"/>
-            <w:r>
-              <w:rPr>
-                <w:rFonts w:ascii="BRH Devanagari Extra" w:hAnsi="BRH Devanagari Extra" w:cs="BRH Devanagari Extra"/>
-                <w:color w:val="000000"/>
-                <w:sz w:val="40"/>
-                <w:szCs w:val="40"/>
-                <w:lang w:bidi="ml-IN"/>
-              </w:rPr>
-              <w:t>iÉxrÉÉÿÈ</w:t>
-            </w:r>
-            <w:proofErr w:type="spellEnd"/>
-            <w:r>
-              <w:rPr>
-                <w:rFonts w:ascii="BRH Devanagari Extra" w:hAnsi="BRH Devanagari Extra" w:cs="BRH Devanagari Extra"/>
-                <w:color w:val="000000"/>
-                <w:sz w:val="40"/>
-                <w:szCs w:val="40"/>
-                <w:lang w:bidi="ml-IN"/>
-              </w:rPr>
-              <w:t xml:space="preserve"> </w:t>
+            <w:r>
+              <w:rPr>
+                <w:rFonts w:ascii="BRH Devanagari Extra" w:hAnsi="BRH Devanagari Extra" w:cs="BRH Devanagari Extra"/>
+                <w:color w:val="000000"/>
+                <w:sz w:val="40"/>
+                <w:szCs w:val="40"/>
+                <w:lang w:bidi="ml-IN"/>
+              </w:rPr>
+              <w:t xml:space="preserve">ÌSMçü iÉxrÉÉÿÈ </w:t>
             </w:r>
             <w:r>
               <w:rPr>
@@ -5698,7 +6068,6 @@
               </w:rPr>
               <w:t xml:space="preserve">| </w:t>
             </w:r>
-            <w:proofErr w:type="spellStart"/>
             <w:r>
               <w:rPr>
                 <w:rFonts w:ascii="BRH Devanagari Extra" w:hAnsi="BRH Devanagari Extra" w:cs="BRH Devanagari Extra"/>
@@ -5728,18 +6097,7 @@
                 <w:szCs w:val="40"/>
                 <w:lang w:bidi="ml-IN"/>
               </w:rPr>
-              <w:t>ÿxiÉå</w:t>
-            </w:r>
-            <w:proofErr w:type="spellEnd"/>
-            <w:r>
-              <w:rPr>
-                <w:rFonts w:ascii="BRH Devanagari Extra" w:hAnsi="BRH Devanagari Extra" w:cs="BRH Devanagari Extra"/>
-                <w:color w:val="000000"/>
-                <w:sz w:val="40"/>
-                <w:szCs w:val="40"/>
-                <w:lang w:bidi="ml-IN"/>
-              </w:rPr>
-              <w:t xml:space="preserve"> |</w:t>
+              <w:t>ÿxiÉå |</w:t>
             </w:r>
           </w:p>
         </w:tc>
@@ -5762,49 +6120,15 @@
                 <w:lang w:val="en-IN" w:eastAsia="en-IN" w:bidi="ml-IN"/>
               </w:rPr>
             </w:pPr>
-            <w:proofErr w:type="spellStart"/>
-            <w:r>
-              <w:rPr>
-                <w:rFonts w:ascii="BRH Devanagari Extra" w:hAnsi="BRH Devanagari Extra" w:cs="BRH Devanagari Extra"/>
-                <w:color w:val="000000"/>
-                <w:sz w:val="40"/>
-                <w:szCs w:val="40"/>
-                <w:lang w:bidi="ml-IN"/>
-              </w:rPr>
-              <w:t>ÌSMçü</w:t>
-            </w:r>
-            <w:proofErr w:type="spellEnd"/>
-            <w:r>
-              <w:rPr>
-                <w:rFonts w:ascii="BRH Devanagari Extra" w:hAnsi="BRH Devanagari Extra" w:cs="BRH Devanagari Extra"/>
-                <w:color w:val="000000"/>
-                <w:sz w:val="40"/>
-                <w:szCs w:val="40"/>
-                <w:lang w:bidi="ml-IN"/>
-              </w:rPr>
-              <w:t xml:space="preserve"> </w:t>
-            </w:r>
-            <w:proofErr w:type="spellStart"/>
-            <w:r>
-              <w:rPr>
-                <w:rFonts w:ascii="BRH Devanagari Extra" w:hAnsi="BRH Devanagari Extra" w:cs="BRH Devanagari Extra"/>
-                <w:color w:val="000000"/>
-                <w:sz w:val="40"/>
-                <w:szCs w:val="40"/>
-                <w:lang w:bidi="ml-IN"/>
-              </w:rPr>
-              <w:t>iÉxrÉÉÿÈ</w:t>
-            </w:r>
-            <w:proofErr w:type="spellEnd"/>
-            <w:r>
-              <w:rPr>
-                <w:rFonts w:ascii="BRH Devanagari Extra" w:hAnsi="BRH Devanagari Extra" w:cs="BRH Devanagari Extra"/>
-                <w:color w:val="000000"/>
-                <w:sz w:val="40"/>
-                <w:szCs w:val="40"/>
-                <w:lang w:bidi="ml-IN"/>
-              </w:rPr>
-              <w:t xml:space="preserve"> </w:t>
+            <w:r>
+              <w:rPr>
+                <w:rFonts w:ascii="BRH Devanagari Extra" w:hAnsi="BRH Devanagari Extra" w:cs="BRH Devanagari Extra"/>
+                <w:color w:val="000000"/>
+                <w:sz w:val="40"/>
+                <w:szCs w:val="40"/>
+                <w:lang w:bidi="ml-IN"/>
+              </w:rPr>
+              <w:t xml:space="preserve">ÌSMçü iÉxrÉÉÿÈ </w:t>
             </w:r>
             <w:r>
               <w:rPr>
@@ -5816,7 +6140,6 @@
               </w:rPr>
               <w:t xml:space="preserve">| </w:t>
             </w:r>
-            <w:proofErr w:type="spellStart"/>
             <w:r>
               <w:rPr>
                 <w:rFonts w:ascii="BRH Devanagari Extra" w:hAnsi="BRH Devanagari Extra" w:cs="BRH Devanagari Extra"/>
@@ -5846,18 +6169,7 @@
                 <w:szCs w:val="40"/>
                 <w:lang w:bidi="ml-IN"/>
               </w:rPr>
-              <w:t>ÉÿxiÉå</w:t>
-            </w:r>
-            <w:proofErr w:type="spellEnd"/>
-            <w:r>
-              <w:rPr>
-                <w:rFonts w:ascii="BRH Devanagari Extra" w:hAnsi="BRH Devanagari Extra" w:cs="BRH Devanagari Extra"/>
-                <w:color w:val="000000"/>
-                <w:sz w:val="40"/>
-                <w:szCs w:val="40"/>
-                <w:lang w:bidi="ml-IN"/>
-              </w:rPr>
-              <w:t xml:space="preserve"> |</w:t>
+              <w:t>ÉÿxiÉå |</w:t>
             </w:r>
           </w:p>
         </w:tc>
@@ -5895,7 +6207,6 @@
                 <w:sz w:val="28"/>
                 <w:szCs w:val="32"/>
               </w:rPr>
-              <w:lastRenderedPageBreak/>
               <w:t>T.S.5.5.10.7 – Kramam</w:t>
             </w:r>
           </w:p>
@@ -5989,15 +6300,16 @@
                 <w:color w:val="000000"/>
                 <w:sz w:val="36"/>
                 <w:szCs w:val="40"/>
-              </w:rPr>
-            </w:pPr>
-            <w:r>
-              <w:rPr>
-                <w:rFonts w:ascii="BRH Devanagari Extra" w:hAnsi="BRH Devanagari Extra" w:cs="BRH Devanagari Extra"/>
-                <w:color w:val="000000"/>
-                <w:sz w:val="40"/>
-                <w:szCs w:val="40"/>
-                <w:lang w:bidi="ml-IN"/>
+                <w:lang w:val="it-IT"/>
+              </w:rPr>
+            </w:pPr>
+            <w:r>
+              <w:rPr>
+                <w:rFonts w:ascii="BRH Devanagari Extra" w:hAnsi="BRH Devanagari Extra" w:cs="BRH Devanagari Extra"/>
+                <w:color w:val="000000"/>
+                <w:sz w:val="40"/>
+                <w:szCs w:val="40"/>
+                <w:lang w:val="it-IT" w:bidi="ml-IN"/>
               </w:rPr>
               <w:t>A</w:t>
             </w:r>
@@ -6007,39 +6319,37 @@
                 <w:color w:val="000000"/>
                 <w:sz w:val="32"/>
                 <w:szCs w:val="40"/>
-                <w:lang w:bidi="ml-IN"/>
-              </w:rPr>
-              <w:t>–</w:t>
-            </w:r>
-            <w:proofErr w:type="spellStart"/>
-            <w:r>
-              <w:rPr>
-                <w:rFonts w:ascii="BRH Devanagari Extra" w:hAnsi="BRH Devanagari Extra" w:cs="BRH Devanagari Extra"/>
-                <w:color w:val="000000"/>
-                <w:sz w:val="40"/>
-                <w:szCs w:val="40"/>
-                <w:lang w:bidi="ml-IN"/>
+                <w:lang w:val="it-IT" w:bidi="ml-IN"/>
+              </w:rPr>
+              <w:t>–</w:t>
+            </w:r>
+            <w:r>
+              <w:rPr>
+                <w:rFonts w:ascii="BRH Devanagari Extra" w:hAnsi="BRH Devanagari Extra" w:cs="BRH Devanagari Extra"/>
+                <w:color w:val="000000"/>
+                <w:sz w:val="40"/>
+                <w:szCs w:val="40"/>
+                <w:lang w:val="it-IT" w:bidi="ml-IN"/>
               </w:rPr>
               <w:t>xqÉÉ</w:t>
             </w:r>
-            <w:proofErr w:type="spellEnd"/>
-            <w:r>
-              <w:rPr>
-                <w:rFonts w:ascii="BRH Malayalam Extra" w:hAnsi="BRH Malayalam Extra" w:cs="BRH Devanagari Extra"/>
-                <w:color w:val="000000"/>
-                <w:sz w:val="32"/>
-                <w:szCs w:val="40"/>
-                <w:lang w:bidi="ml-IN"/>
-              </w:rPr>
-              <w:t>–</w:t>
-            </w:r>
-            <w:r>
-              <w:rPr>
-                <w:rFonts w:ascii="BRH Devanagari Extra" w:hAnsi="BRH Devanagari Extra" w:cs="BRH Devanagari Extra"/>
-                <w:color w:val="000000"/>
-                <w:sz w:val="40"/>
-                <w:szCs w:val="40"/>
-                <w:lang w:bidi="ml-IN"/>
+            <w:r>
+              <w:rPr>
+                <w:rFonts w:ascii="BRH Malayalam Extra" w:hAnsi="BRH Malayalam Extra" w:cs="BRH Devanagari Extra"/>
+                <w:color w:val="000000"/>
+                <w:sz w:val="32"/>
+                <w:szCs w:val="40"/>
+                <w:lang w:val="it-IT" w:bidi="ml-IN"/>
+              </w:rPr>
+              <w:t>–</w:t>
+            </w:r>
+            <w:r>
+              <w:rPr>
+                <w:rFonts w:ascii="BRH Devanagari Extra" w:hAnsi="BRH Devanagari Extra" w:cs="BRH Devanagari Extra"/>
+                <w:color w:val="000000"/>
+                <w:sz w:val="40"/>
+                <w:szCs w:val="40"/>
+                <w:lang w:val="it-IT" w:bidi="ml-IN"/>
               </w:rPr>
               <w:t xml:space="preserve"> A³ÉÿqÉç | </w:t>
             </w:r>
@@ -6050,7 +6360,7 @@
                 <w:sz w:val="40"/>
                 <w:szCs w:val="40"/>
                 <w:highlight w:val="yellow"/>
-                <w:lang w:bidi="ml-IN"/>
+                <w:lang w:val="it-IT" w:bidi="ml-IN"/>
               </w:rPr>
               <w:t>A</w:t>
             </w:r>
@@ -6061,17 +6371,17 @@
                 <w:sz w:val="32"/>
                 <w:szCs w:val="40"/>
                 <w:highlight w:val="yellow"/>
-                <w:lang w:bidi="ml-IN"/>
-              </w:rPr>
-              <w:t>–</w:t>
-            </w:r>
-            <w:r>
-              <w:rPr>
-                <w:rFonts w:ascii="BRH Devanagari Extra" w:hAnsi="BRH Devanagari Extra" w:cs="BRH Devanagari Extra"/>
-                <w:color w:val="000000"/>
-                <w:sz w:val="40"/>
-                <w:szCs w:val="40"/>
-                <w:lang w:bidi="ml-IN"/>
+                <w:lang w:val="it-IT" w:bidi="ml-IN"/>
+              </w:rPr>
+              <w:t>–</w:t>
+            </w:r>
+            <w:r>
+              <w:rPr>
+                <w:rFonts w:ascii="BRH Devanagari Extra" w:hAnsi="BRH Devanagari Extra" w:cs="BRH Devanagari Extra"/>
+                <w:color w:val="000000"/>
+                <w:sz w:val="40"/>
+                <w:szCs w:val="40"/>
+                <w:lang w:val="it-IT" w:bidi="ml-IN"/>
               </w:rPr>
               <w:t>³É</w:t>
             </w:r>
@@ -6081,31 +6391,19 @@
                 <w:color w:val="000000"/>
                 <w:sz w:val="32"/>
                 <w:szCs w:val="40"/>
-                <w:lang w:bidi="ml-IN"/>
-              </w:rPr>
-              <w:t>–</w:t>
-            </w:r>
-            <w:proofErr w:type="spellStart"/>
-            <w:r>
-              <w:rPr>
-                <w:rFonts w:ascii="BRH Devanagari Extra" w:hAnsi="BRH Devanagari Extra" w:cs="BRH Devanagari Extra"/>
-                <w:color w:val="000000"/>
-                <w:sz w:val="40"/>
-                <w:szCs w:val="40"/>
-                <w:lang w:bidi="ml-IN"/>
-              </w:rPr>
-              <w:t>qÉÌmÉþ</w:t>
-            </w:r>
-            <w:proofErr w:type="spellEnd"/>
-            <w:r>
-              <w:rPr>
-                <w:rFonts w:ascii="BRH Devanagari Extra" w:hAnsi="BRH Devanagari Extra" w:cs="BRH Devanagari Extra"/>
-                <w:color w:val="000000"/>
-                <w:sz w:val="40"/>
-                <w:szCs w:val="40"/>
-                <w:lang w:bidi="ml-IN"/>
-              </w:rPr>
-              <w:t xml:space="preserve"> |</w:t>
+                <w:lang w:val="it-IT" w:bidi="ml-IN"/>
+              </w:rPr>
+              <w:t>–</w:t>
+            </w:r>
+            <w:r>
+              <w:rPr>
+                <w:rFonts w:ascii="BRH Devanagari Extra" w:hAnsi="BRH Devanagari Extra" w:cs="BRH Devanagari Extra"/>
+                <w:color w:val="000000"/>
+                <w:sz w:val="40"/>
+                <w:szCs w:val="40"/>
+                <w:lang w:val="it-IT" w:bidi="ml-IN"/>
+              </w:rPr>
+              <w:t>qÉÌmÉþ |</w:t>
             </w:r>
           </w:p>
         </w:tc>
@@ -6125,15 +6423,16 @@
                 <w:color w:val="000000"/>
                 <w:sz w:val="36"/>
                 <w:szCs w:val="40"/>
-              </w:rPr>
-            </w:pPr>
-            <w:r>
-              <w:rPr>
-                <w:rFonts w:ascii="BRH Devanagari Extra" w:hAnsi="BRH Devanagari Extra" w:cs="BRH Devanagari Extra"/>
-                <w:color w:val="000000"/>
-                <w:sz w:val="40"/>
-                <w:szCs w:val="40"/>
-                <w:lang w:bidi="ml-IN"/>
+                <w:lang w:val="it-IT"/>
+              </w:rPr>
+            </w:pPr>
+            <w:r>
+              <w:rPr>
+                <w:rFonts w:ascii="BRH Devanagari Extra" w:hAnsi="BRH Devanagari Extra" w:cs="BRH Devanagari Extra"/>
+                <w:color w:val="000000"/>
+                <w:sz w:val="40"/>
+                <w:szCs w:val="40"/>
+                <w:lang w:val="it-IT" w:bidi="ml-IN"/>
               </w:rPr>
               <w:t>A</w:t>
             </w:r>
@@ -6143,39 +6442,37 @@
                 <w:color w:val="000000"/>
                 <w:sz w:val="32"/>
                 <w:szCs w:val="40"/>
-                <w:lang w:bidi="ml-IN"/>
-              </w:rPr>
-              <w:t>–</w:t>
-            </w:r>
-            <w:proofErr w:type="spellStart"/>
-            <w:r>
-              <w:rPr>
-                <w:rFonts w:ascii="BRH Devanagari Extra" w:hAnsi="BRH Devanagari Extra" w:cs="BRH Devanagari Extra"/>
-                <w:color w:val="000000"/>
-                <w:sz w:val="40"/>
-                <w:szCs w:val="40"/>
-                <w:lang w:bidi="ml-IN"/>
+                <w:lang w:val="it-IT" w:bidi="ml-IN"/>
+              </w:rPr>
+              <w:t>–</w:t>
+            </w:r>
+            <w:r>
+              <w:rPr>
+                <w:rFonts w:ascii="BRH Devanagari Extra" w:hAnsi="BRH Devanagari Extra" w:cs="BRH Devanagari Extra"/>
+                <w:color w:val="000000"/>
+                <w:sz w:val="40"/>
+                <w:szCs w:val="40"/>
+                <w:lang w:val="it-IT" w:bidi="ml-IN"/>
               </w:rPr>
               <w:t>xqÉÉ</w:t>
             </w:r>
-            <w:proofErr w:type="spellEnd"/>
-            <w:r>
-              <w:rPr>
-                <w:rFonts w:ascii="BRH Malayalam Extra" w:hAnsi="BRH Malayalam Extra" w:cs="BRH Devanagari Extra"/>
-                <w:color w:val="000000"/>
-                <w:sz w:val="32"/>
-                <w:szCs w:val="40"/>
-                <w:lang w:bidi="ml-IN"/>
-              </w:rPr>
-              <w:t>–</w:t>
-            </w:r>
-            <w:r>
-              <w:rPr>
-                <w:rFonts w:ascii="BRH Devanagari Extra" w:hAnsi="BRH Devanagari Extra" w:cs="BRH Devanagari Extra"/>
-                <w:color w:val="000000"/>
-                <w:sz w:val="40"/>
-                <w:szCs w:val="40"/>
-                <w:lang w:bidi="ml-IN"/>
+            <w:r>
+              <w:rPr>
+                <w:rFonts w:ascii="BRH Malayalam Extra" w:hAnsi="BRH Malayalam Extra" w:cs="BRH Devanagari Extra"/>
+                <w:color w:val="000000"/>
+                <w:sz w:val="32"/>
+                <w:szCs w:val="40"/>
+                <w:lang w:val="it-IT" w:bidi="ml-IN"/>
+              </w:rPr>
+              <w:t>–</w:t>
+            </w:r>
+            <w:r>
+              <w:rPr>
+                <w:rFonts w:ascii="BRH Devanagari Extra" w:hAnsi="BRH Devanagari Extra" w:cs="BRH Devanagari Extra"/>
+                <w:color w:val="000000"/>
+                <w:sz w:val="40"/>
+                <w:szCs w:val="40"/>
+                <w:lang w:val="it-IT" w:bidi="ml-IN"/>
               </w:rPr>
               <w:t xml:space="preserve"> A³ÉÿqÉç | </w:t>
             </w:r>
@@ -6186,7 +6483,7 @@
                 <w:sz w:val="40"/>
                 <w:szCs w:val="40"/>
                 <w:highlight w:val="green"/>
-                <w:lang w:bidi="ml-IN"/>
+                <w:lang w:val="it-IT" w:bidi="ml-IN"/>
               </w:rPr>
               <w:t>A</w:t>
             </w:r>
@@ -6196,7 +6493,7 @@
                 <w:color w:val="000000"/>
                 <w:sz w:val="40"/>
                 <w:szCs w:val="40"/>
-                <w:lang w:bidi="ml-IN"/>
+                <w:lang w:val="it-IT" w:bidi="ml-IN"/>
               </w:rPr>
               <w:t>³É</w:t>
             </w:r>
@@ -6206,31 +6503,19 @@
                 <w:color w:val="000000"/>
                 <w:sz w:val="32"/>
                 <w:szCs w:val="40"/>
-                <w:lang w:bidi="ml-IN"/>
-              </w:rPr>
-              <w:t>–</w:t>
-            </w:r>
-            <w:proofErr w:type="spellStart"/>
-            <w:r>
-              <w:rPr>
-                <w:rFonts w:ascii="BRH Devanagari Extra" w:hAnsi="BRH Devanagari Extra" w:cs="BRH Devanagari Extra"/>
-                <w:color w:val="000000"/>
-                <w:sz w:val="40"/>
-                <w:szCs w:val="40"/>
-                <w:lang w:bidi="ml-IN"/>
-              </w:rPr>
-              <w:t>qÉÌmÉþ</w:t>
-            </w:r>
-            <w:proofErr w:type="spellEnd"/>
-            <w:r>
-              <w:rPr>
-                <w:rFonts w:ascii="BRH Devanagari Extra" w:hAnsi="BRH Devanagari Extra" w:cs="BRH Devanagari Extra"/>
-                <w:color w:val="000000"/>
-                <w:sz w:val="40"/>
-                <w:szCs w:val="40"/>
-                <w:lang w:bidi="ml-IN"/>
-              </w:rPr>
-              <w:t xml:space="preserve"> |</w:t>
+                <w:lang w:val="it-IT" w:bidi="ml-IN"/>
+              </w:rPr>
+              <w:t>–</w:t>
+            </w:r>
+            <w:r>
+              <w:rPr>
+                <w:rFonts w:ascii="BRH Devanagari Extra" w:hAnsi="BRH Devanagari Extra" w:cs="BRH Devanagari Extra"/>
+                <w:color w:val="000000"/>
+                <w:sz w:val="40"/>
+                <w:szCs w:val="40"/>
+                <w:lang w:val="it-IT" w:bidi="ml-IN"/>
+              </w:rPr>
+              <w:t>qÉÌmÉþ |</w:t>
             </w:r>
           </w:p>
         </w:tc>
@@ -6268,6 +6553,7 @@
                 <w:sz w:val="28"/>
                 <w:szCs w:val="32"/>
               </w:rPr>
+              <w:lastRenderedPageBreak/>
               <w:t>T.S.5.5.23.1 – Kramam</w:t>
             </w:r>
           </w:p>
@@ -6364,7 +6650,6 @@
                 <w:lang w:bidi="ml-IN"/>
               </w:rPr>
             </w:pPr>
-            <w:proofErr w:type="spellStart"/>
             <w:r>
               <w:rPr>
                 <w:rFonts w:ascii="BRH Devanagari Extra" w:hAnsi="BRH Devanagari Extra" w:cs="BRH Devanagari Extra"/>
@@ -6375,18 +6660,16 @@
               </w:rPr>
               <w:t>ÍzÉ</w:t>
             </w:r>
-            <w:proofErr w:type="spellEnd"/>
-            <w:r>
-              <w:rPr>
-                <w:rFonts w:ascii="BRH Malayalam Extra" w:hAnsi="BRH Malayalam Extra" w:cs="BRH Devanagari Extra"/>
-                <w:color w:val="000000"/>
-                <w:sz w:val="32"/>
-                <w:szCs w:val="40"/>
-                <w:lang w:bidi="ml-IN"/>
-              </w:rPr>
-              <w:t>–</w:t>
-            </w:r>
-            <w:proofErr w:type="spellStart"/>
+            <w:r>
+              <w:rPr>
+                <w:rFonts w:ascii="BRH Malayalam Extra" w:hAnsi="BRH Malayalam Extra" w:cs="BRH Devanagari Extra"/>
+                <w:color w:val="000000"/>
+                <w:sz w:val="32"/>
+                <w:szCs w:val="40"/>
+                <w:lang w:bidi="ml-IN"/>
+              </w:rPr>
+              <w:t>–</w:t>
+            </w:r>
             <w:r>
               <w:rPr>
                 <w:rFonts w:ascii="BRH Devanagari Extra" w:hAnsi="BRH Devanagari Extra" w:cs="BRH Devanagari Extra"/>
@@ -6397,124 +6680,65 @@
               </w:rPr>
               <w:t>ÌiÉ</w:t>
             </w:r>
-            <w:proofErr w:type="spellEnd"/>
-            <w:r>
-              <w:rPr>
-                <w:rFonts w:ascii="BRH Malayalam Extra" w:hAnsi="BRH Malayalam Extra" w:cs="BRH Devanagari Extra"/>
-                <w:color w:val="000000"/>
-                <w:sz w:val="32"/>
-                <w:szCs w:val="40"/>
-                <w:lang w:bidi="ml-IN"/>
-              </w:rPr>
-              <w:t>–</w:t>
-            </w:r>
-            <w:proofErr w:type="spellStart"/>
-            <w:r>
-              <w:rPr>
-                <w:rFonts w:ascii="BRH Devanagari Extra" w:hAnsi="BRH Devanagari Extra" w:cs="BRH Devanagari Extra"/>
-                <w:color w:val="000000"/>
-                <w:sz w:val="40"/>
-                <w:szCs w:val="40"/>
-                <w:lang w:bidi="ml-IN"/>
-              </w:rPr>
-              <w:t>mÉ</w:t>
-            </w:r>
-            <w:proofErr w:type="spellEnd"/>
-            <w:r>
-              <w:rPr>
-                <w:rFonts w:ascii="BRH Devanagari Extra" w:hAnsi="BRH Devanagari Extra" w:cs="BRH Devanagari Extra"/>
-                <w:color w:val="000000"/>
-                <w:sz w:val="40"/>
-                <w:szCs w:val="40"/>
-                <w:lang w:bidi="ml-IN"/>
-              </w:rPr>
-              <w:t>×</w:t>
-            </w:r>
-            <w:r>
-              <w:rPr>
-                <w:rFonts w:ascii="BRH Malayalam Extra" w:hAnsi="BRH Malayalam Extra" w:cs="BRH Devanagari Extra"/>
-                <w:color w:val="000000"/>
-                <w:sz w:val="32"/>
-                <w:szCs w:val="40"/>
-                <w:lang w:bidi="ml-IN"/>
-              </w:rPr>
-              <w:t>–</w:t>
-            </w:r>
-            <w:r>
-              <w:rPr>
-                <w:rFonts w:ascii="BRH Devanagari Extra" w:hAnsi="BRH Devanagari Extra" w:cs="BRH Devanagari Extra"/>
-                <w:color w:val="000000"/>
-                <w:sz w:val="40"/>
-                <w:szCs w:val="40"/>
-                <w:lang w:bidi="ml-IN"/>
-              </w:rPr>
-              <w:t>¸</w:t>
-            </w:r>
-            <w:proofErr w:type="spellStart"/>
-            <w:r>
-              <w:rPr>
-                <w:rFonts w:ascii="BRH Devanagari Extra" w:hAnsi="BRH Devanagari Extra" w:cs="BRH Devanagari Extra"/>
-                <w:color w:val="000000"/>
-                <w:sz w:val="40"/>
-                <w:szCs w:val="40"/>
-                <w:lang w:bidi="ml-IN"/>
-              </w:rPr>
-              <w:t>Éæ</w:t>
-            </w:r>
-            <w:proofErr w:type="spellEnd"/>
-            <w:r>
-              <w:rPr>
-                <w:rFonts w:ascii="BRH Devanagari Extra" w:hAnsi="BRH Devanagari Extra" w:cs="BRH Devanagari Extra"/>
-                <w:color w:val="000000"/>
-                <w:sz w:val="40"/>
-                <w:szCs w:val="40"/>
-                <w:lang w:bidi="ml-IN"/>
-              </w:rPr>
-              <w:t xml:space="preserve"> </w:t>
-            </w:r>
-            <w:proofErr w:type="spellStart"/>
-            <w:r>
-              <w:rPr>
-                <w:rFonts w:ascii="BRH Devanagari Extra" w:hAnsi="BRH Devanagari Extra" w:cs="BRH Devanagari Extra"/>
-                <w:color w:val="000000"/>
-                <w:sz w:val="40"/>
-                <w:szCs w:val="40"/>
-                <w:lang w:bidi="ml-IN"/>
-              </w:rPr>
-              <w:t>oÉÉþUç.WûxmÉ</w:t>
-            </w:r>
-            <w:proofErr w:type="spellEnd"/>
-            <w:r>
-              <w:rPr>
-                <w:rFonts w:ascii="BRH Malayalam Extra" w:hAnsi="BRH Malayalam Extra" w:cs="BRH Devanagari Extra"/>
-                <w:color w:val="000000"/>
-                <w:sz w:val="32"/>
-                <w:szCs w:val="40"/>
-                <w:lang w:bidi="ml-IN"/>
-              </w:rPr>
-              <w:t>–</w:t>
-            </w:r>
-            <w:proofErr w:type="spellStart"/>
-            <w:r>
-              <w:rPr>
-                <w:rFonts w:ascii="BRH Devanagari Extra" w:hAnsi="BRH Devanagari Extra" w:cs="BRH Devanagari Extra"/>
-                <w:color w:val="000000"/>
-                <w:sz w:val="40"/>
-                <w:szCs w:val="40"/>
-                <w:lang w:bidi="ml-IN"/>
-              </w:rPr>
-              <w:t>irÉÉæ</w:t>
-            </w:r>
-            <w:proofErr w:type="spellEnd"/>
-            <w:r>
-              <w:rPr>
-                <w:rFonts w:ascii="BRH Devanagari Extra" w:hAnsi="BRH Devanagari Extra" w:cs="BRH Devanagari Extra"/>
-                <w:color w:val="000000"/>
-                <w:sz w:val="40"/>
-                <w:szCs w:val="40"/>
-                <w:lang w:bidi="ml-IN"/>
-              </w:rPr>
-              <w:t xml:space="preserve"> | </w:t>
+            <w:r>
+              <w:rPr>
+                <w:rFonts w:ascii="BRH Malayalam Extra" w:hAnsi="BRH Malayalam Extra" w:cs="BRH Devanagari Extra"/>
+                <w:color w:val="000000"/>
+                <w:sz w:val="32"/>
+                <w:szCs w:val="40"/>
+                <w:lang w:bidi="ml-IN"/>
+              </w:rPr>
+              <w:t>–</w:t>
+            </w:r>
+            <w:r>
+              <w:rPr>
+                <w:rFonts w:ascii="BRH Devanagari Extra" w:hAnsi="BRH Devanagari Extra" w:cs="BRH Devanagari Extra"/>
+                <w:color w:val="000000"/>
+                <w:sz w:val="40"/>
+                <w:szCs w:val="40"/>
+                <w:lang w:bidi="ml-IN"/>
+              </w:rPr>
+              <w:t>mÉ×</w:t>
+            </w:r>
+            <w:r>
+              <w:rPr>
+                <w:rFonts w:ascii="BRH Malayalam Extra" w:hAnsi="BRH Malayalam Extra" w:cs="BRH Devanagari Extra"/>
+                <w:color w:val="000000"/>
+                <w:sz w:val="32"/>
+                <w:szCs w:val="40"/>
+                <w:lang w:bidi="ml-IN"/>
+              </w:rPr>
+              <w:t>–</w:t>
+            </w:r>
+            <w:r>
+              <w:rPr>
+                <w:rFonts w:ascii="BRH Devanagari Extra" w:hAnsi="BRH Devanagari Extra" w:cs="BRH Devanagari Extra"/>
+                <w:color w:val="000000"/>
+                <w:sz w:val="40"/>
+                <w:szCs w:val="40"/>
+                <w:lang w:bidi="ml-IN"/>
+              </w:rPr>
+              <w:t>¸Éæ oÉÉþUç.WûxmÉ</w:t>
+            </w:r>
+            <w:r>
+              <w:rPr>
+                <w:rFonts w:ascii="BRH Malayalam Extra" w:hAnsi="BRH Malayalam Extra" w:cs="BRH Devanagari Extra"/>
+                <w:color w:val="000000"/>
+                <w:sz w:val="32"/>
+                <w:szCs w:val="40"/>
+                <w:lang w:bidi="ml-IN"/>
+              </w:rPr>
+              <w:t>–</w:t>
+            </w:r>
+            <w:r>
+              <w:rPr>
+                <w:rFonts w:ascii="BRH Devanagari Extra" w:hAnsi="BRH Devanagari Extra" w:cs="BRH Devanagari Extra"/>
+                <w:color w:val="000000"/>
+                <w:sz w:val="40"/>
+                <w:szCs w:val="40"/>
+                <w:lang w:bidi="ml-IN"/>
+              </w:rPr>
+              <w:t xml:space="preserve">irÉÉæ | </w:t>
             </w:r>
           </w:p>
           <w:p>
@@ -6531,7 +6755,6 @@
                 <w:szCs w:val="40"/>
               </w:rPr>
             </w:pPr>
-            <w:proofErr w:type="spellStart"/>
             <w:r>
               <w:rPr>
                 <w:rFonts w:ascii="BRH Devanagari Extra" w:hAnsi="BRH Devanagari Extra" w:cs="BRH Devanagari Extra"/>
@@ -6542,18 +6765,16 @@
               </w:rPr>
               <w:t>ÍzÉ</w:t>
             </w:r>
-            <w:proofErr w:type="spellEnd"/>
-            <w:r>
-              <w:rPr>
-                <w:rFonts w:ascii="BRH Malayalam Extra" w:hAnsi="BRH Malayalam Extra" w:cs="BRH Devanagari Extra"/>
-                <w:color w:val="000000"/>
-                <w:sz w:val="32"/>
-                <w:szCs w:val="40"/>
-                <w:lang w:bidi="ml-IN"/>
-              </w:rPr>
-              <w:t>–</w:t>
-            </w:r>
-            <w:proofErr w:type="spellStart"/>
+            <w:r>
+              <w:rPr>
+                <w:rFonts w:ascii="BRH Malayalam Extra" w:hAnsi="BRH Malayalam Extra" w:cs="BRH Devanagari Extra"/>
+                <w:color w:val="000000"/>
+                <w:sz w:val="32"/>
+                <w:szCs w:val="40"/>
+                <w:lang w:bidi="ml-IN"/>
+              </w:rPr>
+              <w:t>–</w:t>
+            </w:r>
             <w:r>
               <w:rPr>
                 <w:rFonts w:ascii="BRH Devanagari Extra" w:hAnsi="BRH Devanagari Extra" w:cs="BRH Devanagari Extra"/>
@@ -6564,136 +6785,56 @@
               </w:rPr>
               <w:t>ÌiÉ</w:t>
             </w:r>
-            <w:proofErr w:type="spellEnd"/>
-            <w:r>
-              <w:rPr>
-                <w:rFonts w:ascii="BRH Malayalam Extra" w:hAnsi="BRH Malayalam Extra" w:cs="BRH Devanagari Extra"/>
-                <w:color w:val="000000"/>
-                <w:sz w:val="32"/>
-                <w:szCs w:val="40"/>
-                <w:lang w:bidi="ml-IN"/>
-              </w:rPr>
-              <w:t>–</w:t>
-            </w:r>
-            <w:proofErr w:type="spellStart"/>
-            <w:r>
-              <w:rPr>
-                <w:rFonts w:ascii="BRH Devanagari Extra" w:hAnsi="BRH Devanagari Extra" w:cs="BRH Devanagari Extra"/>
-                <w:color w:val="000000"/>
-                <w:sz w:val="40"/>
-                <w:szCs w:val="40"/>
-                <w:lang w:bidi="ml-IN"/>
-              </w:rPr>
-              <w:t>mÉ</w:t>
-            </w:r>
-            <w:proofErr w:type="spellEnd"/>
-            <w:r>
-              <w:rPr>
-                <w:rFonts w:ascii="BRH Devanagari Extra" w:hAnsi="BRH Devanagari Extra" w:cs="BRH Devanagari Extra"/>
-                <w:color w:val="000000"/>
-                <w:sz w:val="40"/>
-                <w:szCs w:val="40"/>
-                <w:lang w:bidi="ml-IN"/>
-              </w:rPr>
-              <w:t>×</w:t>
-            </w:r>
-            <w:r>
-              <w:rPr>
-                <w:rFonts w:ascii="BRH Malayalam Extra" w:hAnsi="BRH Malayalam Extra" w:cs="BRH Devanagari Extra"/>
-                <w:color w:val="000000"/>
-                <w:sz w:val="32"/>
-                <w:szCs w:val="40"/>
-                <w:lang w:bidi="ml-IN"/>
-              </w:rPr>
-              <w:t>–</w:t>
-            </w:r>
-            <w:r>
-              <w:rPr>
-                <w:rFonts w:ascii="BRH Devanagari Extra" w:hAnsi="BRH Devanagari Extra" w:cs="BRH Devanagari Extra"/>
-                <w:color w:val="000000"/>
-                <w:sz w:val="40"/>
-                <w:szCs w:val="40"/>
-                <w:lang w:bidi="ml-IN"/>
-              </w:rPr>
-              <w:t>¸</w:t>
-            </w:r>
-            <w:proofErr w:type="spellStart"/>
-            <w:r>
-              <w:rPr>
-                <w:rFonts w:ascii="BRH Devanagari Extra" w:hAnsi="BRH Devanagari Extra" w:cs="BRH Devanagari Extra"/>
-                <w:color w:val="000000"/>
-                <w:sz w:val="40"/>
-                <w:szCs w:val="40"/>
-                <w:lang w:bidi="ml-IN"/>
-              </w:rPr>
-              <w:t>ÉÌuÉÌiÉþ</w:t>
-            </w:r>
-            <w:proofErr w:type="spellEnd"/>
-            <w:r>
-              <w:rPr>
-                <w:rFonts w:ascii="BRH Devanagari Extra" w:hAnsi="BRH Devanagari Extra" w:cs="BRH Devanagari Extra"/>
-                <w:color w:val="000000"/>
-                <w:sz w:val="40"/>
-                <w:szCs w:val="40"/>
-                <w:lang w:bidi="ml-IN"/>
-              </w:rPr>
-              <w:t xml:space="preserve"> </w:t>
-            </w:r>
-            <w:proofErr w:type="spellStart"/>
-            <w:r>
-              <w:rPr>
-                <w:rFonts w:ascii="BRH Devanagari Extra" w:hAnsi="BRH Devanagari Extra" w:cs="BRH Devanagari Extra"/>
-                <w:color w:val="000000"/>
-                <w:sz w:val="40"/>
-                <w:szCs w:val="40"/>
-                <w:lang w:bidi="ml-IN"/>
-              </w:rPr>
-              <w:t>ÍzÉÌiÉ</w:t>
-            </w:r>
-            <w:proofErr w:type="spellEnd"/>
-            <w:r>
-              <w:rPr>
-                <w:rFonts w:ascii="BRH Devanagari Extra" w:hAnsi="BRH Devanagari Extra" w:cs="BRH Devanagari Extra"/>
-                <w:color w:val="000000"/>
-                <w:sz w:val="40"/>
-                <w:szCs w:val="40"/>
-                <w:lang w:bidi="ml-IN"/>
-              </w:rPr>
-              <w:t xml:space="preserve"> - </w:t>
-            </w:r>
-            <w:proofErr w:type="spellStart"/>
-            <w:r>
-              <w:rPr>
-                <w:rFonts w:ascii="BRH Devanagari Extra" w:hAnsi="BRH Devanagari Extra" w:cs="BRH Devanagari Extra"/>
-                <w:color w:val="000000"/>
-                <w:sz w:val="40"/>
-                <w:szCs w:val="40"/>
-                <w:lang w:bidi="ml-IN"/>
-              </w:rPr>
-              <w:t>mÉ</w:t>
-            </w:r>
-            <w:proofErr w:type="spellEnd"/>
-            <w:r>
-              <w:rPr>
-                <w:rFonts w:ascii="BRH Devanagari Extra" w:hAnsi="BRH Devanagari Extra" w:cs="BRH Devanagari Extra"/>
-                <w:color w:val="000000"/>
-                <w:sz w:val="40"/>
-                <w:szCs w:val="40"/>
-                <w:lang w:bidi="ml-IN"/>
-              </w:rPr>
-              <w:t>×</w:t>
-            </w:r>
-            <w:r>
-              <w:rPr>
-                <w:rFonts w:ascii="BRH Malayalam Extra" w:hAnsi="BRH Malayalam Extra" w:cs="BRH Devanagari Extra"/>
-                <w:color w:val="000000"/>
-                <w:sz w:val="32"/>
-                <w:szCs w:val="40"/>
-                <w:lang w:bidi="ml-IN"/>
-              </w:rPr>
-              <w:t>–</w:t>
-            </w:r>
-            <w:proofErr w:type="spellStart"/>
+            <w:r>
+              <w:rPr>
+                <w:rFonts w:ascii="BRH Malayalam Extra" w:hAnsi="BRH Malayalam Extra" w:cs="BRH Devanagari Extra"/>
+                <w:color w:val="000000"/>
+                <w:sz w:val="32"/>
+                <w:szCs w:val="40"/>
+                <w:lang w:bidi="ml-IN"/>
+              </w:rPr>
+              <w:t>–</w:t>
+            </w:r>
+            <w:r>
+              <w:rPr>
+                <w:rFonts w:ascii="BRH Devanagari Extra" w:hAnsi="BRH Devanagari Extra" w:cs="BRH Devanagari Extra"/>
+                <w:color w:val="000000"/>
+                <w:sz w:val="40"/>
+                <w:szCs w:val="40"/>
+                <w:lang w:bidi="ml-IN"/>
+              </w:rPr>
+              <w:t>mÉ×</w:t>
+            </w:r>
+            <w:r>
+              <w:rPr>
+                <w:rFonts w:ascii="BRH Malayalam Extra" w:hAnsi="BRH Malayalam Extra" w:cs="BRH Devanagari Extra"/>
+                <w:color w:val="000000"/>
+                <w:sz w:val="32"/>
+                <w:szCs w:val="40"/>
+                <w:lang w:bidi="ml-IN"/>
+              </w:rPr>
+              <w:t>–</w:t>
+            </w:r>
+            <w:r>
+              <w:rPr>
+                <w:rFonts w:ascii="BRH Devanagari Extra" w:hAnsi="BRH Devanagari Extra" w:cs="BRH Devanagari Extra"/>
+                <w:color w:val="000000"/>
+                <w:sz w:val="40"/>
+                <w:szCs w:val="40"/>
+                <w:lang w:bidi="ml-IN"/>
+              </w:rPr>
+              <w:t>¸ÉÌuÉÌiÉþ ÍzÉÌiÉ - mÉ×</w:t>
+            </w:r>
+            <w:r>
+              <w:rPr>
+                <w:rFonts w:ascii="BRH Malayalam Extra" w:hAnsi="BRH Malayalam Extra" w:cs="BRH Devanagari Extra"/>
+                <w:color w:val="000000"/>
+                <w:sz w:val="32"/>
+                <w:szCs w:val="40"/>
+                <w:lang w:bidi="ml-IN"/>
+              </w:rPr>
+              <w:t>–</w:t>
+            </w:r>
             <w:r>
               <w:rPr>
                 <w:rFonts w:ascii="BRH Devanagari Extra" w:hAnsi="BRH Devanagari Extra" w:cs="BRH Devanagari Extra"/>
@@ -6713,18 +6854,7 @@
                 <w:szCs w:val="40"/>
                 <w:lang w:bidi="ml-IN"/>
               </w:rPr>
-              <w:t>æ</w:t>
-            </w:r>
-            <w:proofErr w:type="spellEnd"/>
-            <w:r>
-              <w:rPr>
-                <w:rFonts w:ascii="BRH Devanagari Extra" w:hAnsi="BRH Devanagari Extra" w:cs="BRH Devanagari Extra"/>
-                <w:color w:val="000000"/>
-                <w:sz w:val="40"/>
-                <w:szCs w:val="40"/>
-                <w:lang w:bidi="ml-IN"/>
-              </w:rPr>
-              <w:t xml:space="preserve"> | </w:t>
+              <w:t xml:space="preserve">æ | </w:t>
             </w:r>
           </w:p>
         </w:tc>
@@ -6747,7 +6877,6 @@
                 <w:lang w:bidi="ml-IN"/>
               </w:rPr>
             </w:pPr>
-            <w:proofErr w:type="spellStart"/>
             <w:r>
               <w:rPr>
                 <w:rFonts w:ascii="BRH Devanagari Extra" w:hAnsi="BRH Devanagari Extra" w:cs="BRH Devanagari Extra"/>
@@ -6758,18 +6887,16 @@
               </w:rPr>
               <w:t>ÍzÉ</w:t>
             </w:r>
-            <w:proofErr w:type="spellEnd"/>
-            <w:r>
-              <w:rPr>
-                <w:rFonts w:ascii="BRH Malayalam Extra" w:hAnsi="BRH Malayalam Extra" w:cs="BRH Devanagari Extra"/>
-                <w:color w:val="000000"/>
-                <w:sz w:val="32"/>
-                <w:szCs w:val="40"/>
-                <w:lang w:bidi="ml-IN"/>
-              </w:rPr>
-              <w:t>–</w:t>
-            </w:r>
-            <w:proofErr w:type="spellStart"/>
+            <w:r>
+              <w:rPr>
+                <w:rFonts w:ascii="BRH Malayalam Extra" w:hAnsi="BRH Malayalam Extra" w:cs="BRH Devanagari Extra"/>
+                <w:color w:val="000000"/>
+                <w:sz w:val="32"/>
+                <w:szCs w:val="40"/>
+                <w:lang w:bidi="ml-IN"/>
+              </w:rPr>
+              <w:t>–</w:t>
+            </w:r>
             <w:r>
               <w:rPr>
                 <w:rFonts w:ascii="BRH Devanagari Extra" w:hAnsi="BRH Devanagari Extra" w:cs="BRH Devanagari Extra"/>
@@ -6780,35 +6907,158 @@
               </w:rPr>
               <w:t>ÌiÉ</w:t>
             </w:r>
-            <w:proofErr w:type="spellEnd"/>
-            <w:r>
-              <w:rPr>
-                <w:rFonts w:ascii="BRH Malayalam Extra" w:hAnsi="BRH Malayalam Extra" w:cs="BRH Devanagari Extra"/>
-                <w:color w:val="000000"/>
-                <w:sz w:val="32"/>
-                <w:szCs w:val="40"/>
-                <w:lang w:bidi="ml-IN"/>
-              </w:rPr>
-              <w:t>–</w:t>
-            </w:r>
-            <w:proofErr w:type="spellStart"/>
-            <w:r>
-              <w:rPr>
-                <w:rFonts w:ascii="BRH Devanagari Extra" w:hAnsi="BRH Devanagari Extra" w:cs="BRH Devanagari Extra"/>
-                <w:color w:val="000000"/>
-                <w:sz w:val="40"/>
-                <w:szCs w:val="40"/>
-                <w:lang w:bidi="ml-IN"/>
-              </w:rPr>
-              <w:t>mÉ</w:t>
-            </w:r>
-            <w:proofErr w:type="spellEnd"/>
-            <w:r>
-              <w:rPr>
-                <w:rFonts w:ascii="BRH Devanagari Extra" w:hAnsi="BRH Devanagari Extra" w:cs="BRH Devanagari Extra"/>
-                <w:color w:val="000000"/>
-                <w:sz w:val="40"/>
-                <w:szCs w:val="40"/>
+            <w:r>
+              <w:rPr>
+                <w:rFonts w:ascii="BRH Malayalam Extra" w:hAnsi="BRH Malayalam Extra" w:cs="BRH Devanagari Extra"/>
+                <w:color w:val="000000"/>
+                <w:sz w:val="32"/>
+                <w:szCs w:val="40"/>
+                <w:lang w:bidi="ml-IN"/>
+              </w:rPr>
+              <w:t>–</w:t>
+            </w:r>
+            <w:r>
+              <w:rPr>
+                <w:rFonts w:ascii="BRH Devanagari Extra" w:hAnsi="BRH Devanagari Extra" w:cs="BRH Devanagari Extra"/>
+                <w:color w:val="000000"/>
+                <w:sz w:val="40"/>
+                <w:szCs w:val="40"/>
+                <w:lang w:bidi="ml-IN"/>
+              </w:rPr>
+              <w:t>mÉ×</w:t>
+            </w:r>
+            <w:r>
+              <w:rPr>
+                <w:rFonts w:ascii="BRH Malayalam Extra" w:hAnsi="BRH Malayalam Extra" w:cs="BRH Devanagari Extra"/>
+                <w:color w:val="000000"/>
+                <w:sz w:val="32"/>
+                <w:szCs w:val="40"/>
+                <w:lang w:bidi="ml-IN"/>
+              </w:rPr>
+              <w:t>–</w:t>
+            </w:r>
+            <w:r>
+              <w:rPr>
+                <w:rFonts w:ascii="BRH Devanagari Extra" w:hAnsi="BRH Devanagari Extra" w:cs="BRH Devanagari Extra"/>
+                <w:color w:val="000000"/>
+                <w:sz w:val="40"/>
+                <w:szCs w:val="40"/>
+                <w:lang w:bidi="ml-IN"/>
+              </w:rPr>
+              <w:t>¸Éæ oÉÉþUç.WûxmÉ</w:t>
+            </w:r>
+            <w:r>
+              <w:rPr>
+                <w:rFonts w:ascii="BRH Malayalam Extra" w:hAnsi="BRH Malayalam Extra" w:cs="BRH Devanagari Extra"/>
+                <w:color w:val="000000"/>
+                <w:sz w:val="32"/>
+                <w:szCs w:val="40"/>
+                <w:lang w:bidi="ml-IN"/>
+              </w:rPr>
+              <w:t>–</w:t>
+            </w:r>
+            <w:r>
+              <w:rPr>
+                <w:rFonts w:ascii="BRH Devanagari Extra" w:hAnsi="BRH Devanagari Extra" w:cs="BRH Devanagari Extra"/>
+                <w:color w:val="000000"/>
+                <w:sz w:val="40"/>
+                <w:szCs w:val="40"/>
+                <w:lang w:bidi="ml-IN"/>
+              </w:rPr>
+              <w:t xml:space="preserve">irÉÉæ | </w:t>
+            </w:r>
+          </w:p>
+          <w:p>
+            <w:pPr>
+              <w:widowControl w:val="0"/>
+              <w:autoSpaceDE w:val="0"/>
+              <w:autoSpaceDN w:val="0"/>
+              <w:adjustRightInd w:val="0"/>
+              <w:spacing w:before="0" w:line="240" w:lineRule="auto"/>
+              <w:rPr>
+                <w:rFonts w:ascii="BRH Malayalam Extra" w:hAnsi="BRH Malayalam Extra" w:cs="BRH Malayalam Extra"/>
+                <w:color w:val="000000"/>
+                <w:sz w:val="36"/>
+                <w:szCs w:val="40"/>
+              </w:rPr>
+            </w:pPr>
+            <w:r>
+              <w:rPr>
+                <w:rFonts w:ascii="BRH Devanagari Extra" w:hAnsi="BRH Devanagari Extra" w:cs="BRH Devanagari Extra"/>
+                <w:color w:val="000000"/>
+                <w:sz w:val="40"/>
+                <w:szCs w:val="40"/>
+                <w:lang w:bidi="ml-IN"/>
+              </w:rPr>
+              <w:t>ÍzÉ</w:t>
+            </w:r>
+            <w:r>
+              <w:rPr>
+                <w:rFonts w:ascii="BRH Malayalam Extra" w:hAnsi="BRH Malayalam Extra" w:cs="BRH Devanagari Extra"/>
+                <w:color w:val="000000"/>
+                <w:sz w:val="32"/>
+                <w:szCs w:val="40"/>
+                <w:lang w:bidi="ml-IN"/>
+              </w:rPr>
+              <w:t>–</w:t>
+            </w:r>
+            <w:r>
+              <w:rPr>
+                <w:rFonts w:ascii="BRH Devanagari Extra" w:hAnsi="BRH Devanagari Extra" w:cs="BRH Devanagari Extra"/>
+                <w:color w:val="000000"/>
+                <w:sz w:val="40"/>
+                <w:szCs w:val="40"/>
+                <w:lang w:bidi="ml-IN"/>
+              </w:rPr>
+              <w:t>ÌiÉ</w:t>
+            </w:r>
+            <w:r>
+              <w:rPr>
+                <w:rFonts w:ascii="BRH Malayalam Extra" w:hAnsi="BRH Malayalam Extra" w:cs="BRH Devanagari Extra"/>
+                <w:color w:val="000000"/>
+                <w:sz w:val="32"/>
+                <w:szCs w:val="40"/>
+                <w:lang w:bidi="ml-IN"/>
+              </w:rPr>
+              <w:t>–</w:t>
+            </w:r>
+            <w:r>
+              <w:rPr>
+                <w:rFonts w:ascii="BRH Devanagari Extra" w:hAnsi="BRH Devanagari Extra" w:cs="BRH Devanagari Extra"/>
+                <w:color w:val="000000"/>
+                <w:sz w:val="40"/>
+                <w:szCs w:val="40"/>
+                <w:lang w:bidi="ml-IN"/>
+              </w:rPr>
+              <w:t>mÉ×</w:t>
+            </w:r>
+            <w:r>
+              <w:rPr>
+                <w:rFonts w:ascii="BRH Malayalam Extra" w:hAnsi="BRH Malayalam Extra" w:cs="BRH Devanagari Extra"/>
+                <w:color w:val="000000"/>
+                <w:sz w:val="32"/>
+                <w:szCs w:val="40"/>
+                <w:lang w:bidi="ml-IN"/>
+              </w:rPr>
+              <w:t>–</w:t>
+            </w:r>
+            <w:r>
+              <w:rPr>
+                <w:rFonts w:ascii="BRH Devanagari Extra" w:hAnsi="BRH Devanagari Extra" w:cs="BRH Devanagari Extra"/>
+                <w:color w:val="000000"/>
+                <w:sz w:val="40"/>
+                <w:szCs w:val="40"/>
+                <w:lang w:bidi="ml-IN"/>
+              </w:rPr>
+              <w:t>¸ÉÌuÉÌiÉþ ÍzÉÌiÉ - mÉ</w:t>
+            </w:r>
+            <w:r>
+              <w:rPr>
+                <w:rFonts w:ascii="BRH Devanagari Extra" w:hAnsi="BRH Devanagari Extra" w:cs="BRH Devanagari Extra"/>
+                <w:color w:val="000000"/>
+                <w:sz w:val="40"/>
+                <w:szCs w:val="40"/>
+                <w:highlight w:val="green"/>
                 <w:lang w:bidi="ml-IN"/>
               </w:rPr>
               <w:t>×</w:t>
@@ -6819,163 +7069,18 @@
                 <w:color w:val="000000"/>
                 <w:sz w:val="32"/>
                 <w:szCs w:val="40"/>
-                <w:lang w:bidi="ml-IN"/>
-              </w:rPr>
-              <w:t>–</w:t>
-            </w:r>
-            <w:r>
-              <w:rPr>
-                <w:rFonts w:ascii="BRH Devanagari Extra" w:hAnsi="BRH Devanagari Extra" w:cs="BRH Devanagari Extra"/>
-                <w:color w:val="000000"/>
-                <w:sz w:val="40"/>
-                <w:szCs w:val="40"/>
-                <w:lang w:bidi="ml-IN"/>
-              </w:rPr>
-              <w:t>¸</w:t>
-            </w:r>
-            <w:proofErr w:type="spellStart"/>
-            <w:r>
-              <w:rPr>
-                <w:rFonts w:ascii="BRH Devanagari Extra" w:hAnsi="BRH Devanagari Extra" w:cs="BRH Devanagari Extra"/>
-                <w:color w:val="000000"/>
-                <w:sz w:val="40"/>
-                <w:szCs w:val="40"/>
-                <w:lang w:bidi="ml-IN"/>
-              </w:rPr>
-              <w:t>Éæ</w:t>
-            </w:r>
-            <w:proofErr w:type="spellEnd"/>
-            <w:r>
-              <w:rPr>
-                <w:rFonts w:ascii="BRH Devanagari Extra" w:hAnsi="BRH Devanagari Extra" w:cs="BRH Devanagari Extra"/>
-                <w:color w:val="000000"/>
-                <w:sz w:val="40"/>
-                <w:szCs w:val="40"/>
-                <w:lang w:bidi="ml-IN"/>
-              </w:rPr>
-              <w:t xml:space="preserve"> </w:t>
-            </w:r>
-            <w:proofErr w:type="spellStart"/>
-            <w:r>
-              <w:rPr>
-                <w:rFonts w:ascii="BRH Devanagari Extra" w:hAnsi="BRH Devanagari Extra" w:cs="BRH Devanagari Extra"/>
-                <w:color w:val="000000"/>
-                <w:sz w:val="40"/>
-                <w:szCs w:val="40"/>
-                <w:lang w:bidi="ml-IN"/>
-              </w:rPr>
-              <w:t>oÉÉþUç.WûxmÉ</w:t>
-            </w:r>
-            <w:proofErr w:type="spellEnd"/>
-            <w:r>
-              <w:rPr>
-                <w:rFonts w:ascii="BRH Malayalam Extra" w:hAnsi="BRH Malayalam Extra" w:cs="BRH Devanagari Extra"/>
-                <w:color w:val="000000"/>
-                <w:sz w:val="32"/>
-                <w:szCs w:val="40"/>
-                <w:lang w:bidi="ml-IN"/>
-              </w:rPr>
-              <w:t>–</w:t>
-            </w:r>
-            <w:proofErr w:type="spellStart"/>
-            <w:r>
-              <w:rPr>
-                <w:rFonts w:ascii="BRH Devanagari Extra" w:hAnsi="BRH Devanagari Extra" w:cs="BRH Devanagari Extra"/>
-                <w:color w:val="000000"/>
-                <w:sz w:val="40"/>
-                <w:szCs w:val="40"/>
-                <w:lang w:bidi="ml-IN"/>
-              </w:rPr>
-              <w:t>irÉÉæ</w:t>
-            </w:r>
-            <w:proofErr w:type="spellEnd"/>
-            <w:r>
-              <w:rPr>
-                <w:rFonts w:ascii="BRH Devanagari Extra" w:hAnsi="BRH Devanagari Extra" w:cs="BRH Devanagari Extra"/>
-                <w:color w:val="000000"/>
-                <w:sz w:val="40"/>
-                <w:szCs w:val="40"/>
-                <w:lang w:bidi="ml-IN"/>
-              </w:rPr>
-              <w:t xml:space="preserve"> | </w:t>
-            </w:r>
-          </w:p>
-          <w:p>
-            <w:pPr>
-              <w:widowControl w:val="0"/>
-              <w:autoSpaceDE w:val="0"/>
-              <w:autoSpaceDN w:val="0"/>
-              <w:adjustRightInd w:val="0"/>
-              <w:spacing w:before="0" w:line="240" w:lineRule="auto"/>
-              <w:rPr>
-                <w:rFonts w:ascii="BRH Malayalam Extra" w:hAnsi="BRH Malayalam Extra" w:cs="BRH Malayalam Extra"/>
-                <w:color w:val="000000"/>
-                <w:sz w:val="36"/>
-                <w:szCs w:val="40"/>
-              </w:rPr>
-            </w:pPr>
-            <w:proofErr w:type="spellStart"/>
-            <w:r>
-              <w:rPr>
-                <w:rFonts w:ascii="BRH Devanagari Extra" w:hAnsi="BRH Devanagari Extra" w:cs="BRH Devanagari Extra"/>
-                <w:color w:val="000000"/>
-                <w:sz w:val="40"/>
-                <w:szCs w:val="40"/>
-                <w:lang w:bidi="ml-IN"/>
-              </w:rPr>
-              <w:t>ÍzÉ</w:t>
-            </w:r>
-            <w:proofErr w:type="spellEnd"/>
-            <w:r>
-              <w:rPr>
-                <w:rFonts w:ascii="BRH Malayalam Extra" w:hAnsi="BRH Malayalam Extra" w:cs="BRH Devanagari Extra"/>
-                <w:color w:val="000000"/>
-                <w:sz w:val="32"/>
-                <w:szCs w:val="40"/>
-                <w:lang w:bidi="ml-IN"/>
-              </w:rPr>
-              <w:t>–</w:t>
-            </w:r>
-            <w:proofErr w:type="spellStart"/>
-            <w:r>
-              <w:rPr>
-                <w:rFonts w:ascii="BRH Devanagari Extra" w:hAnsi="BRH Devanagari Extra" w:cs="BRH Devanagari Extra"/>
-                <w:color w:val="000000"/>
-                <w:sz w:val="40"/>
-                <w:szCs w:val="40"/>
-                <w:lang w:bidi="ml-IN"/>
-              </w:rPr>
-              <w:t>ÌiÉ</w:t>
-            </w:r>
-            <w:proofErr w:type="spellEnd"/>
-            <w:r>
-              <w:rPr>
-                <w:rFonts w:ascii="BRH Malayalam Extra" w:hAnsi="BRH Malayalam Extra" w:cs="BRH Devanagari Extra"/>
-                <w:color w:val="000000"/>
-                <w:sz w:val="32"/>
-                <w:szCs w:val="40"/>
-                <w:lang w:bidi="ml-IN"/>
-              </w:rPr>
-              <w:t>–</w:t>
-            </w:r>
-            <w:proofErr w:type="spellStart"/>
-            <w:r>
-              <w:rPr>
-                <w:rFonts w:ascii="BRH Devanagari Extra" w:hAnsi="BRH Devanagari Extra" w:cs="BRH Devanagari Extra"/>
-                <w:color w:val="000000"/>
-                <w:sz w:val="40"/>
-                <w:szCs w:val="40"/>
-                <w:lang w:bidi="ml-IN"/>
-              </w:rPr>
-              <w:t>mÉ</w:t>
-            </w:r>
-            <w:proofErr w:type="spellEnd"/>
-            <w:r>
-              <w:rPr>
-                <w:rFonts w:ascii="BRH Devanagari Extra" w:hAnsi="BRH Devanagari Extra" w:cs="BRH Devanagari Extra"/>
-                <w:color w:val="000000"/>
-                <w:sz w:val="40"/>
-                <w:szCs w:val="40"/>
+                <w:highlight w:val="green"/>
+                <w:lang w:bidi="ml-IN"/>
+              </w:rPr>
+              <w:t>–</w:t>
+            </w:r>
+            <w:r>
+              <w:rPr>
+                <w:rFonts w:ascii="BRH Devanagari Extra" w:hAnsi="BRH Devanagari Extra" w:cs="BRH Devanagari Extra"/>
+                <w:color w:val="000000"/>
+                <w:sz w:val="40"/>
+                <w:szCs w:val="40"/>
+                <w:highlight w:val="green"/>
                 <w:lang w:bidi="ml-IN"/>
               </w:rPr>
               <w:t>×</w:t>
@@ -6986,163 +7091,31 @@
                 <w:color w:val="000000"/>
                 <w:sz w:val="32"/>
                 <w:szCs w:val="40"/>
-                <w:lang w:bidi="ml-IN"/>
-              </w:rPr>
-              <w:t>–</w:t>
-            </w:r>
-            <w:r>
-              <w:rPr>
-                <w:rFonts w:ascii="BRH Devanagari Extra" w:hAnsi="BRH Devanagari Extra" w:cs="BRH Devanagari Extra"/>
-                <w:color w:val="000000"/>
-                <w:sz w:val="40"/>
-                <w:szCs w:val="40"/>
-                <w:lang w:bidi="ml-IN"/>
-              </w:rPr>
-              <w:t>¸</w:t>
-            </w:r>
-            <w:proofErr w:type="spellStart"/>
-            <w:r>
-              <w:rPr>
-                <w:rFonts w:ascii="BRH Devanagari Extra" w:hAnsi="BRH Devanagari Extra" w:cs="BRH Devanagari Extra"/>
-                <w:color w:val="000000"/>
-                <w:sz w:val="40"/>
-                <w:szCs w:val="40"/>
-                <w:lang w:bidi="ml-IN"/>
-              </w:rPr>
-              <w:t>ÉÌuÉÌiÉþ</w:t>
-            </w:r>
-            <w:proofErr w:type="spellEnd"/>
-            <w:r>
-              <w:rPr>
-                <w:rFonts w:ascii="BRH Devanagari Extra" w:hAnsi="BRH Devanagari Extra" w:cs="BRH Devanagari Extra"/>
-                <w:color w:val="000000"/>
-                <w:sz w:val="40"/>
-                <w:szCs w:val="40"/>
-                <w:lang w:bidi="ml-IN"/>
-              </w:rPr>
-              <w:t xml:space="preserve"> </w:t>
-            </w:r>
-            <w:proofErr w:type="spellStart"/>
-            <w:r>
-              <w:rPr>
-                <w:rFonts w:ascii="BRH Devanagari Extra" w:hAnsi="BRH Devanagari Extra" w:cs="BRH Devanagari Extra"/>
-                <w:color w:val="000000"/>
-                <w:sz w:val="40"/>
-                <w:szCs w:val="40"/>
-                <w:lang w:bidi="ml-IN"/>
-              </w:rPr>
-              <w:t>ÍzÉÌiÉ</w:t>
-            </w:r>
-            <w:proofErr w:type="spellEnd"/>
-            <w:r>
-              <w:rPr>
-                <w:rFonts w:ascii="BRH Devanagari Extra" w:hAnsi="BRH Devanagari Extra" w:cs="BRH Devanagari Extra"/>
-                <w:color w:val="000000"/>
-                <w:sz w:val="40"/>
-                <w:szCs w:val="40"/>
-                <w:lang w:bidi="ml-IN"/>
-              </w:rPr>
-              <w:t xml:space="preserve"> - </w:t>
-            </w:r>
-            <w:proofErr w:type="spellStart"/>
-            <w:r>
-              <w:rPr>
-                <w:rFonts w:ascii="BRH Devanagari Extra" w:hAnsi="BRH Devanagari Extra" w:cs="BRH Devanagari Extra"/>
-                <w:color w:val="000000"/>
-                <w:sz w:val="40"/>
-                <w:szCs w:val="40"/>
-                <w:lang w:bidi="ml-IN"/>
-              </w:rPr>
-              <w:t>mÉ</w:t>
-            </w:r>
-            <w:proofErr w:type="spellEnd"/>
-            <w:r>
-              <w:rPr>
-                <w:rFonts w:ascii="BRH Devanagari Extra" w:hAnsi="BRH Devanagari Extra" w:cs="BRH Devanagari Extra"/>
-                <w:color w:val="000000"/>
-                <w:sz w:val="40"/>
-                <w:szCs w:val="40"/>
                 <w:highlight w:val="green"/>
                 <w:lang w:bidi="ml-IN"/>
               </w:rPr>
-              <w:t>×</w:t>
-            </w:r>
-            <w:r>
-              <w:rPr>
-                <w:rFonts w:ascii="BRH Malayalam Extra" w:hAnsi="BRH Malayalam Extra" w:cs="BRH Devanagari Extra"/>
-                <w:color w:val="000000"/>
-                <w:sz w:val="32"/>
+              <w:t>–</w:t>
+            </w:r>
+            <w:r>
+              <w:rPr>
+                <w:rFonts w:ascii="BRH Devanagari Extra" w:hAnsi="BRH Devanagari Extra" w:cs="BRH Devanagari Extra"/>
+                <w:color w:val="000000"/>
+                <w:sz w:val="40"/>
                 <w:szCs w:val="40"/>
                 <w:highlight w:val="green"/>
                 <w:lang w:bidi="ml-IN"/>
               </w:rPr>
-              <w:t>–</w:t>
-            </w:r>
-            <w:r>
-              <w:rPr>
-                <w:rFonts w:ascii="BRH Devanagari Extra" w:hAnsi="BRH Devanagari Extra" w:cs="BRH Devanagari Extra"/>
-                <w:color w:val="000000"/>
-                <w:sz w:val="40"/>
-                <w:szCs w:val="40"/>
-                <w:highlight w:val="green"/>
-                <w:lang w:bidi="ml-IN"/>
-              </w:rPr>
-              <w:t>×</w:t>
-            </w:r>
-            <w:r>
-              <w:rPr>
-                <w:rFonts w:ascii="BRH Malayalam Extra" w:hAnsi="BRH Malayalam Extra" w:cs="BRH Devanagari Extra"/>
-                <w:color w:val="000000"/>
-                <w:sz w:val="32"/>
-                <w:szCs w:val="40"/>
-                <w:highlight w:val="green"/>
-                <w:lang w:bidi="ml-IN"/>
-              </w:rPr>
-              <w:t>–</w:t>
-            </w:r>
-            <w:r>
-              <w:rPr>
-                <w:rFonts w:ascii="BRH Devanagari Extra" w:hAnsi="BRH Devanagari Extra" w:cs="BRH Devanagari Extra"/>
-                <w:color w:val="000000"/>
-                <w:sz w:val="40"/>
-                <w:szCs w:val="40"/>
-                <w:highlight w:val="green"/>
-                <w:lang w:bidi="ml-IN"/>
-              </w:rPr>
-              <w:t>¸</w:t>
-            </w:r>
-            <w:proofErr w:type="spellStart"/>
-            <w:r>
-              <w:rPr>
-                <w:rFonts w:ascii="BRH Devanagari Extra" w:hAnsi="BRH Devanagari Extra" w:cs="BRH Devanagari Extra"/>
-                <w:color w:val="000000"/>
-                <w:sz w:val="40"/>
-                <w:szCs w:val="40"/>
-                <w:highlight w:val="green"/>
-                <w:lang w:bidi="ml-IN"/>
-              </w:rPr>
-              <w:t>É</w:t>
-            </w:r>
-            <w:r>
-              <w:rPr>
-                <w:rFonts w:ascii="BRH Devanagari Extra" w:hAnsi="BRH Devanagari Extra" w:cs="BRH Devanagari Extra"/>
-                <w:color w:val="000000"/>
-                <w:sz w:val="40"/>
-                <w:szCs w:val="40"/>
-                <w:lang w:bidi="ml-IN"/>
-              </w:rPr>
-              <w:t>æ</w:t>
-            </w:r>
-            <w:proofErr w:type="spellEnd"/>
-            <w:r>
-              <w:rPr>
-                <w:rFonts w:ascii="BRH Devanagari Extra" w:hAnsi="BRH Devanagari Extra" w:cs="BRH Devanagari Extra"/>
-                <w:color w:val="000000"/>
-                <w:sz w:val="40"/>
-                <w:szCs w:val="40"/>
-                <w:lang w:bidi="ml-IN"/>
-              </w:rPr>
-              <w:t xml:space="preserve"> | </w:t>
+              <w:t>¸É</w:t>
+            </w:r>
+            <w:r>
+              <w:rPr>
+                <w:rFonts w:ascii="BRH Devanagari Extra" w:hAnsi="BRH Devanagari Extra" w:cs="BRH Devanagari Extra"/>
+                <w:color w:val="000000"/>
+                <w:sz w:val="40"/>
+                <w:szCs w:val="40"/>
+                <w:lang w:bidi="ml-IN"/>
+              </w:rPr>
+              <w:t xml:space="preserve">æ | </w:t>
             </w:r>
           </w:p>
         </w:tc>
@@ -7276,7 +7249,6 @@
                 <w:lang w:val="en-IN" w:eastAsia="en-IN" w:bidi="ml-IN"/>
               </w:rPr>
             </w:pPr>
-            <w:proofErr w:type="spellStart"/>
             <w:r>
               <w:rPr>
                 <w:rFonts w:ascii="BRH Devanagari Extra" w:hAnsi="BRH Devanagari Extra" w:cs="BRH Devanagari Extra"/>
@@ -7287,18 +7259,16 @@
               </w:rPr>
               <w:t>zÉ</w:t>
             </w:r>
-            <w:proofErr w:type="spellEnd"/>
-            <w:r>
-              <w:rPr>
-                <w:rFonts w:ascii="BRH Malayalam Extra" w:hAnsi="BRH Malayalam Extra" w:cs="BRH Devanagari Extra"/>
-                <w:color w:val="000000"/>
-                <w:sz w:val="32"/>
-                <w:szCs w:val="40"/>
-                <w:lang w:bidi="ml-IN"/>
-              </w:rPr>
-              <w:t>–</w:t>
-            </w:r>
-            <w:proofErr w:type="spellStart"/>
+            <w:r>
+              <w:rPr>
+                <w:rFonts w:ascii="BRH Malayalam Extra" w:hAnsi="BRH Malayalam Extra" w:cs="BRH Devanagari Extra"/>
+                <w:color w:val="000000"/>
+                <w:sz w:val="32"/>
+                <w:szCs w:val="40"/>
+                <w:lang w:bidi="ml-IN"/>
+              </w:rPr>
+              <w:t>–</w:t>
+            </w:r>
             <w:r>
               <w:rPr>
                 <w:rFonts w:ascii="BRH Devanagari Extra" w:hAnsi="BRH Devanagari Extra" w:cs="BRH Devanagari Extra"/>
@@ -7309,40 +7279,26 @@
               </w:rPr>
               <w:t>rÉhQûþMü</w:t>
             </w:r>
-            <w:proofErr w:type="spellEnd"/>
-            <w:r>
-              <w:rPr>
-                <w:rFonts w:ascii="BRH Malayalam Extra" w:hAnsi="BRH Malayalam Extra" w:cs="BRH Devanagari Extra"/>
-                <w:color w:val="000000"/>
-                <w:sz w:val="32"/>
-                <w:szCs w:val="40"/>
-                <w:lang w:bidi="ml-IN"/>
-              </w:rPr>
-              <w:t>–</w:t>
-            </w:r>
-            <w:proofErr w:type="spellStart"/>
-            <w:r>
-              <w:rPr>
-                <w:rFonts w:ascii="BRH Devanagari Extra" w:hAnsi="BRH Devanagari Extra" w:cs="BRH Devanagari Extra"/>
-                <w:color w:val="000000"/>
-                <w:sz w:val="40"/>
-                <w:szCs w:val="40"/>
-                <w:lang w:bidi="ml-IN"/>
-              </w:rPr>
-              <w:t>xiÉå</w:t>
-            </w:r>
-            <w:proofErr w:type="spellEnd"/>
-            <w:r>
-              <w:rPr>
-                <w:rFonts w:ascii="BRH Devanagari Extra" w:hAnsi="BRH Devanagari Extra" w:cs="BRH Devanagari Extra"/>
-                <w:color w:val="000000"/>
-                <w:sz w:val="40"/>
-                <w:szCs w:val="40"/>
-                <w:lang w:bidi="ml-IN"/>
-              </w:rPr>
-              <w:t xml:space="preserve"> | </w:t>
-            </w:r>
-            <w:proofErr w:type="spellStart"/>
+            <w:r>
+              <w:rPr>
+                <w:rFonts w:ascii="BRH Malayalam Extra" w:hAnsi="BRH Malayalam Extra" w:cs="BRH Devanagari Extra"/>
+                <w:color w:val="000000"/>
+                <w:sz w:val="32"/>
+                <w:szCs w:val="40"/>
+                <w:lang w:bidi="ml-IN"/>
+              </w:rPr>
+              <w:t>–</w:t>
+            </w:r>
+            <w:r>
+              <w:rPr>
+                <w:rFonts w:ascii="BRH Devanagari Extra" w:hAnsi="BRH Devanagari Extra" w:cs="BRH Devanagari Extra"/>
+                <w:color w:val="000000"/>
+                <w:sz w:val="40"/>
+                <w:szCs w:val="40"/>
+                <w:lang w:bidi="ml-IN"/>
+              </w:rPr>
+              <w:t xml:space="preserve">xiÉå | </w:t>
+            </w:r>
             <w:r>
               <w:rPr>
                 <w:rFonts w:ascii="BRH Devanagari Extra" w:hAnsi="BRH Devanagari Extra" w:cs="BRH Devanagari Extra"/>
@@ -7354,7 +7310,6 @@
               </w:rPr>
               <w:t>iÉå</w:t>
             </w:r>
-            <w:proofErr w:type="spellEnd"/>
             <w:r>
               <w:rPr>
                 <w:rFonts w:ascii="BRH Malayalam Extra" w:hAnsi="BRH Malayalam Extra" w:cs="BRH Devanagari Extra"/>
@@ -7374,20 +7329,8 @@
                 <w:szCs w:val="40"/>
                 <w:lang w:bidi="ml-IN"/>
               </w:rPr>
-              <w:t xml:space="preserve"> </w:t>
-            </w:r>
-            <w:proofErr w:type="spellStart"/>
-            <w:r>
-              <w:rPr>
-                <w:rFonts w:ascii="BRH Devanagari Extra" w:hAnsi="BRH Devanagari Extra" w:cs="BRH Devanagari Extra"/>
-                <w:color w:val="000000"/>
-                <w:sz w:val="40"/>
-                <w:szCs w:val="40"/>
-                <w:lang w:bidi="ml-IN"/>
-              </w:rPr>
-              <w:t>qÉæ</w:t>
-            </w:r>
-            <w:proofErr w:type="spellEnd"/>
+              <w:t xml:space="preserve"> qÉæ</w:t>
+            </w:r>
             <w:r>
               <w:rPr>
                 <w:rFonts w:ascii="BRH Malayalam Extra" w:hAnsi="BRH Malayalam Extra" w:cs="BRH Devanagari Extra"/>
@@ -7455,7 +7398,6 @@
                 <w:lang w:val="en-IN" w:eastAsia="en-IN" w:bidi="ml-IN"/>
               </w:rPr>
             </w:pPr>
-            <w:proofErr w:type="spellStart"/>
             <w:r>
               <w:rPr>
                 <w:rFonts w:ascii="BRH Devanagari Extra" w:hAnsi="BRH Devanagari Extra" w:cs="BRH Devanagari Extra"/>
@@ -7466,18 +7408,16 @@
               </w:rPr>
               <w:t>zÉ</w:t>
             </w:r>
-            <w:proofErr w:type="spellEnd"/>
-            <w:r>
-              <w:rPr>
-                <w:rFonts w:ascii="BRH Malayalam Extra" w:hAnsi="BRH Malayalam Extra" w:cs="BRH Devanagari Extra"/>
-                <w:color w:val="000000"/>
-                <w:sz w:val="32"/>
-                <w:szCs w:val="40"/>
-                <w:lang w:bidi="ml-IN"/>
-              </w:rPr>
-              <w:t>–</w:t>
-            </w:r>
-            <w:proofErr w:type="spellStart"/>
+            <w:r>
+              <w:rPr>
+                <w:rFonts w:ascii="BRH Malayalam Extra" w:hAnsi="BRH Malayalam Extra" w:cs="BRH Devanagari Extra"/>
+                <w:color w:val="000000"/>
+                <w:sz w:val="32"/>
+                <w:szCs w:val="40"/>
+                <w:lang w:bidi="ml-IN"/>
+              </w:rPr>
+              <w:t>–</w:t>
+            </w:r>
             <w:r>
               <w:rPr>
                 <w:rFonts w:ascii="BRH Devanagari Extra" w:hAnsi="BRH Devanagari Extra" w:cs="BRH Devanagari Extra"/>
@@ -7488,40 +7428,26 @@
               </w:rPr>
               <w:t>rÉhQûþMü</w:t>
             </w:r>
-            <w:proofErr w:type="spellEnd"/>
-            <w:r>
-              <w:rPr>
-                <w:rFonts w:ascii="BRH Malayalam Extra" w:hAnsi="BRH Malayalam Extra" w:cs="BRH Devanagari Extra"/>
-                <w:color w:val="000000"/>
-                <w:sz w:val="32"/>
-                <w:szCs w:val="40"/>
-                <w:lang w:bidi="ml-IN"/>
-              </w:rPr>
-              <w:t>–</w:t>
-            </w:r>
-            <w:proofErr w:type="spellStart"/>
-            <w:r>
-              <w:rPr>
-                <w:rFonts w:ascii="BRH Devanagari Extra" w:hAnsi="BRH Devanagari Extra" w:cs="BRH Devanagari Extra"/>
-                <w:color w:val="000000"/>
-                <w:sz w:val="40"/>
-                <w:szCs w:val="40"/>
-                <w:lang w:bidi="ml-IN"/>
-              </w:rPr>
-              <w:t>xiÉå</w:t>
-            </w:r>
-            <w:proofErr w:type="spellEnd"/>
-            <w:r>
-              <w:rPr>
-                <w:rFonts w:ascii="BRH Devanagari Extra" w:hAnsi="BRH Devanagari Extra" w:cs="BRH Devanagari Extra"/>
-                <w:color w:val="000000"/>
-                <w:sz w:val="40"/>
-                <w:szCs w:val="40"/>
-                <w:lang w:bidi="ml-IN"/>
-              </w:rPr>
-              <w:t xml:space="preserve"> | </w:t>
-            </w:r>
-            <w:proofErr w:type="spellStart"/>
+            <w:r>
+              <w:rPr>
+                <w:rFonts w:ascii="BRH Malayalam Extra" w:hAnsi="BRH Malayalam Extra" w:cs="BRH Devanagari Extra"/>
+                <w:color w:val="000000"/>
+                <w:sz w:val="32"/>
+                <w:szCs w:val="40"/>
+                <w:lang w:bidi="ml-IN"/>
+              </w:rPr>
+              <w:t>–</w:t>
+            </w:r>
+            <w:r>
+              <w:rPr>
+                <w:rFonts w:ascii="BRH Devanagari Extra" w:hAnsi="BRH Devanagari Extra" w:cs="BRH Devanagari Extra"/>
+                <w:color w:val="000000"/>
+                <w:sz w:val="40"/>
+                <w:szCs w:val="40"/>
+                <w:lang w:bidi="ml-IN"/>
+              </w:rPr>
+              <w:t xml:space="preserve">xiÉå | </w:t>
+            </w:r>
             <w:r>
               <w:rPr>
                 <w:rFonts w:ascii="BRH Devanagari Extra" w:hAnsi="BRH Devanagari Extra" w:cs="BRH Devanagari Extra"/>
@@ -7541,31 +7467,8 @@
                 <w:szCs w:val="40"/>
                 <w:lang w:bidi="ml-IN"/>
               </w:rPr>
-              <w:t>å</w:t>
-            </w:r>
-            <w:proofErr w:type="spellEnd"/>
-            <w:r>
-              <w:rPr>
-                <w:rFonts w:ascii="BRH Devanagari Extra" w:hAnsi="BRH Devanagari Extra" w:cs="BRH Devanagari Extra"/>
-                <w:color w:val="000000"/>
-                <w:sz w:val="40"/>
-                <w:szCs w:val="40"/>
-                <w:lang w:bidi="ml-IN"/>
-              </w:rPr>
-              <w:t xml:space="preserve"> </w:t>
-            </w:r>
-            <w:proofErr w:type="spellStart"/>
-            <w:r>
-              <w:rPr>
-                <w:rFonts w:ascii="BRH Devanagari Extra" w:hAnsi="BRH Devanagari Extra" w:cs="BRH Devanagari Extra"/>
-                <w:color w:val="000000"/>
-                <w:sz w:val="40"/>
-                <w:szCs w:val="40"/>
-                <w:lang w:bidi="ml-IN"/>
-              </w:rPr>
-              <w:t>qÉæ</w:t>
-            </w:r>
-            <w:proofErr w:type="spellEnd"/>
+              <w:t>å qÉæ</w:t>
+            </w:r>
             <w:r>
               <w:rPr>
                 <w:rFonts w:ascii="BRH Malayalam Extra" w:hAnsi="BRH Malayalam Extra" w:cs="BRH Devanagari Extra"/>
@@ -7644,41 +7547,7 @@
           <w:szCs w:val="40"/>
           <w:lang w:val="en-IN" w:eastAsia="en-IN"/>
         </w:rPr>
-        <w:t>"</w:t>
-      </w:r>
-      <w:proofErr w:type="spellStart"/>
-      <w:r>
-        <w:rPr>
-          <w:rFonts w:ascii="BRH Devanagari" w:hAnsi="BRH Devanagari" w:cs="BRH Devanagari"/>
-          <w:color w:val="000000"/>
-          <w:sz w:val="40"/>
-          <w:szCs w:val="40"/>
-          <w:lang w:val="en-IN" w:eastAsia="en-IN"/>
-        </w:rPr>
-        <w:t>z</w:t>
-      </w:r>
-      <w:bookmarkStart w:id="0" w:name="_GoBack"/>
-      <w:bookmarkEnd w:id="0"/>
-      <w:r>
-        <w:rPr>
-          <w:rFonts w:ascii="BRH Devanagari" w:hAnsi="BRH Devanagari" w:cs="BRH Devanagari"/>
-          <w:color w:val="000000"/>
-          <w:sz w:val="40"/>
-          <w:szCs w:val="40"/>
-          <w:lang w:val="en-IN" w:eastAsia="en-IN"/>
-        </w:rPr>
-        <w:t>lÉ</w:t>
-      </w:r>
-      <w:proofErr w:type="spellEnd"/>
-      <w:r>
-        <w:rPr>
-          <w:rFonts w:ascii="BRH Devanagari" w:hAnsi="BRH Devanagari" w:cs="BRH Devanagari"/>
-          <w:color w:val="000000"/>
-          <w:sz w:val="40"/>
-          <w:szCs w:val="40"/>
-          <w:lang w:val="en-IN" w:eastAsia="en-IN"/>
-        </w:rPr>
-        <w:t xml:space="preserve">" </w:t>
+        <w:t xml:space="preserve">"zlÉ" </w:t>
       </w:r>
       <w:r>
         <w:rPr>
@@ -7717,7 +7586,6 @@
         </w:rPr>
         <w:t>"</w:t>
       </w:r>
-      <w:proofErr w:type="spellStart"/>
       <w:proofErr w:type="gramEnd"/>
       <w:r>
         <w:rPr>
@@ -7730,7 +7598,6 @@
         </w:rPr>
         <w:t>zgÉ</w:t>
       </w:r>
-      <w:proofErr w:type="spellEnd"/>
       <w:r>
         <w:rPr>
           <w:rFonts w:ascii="BRH Devanagari" w:hAnsi="BRH Devanagari" w:cs="BRH Devanagari"/>
@@ -8157,7 +8024,7 @@
 </file>
 
 <file path=word/endnotes.xml><?xml version="1.0" encoding="utf-8"?>
-<w:endnotes xmlns:wpc="http://schemas.microsoft.com/office/word/2010/wordprocessingCanvas" xmlns:cx="http://schemas.microsoft.com/office/drawing/2014/chartex" xmlns:cx1="http://schemas.microsoft.com/office/drawing/2015/9/8/chartex" xmlns:mc="http://schemas.openxmlformats.org/markup-compatibility/2006" xmlns:o="urn:schemas-microsoft-com:office:office" xmlns:r="http://schemas.openxmlformats.org/officeDocument/2006/relationships" xmlns:m="http://schemas.openxmlformats.org/officeDocument/2006/math" xmlns:v="urn:schemas-microsoft-com:vml" xmlns:wp14="http://schemas.microsoft.com/office/word/2010/wordprocessingDrawing" xmlns:wp="http://schemas.openxmlformats.org/drawingml/2006/wordprocessingDrawing" xmlns:w10="urn:schemas-microsoft-com:office:word" xmlns:w="http://schemas.openxmlformats.org/wordprocessingml/2006/main" xmlns:w14="http://schemas.microsoft.com/office/word/2010/wordml" xmlns:w15="http://schemas.microsoft.com/office/word/2012/wordml" xmlns:w16se="http://schemas.microsoft.com/office/word/2015/wordml/symex" xmlns:wpg="http://schemas.microsoft.com/office/word/2010/wordprocessingGroup" xmlns:wpi="http://schemas.microsoft.com/office/word/2010/wordprocessingInk" xmlns:wne="http://schemas.microsoft.com/office/word/2006/wordml" xmlns:wps="http://schemas.microsoft.com/office/word/2010/wordprocessingShape" mc:Ignorable="w14 w15 w16se wp14">
+<w:endnotes xmlns:wpc="http://schemas.microsoft.com/office/word/2010/wordprocessingCanvas" xmlns:cx="http://schemas.microsoft.com/office/drawing/2014/chartex" xmlns:cx1="http://schemas.microsoft.com/office/drawing/2015/9/8/chartex" xmlns:cx2="http://schemas.microsoft.com/office/drawing/2015/10/21/chartex" xmlns:cx3="http://schemas.microsoft.com/office/drawing/2016/5/9/chartex" xmlns:cx4="http://schemas.microsoft.com/office/drawing/2016/5/10/chartex" xmlns:cx5="http://schemas.microsoft.com/office/drawing/2016/5/11/chartex" xmlns:cx6="http://schemas.microsoft.com/office/drawing/2016/5/12/chartex" xmlns:cx7="http://schemas.microsoft.com/office/drawing/2016/5/13/chartex" xmlns:cx8="http://schemas.microsoft.com/office/drawing/2016/5/14/chartex" xmlns:mc="http://schemas.openxmlformats.org/markup-compatibility/2006" xmlns:aink="http://schemas.microsoft.com/office/drawing/2016/ink" xmlns:am3d="http://schemas.microsoft.com/office/drawing/2017/model3d" xmlns:o="urn:schemas-microsoft-com:office:office" xmlns:oel="http://schemas.microsoft.com/office/2019/extlst" xmlns:r="http://schemas.openxmlformats.org/officeDocument/2006/relationships" xmlns:m="http://schemas.openxmlformats.org/officeDocument/2006/math" xmlns:v="urn:schemas-microsoft-com:vml" xmlns:wp14="http://schemas.microsoft.com/office/word/2010/wordprocessingDrawing" xmlns:wp="http://schemas.openxmlformats.org/drawingml/2006/wordprocessingDrawing" xmlns:w10="urn:schemas-microsoft-com:office:word" xmlns:w="http://schemas.openxmlformats.org/wordprocessingml/2006/main" xmlns:w14="http://schemas.microsoft.com/office/word/2010/wordml" xmlns:w15="http://schemas.microsoft.com/office/word/2012/wordml" xmlns:w16cex="http://schemas.microsoft.com/office/word/2018/wordml/cex" xmlns:w16cid="http://schemas.microsoft.com/office/word/2016/wordml/cid" xmlns:w16="http://schemas.microsoft.com/office/word/2018/wordml" xmlns:w16du="http://schemas.microsoft.com/office/word/2023/wordml/word16du" xmlns:w16sdtdh="http://schemas.microsoft.com/office/word/2020/wordml/sdtdatahash" xmlns:w16sdtfl="http://schemas.microsoft.com/office/word/2024/wordml/sdtformatlock" xmlns:w16se="http://schemas.microsoft.com/office/word/2015/wordml/symex" xmlns:wpg="http://schemas.microsoft.com/office/word/2010/wordprocessingGroup" xmlns:wpi="http://schemas.microsoft.com/office/word/2010/wordprocessingInk" xmlns:wne="http://schemas.microsoft.com/office/word/2006/wordml" xmlns:wps="http://schemas.microsoft.com/office/word/2010/wordprocessingShape" mc:Ignorable="w14 w15 w16se w16cid w16 w16cex w16sdtdh w16sdtfl w16du wp14">
   <w:endnote w:type="separator" w:id="-1">
     <w:p>
       <w:pPr>
@@ -8182,7 +8049,7 @@
 </file>
 
 <file path=word/footer1.xml><?xml version="1.0" encoding="utf-8"?>
-<w:ftr xmlns:wpc="http://schemas.microsoft.com/office/word/2010/wordprocessingCanvas" xmlns:cx="http://schemas.microsoft.com/office/drawing/2014/chartex" xmlns:cx1="http://schemas.microsoft.com/office/drawing/2015/9/8/chartex" xmlns:mc="http://schemas.openxmlformats.org/markup-compatibility/2006" xmlns:o="urn:schemas-microsoft-com:office:office" xmlns:r="http://schemas.openxmlformats.org/officeDocument/2006/relationships" xmlns:m="http://schemas.openxmlformats.org/officeDocument/2006/math" xmlns:v="urn:schemas-microsoft-com:vml" xmlns:wp14="http://schemas.microsoft.com/office/word/2010/wordprocessingDrawing" xmlns:wp="http://schemas.openxmlformats.org/drawingml/2006/wordprocessingDrawing" xmlns:w10="urn:schemas-microsoft-com:office:word" xmlns:w="http://schemas.openxmlformats.org/wordprocessingml/2006/main" xmlns:w14="http://schemas.microsoft.com/office/word/2010/wordml" xmlns:w15="http://schemas.microsoft.com/office/word/2012/wordml" xmlns:w16se="http://schemas.microsoft.com/office/word/2015/wordml/symex" xmlns:wpg="http://schemas.microsoft.com/office/word/2010/wordprocessingGroup" xmlns:wpi="http://schemas.microsoft.com/office/word/2010/wordprocessingInk" xmlns:wne="http://schemas.microsoft.com/office/word/2006/wordml" xmlns:wps="http://schemas.microsoft.com/office/word/2010/wordprocessingShape" mc:Ignorable="w14 w15 w16se wp14">
+<w:ftr xmlns:wpc="http://schemas.microsoft.com/office/word/2010/wordprocessingCanvas" xmlns:cx="http://schemas.microsoft.com/office/drawing/2014/chartex" xmlns:cx1="http://schemas.microsoft.com/office/drawing/2015/9/8/chartex" xmlns:cx2="http://schemas.microsoft.com/office/drawing/2015/10/21/chartex" xmlns:cx3="http://schemas.microsoft.com/office/drawing/2016/5/9/chartex" xmlns:cx4="http://schemas.microsoft.com/office/drawing/2016/5/10/chartex" xmlns:cx5="http://schemas.microsoft.com/office/drawing/2016/5/11/chartex" xmlns:cx6="http://schemas.microsoft.com/office/drawing/2016/5/12/chartex" xmlns:cx7="http://schemas.microsoft.com/office/drawing/2016/5/13/chartex" xmlns:cx8="http://schemas.microsoft.com/office/drawing/2016/5/14/chartex" xmlns:mc="http://schemas.openxmlformats.org/markup-compatibility/2006" xmlns:aink="http://schemas.microsoft.com/office/drawing/2016/ink" xmlns:am3d="http://schemas.microsoft.com/office/drawing/2017/model3d" xmlns:o="urn:schemas-microsoft-com:office:office" xmlns:oel="http://schemas.microsoft.com/office/2019/extlst" xmlns:r="http://schemas.openxmlformats.org/officeDocument/2006/relationships" xmlns:m="http://schemas.openxmlformats.org/officeDocument/2006/math" xmlns:v="urn:schemas-microsoft-com:vml" xmlns:wp14="http://schemas.microsoft.com/office/word/2010/wordprocessingDrawing" xmlns:wp="http://schemas.openxmlformats.org/drawingml/2006/wordprocessingDrawing" xmlns:w10="urn:schemas-microsoft-com:office:word" xmlns:w="http://schemas.openxmlformats.org/wordprocessingml/2006/main" xmlns:w14="http://schemas.microsoft.com/office/word/2010/wordml" xmlns:w15="http://schemas.microsoft.com/office/word/2012/wordml" xmlns:w16cex="http://schemas.microsoft.com/office/word/2018/wordml/cex" xmlns:w16cid="http://schemas.microsoft.com/office/word/2016/wordml/cid" xmlns:w16="http://schemas.microsoft.com/office/word/2018/wordml" xmlns:w16du="http://schemas.microsoft.com/office/word/2023/wordml/word16du" xmlns:w16sdtdh="http://schemas.microsoft.com/office/word/2020/wordml/sdtdatahash" xmlns:w16sdtfl="http://schemas.microsoft.com/office/word/2024/wordml/sdtformatlock" xmlns:w16se="http://schemas.microsoft.com/office/word/2015/wordml/symex" xmlns:wpg="http://schemas.microsoft.com/office/word/2010/wordprocessingGroup" xmlns:wpi="http://schemas.microsoft.com/office/word/2010/wordprocessingInk" xmlns:wne="http://schemas.microsoft.com/office/word/2006/wordml" xmlns:wps="http://schemas.microsoft.com/office/word/2010/wordprocessingShape" mc:Ignorable="w14 w15 w16se w16cid w16 w16cex w16sdtdh w16sdtfl w16du wp14">
   <w:p>
     <w:pPr>
       <w:pBdr>
@@ -8364,7 +8231,7 @@
 </file>
 
 <file path=word/footer2.xml><?xml version="1.0" encoding="utf-8"?>
-<w:ftr xmlns:wpc="http://schemas.microsoft.com/office/word/2010/wordprocessingCanvas" xmlns:cx="http://schemas.microsoft.com/office/drawing/2014/chartex" xmlns:cx1="http://schemas.microsoft.com/office/drawing/2015/9/8/chartex" xmlns:mc="http://schemas.openxmlformats.org/markup-compatibility/2006" xmlns:o="urn:schemas-microsoft-com:office:office" xmlns:r="http://schemas.openxmlformats.org/officeDocument/2006/relationships" xmlns:m="http://schemas.openxmlformats.org/officeDocument/2006/math" xmlns:v="urn:schemas-microsoft-com:vml" xmlns:wp14="http://schemas.microsoft.com/office/word/2010/wordprocessingDrawing" xmlns:wp="http://schemas.openxmlformats.org/drawingml/2006/wordprocessingDrawing" xmlns:w10="urn:schemas-microsoft-com:office:word" xmlns:w="http://schemas.openxmlformats.org/wordprocessingml/2006/main" xmlns:w14="http://schemas.microsoft.com/office/word/2010/wordml" xmlns:w15="http://schemas.microsoft.com/office/word/2012/wordml" xmlns:w16se="http://schemas.microsoft.com/office/word/2015/wordml/symex" xmlns:wpg="http://schemas.microsoft.com/office/word/2010/wordprocessingGroup" xmlns:wpi="http://schemas.microsoft.com/office/word/2010/wordprocessingInk" xmlns:wne="http://schemas.microsoft.com/office/word/2006/wordml" xmlns:wps="http://schemas.microsoft.com/office/word/2010/wordprocessingShape" mc:Ignorable="w14 w15 w16se wp14">
+<w:ftr xmlns:wpc="http://schemas.microsoft.com/office/word/2010/wordprocessingCanvas" xmlns:cx="http://schemas.microsoft.com/office/drawing/2014/chartex" xmlns:cx1="http://schemas.microsoft.com/office/drawing/2015/9/8/chartex" xmlns:cx2="http://schemas.microsoft.com/office/drawing/2015/10/21/chartex" xmlns:cx3="http://schemas.microsoft.com/office/drawing/2016/5/9/chartex" xmlns:cx4="http://schemas.microsoft.com/office/drawing/2016/5/10/chartex" xmlns:cx5="http://schemas.microsoft.com/office/drawing/2016/5/11/chartex" xmlns:cx6="http://schemas.microsoft.com/office/drawing/2016/5/12/chartex" xmlns:cx7="http://schemas.microsoft.com/office/drawing/2016/5/13/chartex" xmlns:cx8="http://schemas.microsoft.com/office/drawing/2016/5/14/chartex" xmlns:mc="http://schemas.openxmlformats.org/markup-compatibility/2006" xmlns:aink="http://schemas.microsoft.com/office/drawing/2016/ink" xmlns:am3d="http://schemas.microsoft.com/office/drawing/2017/model3d" xmlns:o="urn:schemas-microsoft-com:office:office" xmlns:oel="http://schemas.microsoft.com/office/2019/extlst" xmlns:r="http://schemas.openxmlformats.org/officeDocument/2006/relationships" xmlns:m="http://schemas.openxmlformats.org/officeDocument/2006/math" xmlns:v="urn:schemas-microsoft-com:vml" xmlns:wp14="http://schemas.microsoft.com/office/word/2010/wordprocessingDrawing" xmlns:wp="http://schemas.openxmlformats.org/drawingml/2006/wordprocessingDrawing" xmlns:w10="urn:schemas-microsoft-com:office:word" xmlns:w="http://schemas.openxmlformats.org/wordprocessingml/2006/main" xmlns:w14="http://schemas.microsoft.com/office/word/2010/wordml" xmlns:w15="http://schemas.microsoft.com/office/word/2012/wordml" xmlns:w16cex="http://schemas.microsoft.com/office/word/2018/wordml/cex" xmlns:w16cid="http://schemas.microsoft.com/office/word/2016/wordml/cid" xmlns:w16="http://schemas.microsoft.com/office/word/2018/wordml" xmlns:w16du="http://schemas.microsoft.com/office/word/2023/wordml/word16du" xmlns:w16sdtdh="http://schemas.microsoft.com/office/word/2020/wordml/sdtdatahash" xmlns:w16sdtfl="http://schemas.microsoft.com/office/word/2024/wordml/sdtformatlock" xmlns:w16se="http://schemas.microsoft.com/office/word/2015/wordml/symex" xmlns:wpg="http://schemas.microsoft.com/office/word/2010/wordprocessingGroup" xmlns:wpi="http://schemas.microsoft.com/office/word/2010/wordprocessingInk" xmlns:wne="http://schemas.microsoft.com/office/word/2006/wordml" xmlns:wps="http://schemas.microsoft.com/office/word/2010/wordprocessingShape" mc:Ignorable="w14 w15 w16se w16cid w16 w16cex w16sdtdh w16sdtfl w16du wp14">
   <w:p>
     <w:pPr>
       <w:pBdr>
@@ -8567,7 +8434,7 @@
 </file>
 
 <file path=word/footnotes.xml><?xml version="1.0" encoding="utf-8"?>
-<w:footnotes xmlns:wpc="http://schemas.microsoft.com/office/word/2010/wordprocessingCanvas" xmlns:cx="http://schemas.microsoft.com/office/drawing/2014/chartex" xmlns:cx1="http://schemas.microsoft.com/office/drawing/2015/9/8/chartex" xmlns:mc="http://schemas.openxmlformats.org/markup-compatibility/2006" xmlns:o="urn:schemas-microsoft-com:office:office" xmlns:r="http://schemas.openxmlformats.org/officeDocument/2006/relationships" xmlns:m="http://schemas.openxmlformats.org/officeDocument/2006/math" xmlns:v="urn:schemas-microsoft-com:vml" xmlns:wp14="http://schemas.microsoft.com/office/word/2010/wordprocessingDrawing" xmlns:wp="http://schemas.openxmlformats.org/drawingml/2006/wordprocessingDrawing" xmlns:w10="urn:schemas-microsoft-com:office:word" xmlns:w="http://schemas.openxmlformats.org/wordprocessingml/2006/main" xmlns:w14="http://schemas.microsoft.com/office/word/2010/wordml" xmlns:w15="http://schemas.microsoft.com/office/word/2012/wordml" xmlns:w16se="http://schemas.microsoft.com/office/word/2015/wordml/symex" xmlns:wpg="http://schemas.microsoft.com/office/word/2010/wordprocessingGroup" xmlns:wpi="http://schemas.microsoft.com/office/word/2010/wordprocessingInk" xmlns:wne="http://schemas.microsoft.com/office/word/2006/wordml" xmlns:wps="http://schemas.microsoft.com/office/word/2010/wordprocessingShape" mc:Ignorable="w14 w15 w16se wp14">
+<w:footnotes xmlns:wpc="http://schemas.microsoft.com/office/word/2010/wordprocessingCanvas" xmlns:cx="http://schemas.microsoft.com/office/drawing/2014/chartex" xmlns:cx1="http://schemas.microsoft.com/office/drawing/2015/9/8/chartex" xmlns:cx2="http://schemas.microsoft.com/office/drawing/2015/10/21/chartex" xmlns:cx3="http://schemas.microsoft.com/office/drawing/2016/5/9/chartex" xmlns:cx4="http://schemas.microsoft.com/office/drawing/2016/5/10/chartex" xmlns:cx5="http://schemas.microsoft.com/office/drawing/2016/5/11/chartex" xmlns:cx6="http://schemas.microsoft.com/office/drawing/2016/5/12/chartex" xmlns:cx7="http://schemas.microsoft.com/office/drawing/2016/5/13/chartex" xmlns:cx8="http://schemas.microsoft.com/office/drawing/2016/5/14/chartex" xmlns:mc="http://schemas.openxmlformats.org/markup-compatibility/2006" xmlns:aink="http://schemas.microsoft.com/office/drawing/2016/ink" xmlns:am3d="http://schemas.microsoft.com/office/drawing/2017/model3d" xmlns:o="urn:schemas-microsoft-com:office:office" xmlns:oel="http://schemas.microsoft.com/office/2019/extlst" xmlns:r="http://schemas.openxmlformats.org/officeDocument/2006/relationships" xmlns:m="http://schemas.openxmlformats.org/officeDocument/2006/math" xmlns:v="urn:schemas-microsoft-com:vml" xmlns:wp14="http://schemas.microsoft.com/office/word/2010/wordprocessingDrawing" xmlns:wp="http://schemas.openxmlformats.org/drawingml/2006/wordprocessingDrawing" xmlns:w10="urn:schemas-microsoft-com:office:word" xmlns:w="http://schemas.openxmlformats.org/wordprocessingml/2006/main" xmlns:w14="http://schemas.microsoft.com/office/word/2010/wordml" xmlns:w15="http://schemas.microsoft.com/office/word/2012/wordml" xmlns:w16cex="http://schemas.microsoft.com/office/word/2018/wordml/cex" xmlns:w16cid="http://schemas.microsoft.com/office/word/2016/wordml/cid" xmlns:w16="http://schemas.microsoft.com/office/word/2018/wordml" xmlns:w16du="http://schemas.microsoft.com/office/word/2023/wordml/word16du" xmlns:w16sdtdh="http://schemas.microsoft.com/office/word/2020/wordml/sdtdatahash" xmlns:w16sdtfl="http://schemas.microsoft.com/office/word/2024/wordml/sdtformatlock" xmlns:w16se="http://schemas.microsoft.com/office/word/2015/wordml/symex" xmlns:wpg="http://schemas.microsoft.com/office/word/2010/wordprocessingGroup" xmlns:wpi="http://schemas.microsoft.com/office/word/2010/wordprocessingInk" xmlns:wne="http://schemas.microsoft.com/office/word/2006/wordml" xmlns:wps="http://schemas.microsoft.com/office/word/2010/wordprocessingShape" mc:Ignorable="w14 w15 w16se w16cid w16 w16cex w16sdtdh w16sdtfl w16du wp14">
   <w:footnote w:type="separator" w:id="-1">
     <w:p>
       <w:pPr>
@@ -8592,7 +8459,7 @@
 </file>
 
 <file path=word/header1.xml><?xml version="1.0" encoding="utf-8"?>
-<w:hdr xmlns:wpc="http://schemas.microsoft.com/office/word/2010/wordprocessingCanvas" xmlns:cx="http://schemas.microsoft.com/office/drawing/2014/chartex" xmlns:cx1="http://schemas.microsoft.com/office/drawing/2015/9/8/chartex" xmlns:mc="http://schemas.openxmlformats.org/markup-compatibility/2006" xmlns:o="urn:schemas-microsoft-com:office:office" xmlns:r="http://schemas.openxmlformats.org/officeDocument/2006/relationships" xmlns:m="http://schemas.openxmlformats.org/officeDocument/2006/math" xmlns:v="urn:schemas-microsoft-com:vml" xmlns:wp14="http://schemas.microsoft.com/office/word/2010/wordprocessingDrawing" xmlns:wp="http://schemas.openxmlformats.org/drawingml/2006/wordprocessingDrawing" xmlns:w10="urn:schemas-microsoft-com:office:word" xmlns:w="http://schemas.openxmlformats.org/wordprocessingml/2006/main" xmlns:w14="http://schemas.microsoft.com/office/word/2010/wordml" xmlns:w15="http://schemas.microsoft.com/office/word/2012/wordml" xmlns:w16se="http://schemas.microsoft.com/office/word/2015/wordml/symex" xmlns:wpg="http://schemas.microsoft.com/office/word/2010/wordprocessingGroup" xmlns:wpi="http://schemas.microsoft.com/office/word/2010/wordprocessingInk" xmlns:wne="http://schemas.microsoft.com/office/word/2006/wordml" xmlns:wps="http://schemas.microsoft.com/office/word/2010/wordprocessingShape" mc:Ignorable="w14 w15 w16se wp14">
+<w:hdr xmlns:wpc="http://schemas.microsoft.com/office/word/2010/wordprocessingCanvas" xmlns:cx="http://schemas.microsoft.com/office/drawing/2014/chartex" xmlns:cx1="http://schemas.microsoft.com/office/drawing/2015/9/8/chartex" xmlns:cx2="http://schemas.microsoft.com/office/drawing/2015/10/21/chartex" xmlns:cx3="http://schemas.microsoft.com/office/drawing/2016/5/9/chartex" xmlns:cx4="http://schemas.microsoft.com/office/drawing/2016/5/10/chartex" xmlns:cx5="http://schemas.microsoft.com/office/drawing/2016/5/11/chartex" xmlns:cx6="http://schemas.microsoft.com/office/drawing/2016/5/12/chartex" xmlns:cx7="http://schemas.microsoft.com/office/drawing/2016/5/13/chartex" xmlns:cx8="http://schemas.microsoft.com/office/drawing/2016/5/14/chartex" xmlns:mc="http://schemas.openxmlformats.org/markup-compatibility/2006" xmlns:aink="http://schemas.microsoft.com/office/drawing/2016/ink" xmlns:am3d="http://schemas.microsoft.com/office/drawing/2017/model3d" xmlns:o="urn:schemas-microsoft-com:office:office" xmlns:oel="http://schemas.microsoft.com/office/2019/extlst" xmlns:r="http://schemas.openxmlformats.org/officeDocument/2006/relationships" xmlns:m="http://schemas.openxmlformats.org/officeDocument/2006/math" xmlns:v="urn:schemas-microsoft-com:vml" xmlns:wp14="http://schemas.microsoft.com/office/word/2010/wordprocessingDrawing" xmlns:wp="http://schemas.openxmlformats.org/drawingml/2006/wordprocessingDrawing" xmlns:w10="urn:schemas-microsoft-com:office:word" xmlns:w="http://schemas.openxmlformats.org/wordprocessingml/2006/main" xmlns:w14="http://schemas.microsoft.com/office/word/2010/wordml" xmlns:w15="http://schemas.microsoft.com/office/word/2012/wordml" xmlns:w16cex="http://schemas.microsoft.com/office/word/2018/wordml/cex" xmlns:w16cid="http://schemas.microsoft.com/office/word/2016/wordml/cid" xmlns:w16="http://schemas.microsoft.com/office/word/2018/wordml" xmlns:w16du="http://schemas.microsoft.com/office/word/2023/wordml/word16du" xmlns:w16sdtdh="http://schemas.microsoft.com/office/word/2020/wordml/sdtdatahash" xmlns:w16sdtfl="http://schemas.microsoft.com/office/word/2024/wordml/sdtformatlock" xmlns:w16se="http://schemas.microsoft.com/office/word/2015/wordml/symex" xmlns:wpg="http://schemas.microsoft.com/office/word/2010/wordprocessingGroup" xmlns:wpi="http://schemas.microsoft.com/office/word/2010/wordprocessingInk" xmlns:wne="http://schemas.microsoft.com/office/word/2006/wordml" xmlns:wps="http://schemas.microsoft.com/office/word/2010/wordprocessingShape" mc:Ignorable="w14 w15 w16se w16cid w16 w16cex w16sdtdh w16sdtfl w16du wp14">
   <w:p>
     <w:pPr>
       <w:pStyle w:val="Header"/>
@@ -8605,7 +8472,7 @@
 </file>
 
 <file path=word/header2.xml><?xml version="1.0" encoding="utf-8"?>
-<w:hdr xmlns:wpc="http://schemas.microsoft.com/office/word/2010/wordprocessingCanvas" xmlns:cx="http://schemas.microsoft.com/office/drawing/2014/chartex" xmlns:cx1="http://schemas.microsoft.com/office/drawing/2015/9/8/chartex" xmlns:mc="http://schemas.openxmlformats.org/markup-compatibility/2006" xmlns:o="urn:schemas-microsoft-com:office:office" xmlns:r="http://schemas.openxmlformats.org/officeDocument/2006/relationships" xmlns:m="http://schemas.openxmlformats.org/officeDocument/2006/math" xmlns:v="urn:schemas-microsoft-com:vml" xmlns:wp14="http://schemas.microsoft.com/office/word/2010/wordprocessingDrawing" xmlns:wp="http://schemas.openxmlformats.org/drawingml/2006/wordprocessingDrawing" xmlns:w10="urn:schemas-microsoft-com:office:word" xmlns:w="http://schemas.openxmlformats.org/wordprocessingml/2006/main" xmlns:w14="http://schemas.microsoft.com/office/word/2010/wordml" xmlns:w15="http://schemas.microsoft.com/office/word/2012/wordml" xmlns:w16se="http://schemas.microsoft.com/office/word/2015/wordml/symex" xmlns:wpg="http://schemas.microsoft.com/office/word/2010/wordprocessingGroup" xmlns:wpi="http://schemas.microsoft.com/office/word/2010/wordprocessingInk" xmlns:wne="http://schemas.microsoft.com/office/word/2006/wordml" xmlns:wps="http://schemas.microsoft.com/office/word/2010/wordprocessingShape" mc:Ignorable="w14 w15 w16se wp14">
+<w:hdr xmlns:wpc="http://schemas.microsoft.com/office/word/2010/wordprocessingCanvas" xmlns:cx="http://schemas.microsoft.com/office/drawing/2014/chartex" xmlns:cx1="http://schemas.microsoft.com/office/drawing/2015/9/8/chartex" xmlns:cx2="http://schemas.microsoft.com/office/drawing/2015/10/21/chartex" xmlns:cx3="http://schemas.microsoft.com/office/drawing/2016/5/9/chartex" xmlns:cx4="http://schemas.microsoft.com/office/drawing/2016/5/10/chartex" xmlns:cx5="http://schemas.microsoft.com/office/drawing/2016/5/11/chartex" xmlns:cx6="http://schemas.microsoft.com/office/drawing/2016/5/12/chartex" xmlns:cx7="http://schemas.microsoft.com/office/drawing/2016/5/13/chartex" xmlns:cx8="http://schemas.microsoft.com/office/drawing/2016/5/14/chartex" xmlns:mc="http://schemas.openxmlformats.org/markup-compatibility/2006" xmlns:aink="http://schemas.microsoft.com/office/drawing/2016/ink" xmlns:am3d="http://schemas.microsoft.com/office/drawing/2017/model3d" xmlns:o="urn:schemas-microsoft-com:office:office" xmlns:oel="http://schemas.microsoft.com/office/2019/extlst" xmlns:r="http://schemas.openxmlformats.org/officeDocument/2006/relationships" xmlns:m="http://schemas.openxmlformats.org/officeDocument/2006/math" xmlns:v="urn:schemas-microsoft-com:vml" xmlns:wp14="http://schemas.microsoft.com/office/word/2010/wordprocessingDrawing" xmlns:wp="http://schemas.openxmlformats.org/drawingml/2006/wordprocessingDrawing" xmlns:w10="urn:schemas-microsoft-com:office:word" xmlns:w="http://schemas.openxmlformats.org/wordprocessingml/2006/main" xmlns:w14="http://schemas.microsoft.com/office/word/2010/wordml" xmlns:w15="http://schemas.microsoft.com/office/word/2012/wordml" xmlns:w16cex="http://schemas.microsoft.com/office/word/2018/wordml/cex" xmlns:w16cid="http://schemas.microsoft.com/office/word/2016/wordml/cid" xmlns:w16="http://schemas.microsoft.com/office/word/2018/wordml" xmlns:w16du="http://schemas.microsoft.com/office/word/2023/wordml/word16du" xmlns:w16sdtdh="http://schemas.microsoft.com/office/word/2020/wordml/sdtdatahash" xmlns:w16sdtfl="http://schemas.microsoft.com/office/word/2024/wordml/sdtformatlock" xmlns:w16se="http://schemas.microsoft.com/office/word/2015/wordml/symex" xmlns:wpg="http://schemas.microsoft.com/office/word/2010/wordprocessingGroup" xmlns:wpi="http://schemas.microsoft.com/office/word/2010/wordprocessingInk" xmlns:wne="http://schemas.microsoft.com/office/word/2006/wordml" xmlns:wps="http://schemas.microsoft.com/office/word/2010/wordprocessingShape" mc:Ignorable="w14 w15 w16se w16cid w16 w16cex w16sdtdh w16sdtfl w16du wp14">
   <w:p>
     <w:pPr>
       <w:pStyle w:val="Header"/>
@@ -8618,7 +8485,7 @@
 </file>
 
 <file path=word/styles.xml><?xml version="1.0" encoding="utf-8"?>
-<w:styles xmlns:mc="http://schemas.openxmlformats.org/markup-compatibility/2006" xmlns:r="http://schemas.openxmlformats.org/officeDocument/2006/relationships" xmlns:w="http://schemas.openxmlformats.org/wordprocessingml/2006/main" xmlns:w14="http://schemas.microsoft.com/office/word/2010/wordml" xmlns:w15="http://schemas.microsoft.com/office/word/2012/wordml" xmlns:w16se="http://schemas.microsoft.com/office/word/2015/wordml/symex" mc:Ignorable="w14 w15 w16se">
+<w:styles xmlns:mc="http://schemas.openxmlformats.org/markup-compatibility/2006" xmlns:r="http://schemas.openxmlformats.org/officeDocument/2006/relationships" xmlns:w="http://schemas.openxmlformats.org/wordprocessingml/2006/main" xmlns:w14="http://schemas.microsoft.com/office/word/2010/wordml" xmlns:w15="http://schemas.microsoft.com/office/word/2012/wordml" xmlns:w16cex="http://schemas.microsoft.com/office/word/2018/wordml/cex" xmlns:w16cid="http://schemas.microsoft.com/office/word/2016/wordml/cid" xmlns:w16="http://schemas.microsoft.com/office/word/2018/wordml" xmlns:w16du="http://schemas.microsoft.com/office/word/2023/wordml/word16du" xmlns:w16sdtdh="http://schemas.microsoft.com/office/word/2020/wordml/sdtdatahash" xmlns:w16sdtfl="http://schemas.microsoft.com/office/word/2024/wordml/sdtformatlock" xmlns:w16se="http://schemas.microsoft.com/office/word/2015/wordml/symex" mc:Ignorable="w14 w15 w16se w16cid w16 w16cex w16sdtdh w16sdtfl w16du">
   <w:docDefaults>
     <w:rPrDefault>
       <w:rPr>
@@ -8628,7 +8495,7 @@
     </w:rPrDefault>
     <w:pPrDefault/>
   </w:docDefaults>
-  <w:latentStyles w:defLockedState="0" w:defUIPriority="99" w:defSemiHidden="0" w:defUnhideWhenUsed="0" w:defQFormat="0" w:count="371">
+  <w:latentStyles w:defLockedState="0" w:defUIPriority="99" w:defSemiHidden="0" w:defUnhideWhenUsed="0" w:defQFormat="0" w:count="376">
     <w:lsdException w:name="Normal" w:uiPriority="0" w:qFormat="1"/>
     <w:lsdException w:name="heading 1" w:uiPriority="9" w:qFormat="1"/>
     <w:lsdException w:name="heading 2" w:semiHidden="1" w:uiPriority="9" w:unhideWhenUsed="1" w:qFormat="1"/>
@@ -9000,6 +8867,11 @@
     <w:lsdException w:name="List Table 5 Dark Accent 6" w:uiPriority="50"/>
     <w:lsdException w:name="List Table 6 Colorful Accent 6" w:uiPriority="51"/>
     <w:lsdException w:name="List Table 7 Colorful Accent 6" w:uiPriority="52"/>
+    <w:lsdException w:name="Mention" w:semiHidden="1" w:unhideWhenUsed="1"/>
+    <w:lsdException w:name="Smart Hyperlink" w:semiHidden="1" w:unhideWhenUsed="1"/>
+    <w:lsdException w:name="Hashtag" w:semiHidden="1" w:unhideWhenUsed="1"/>
+    <w:lsdException w:name="Unresolved Mention" w:semiHidden="1" w:unhideWhenUsed="1"/>
+    <w:lsdException w:name="Smart Link" w:semiHidden="1" w:unhideWhenUsed="1"/>
   </w:latentStyles>
   <w:style w:type="paragraph" w:default="1" w:styleId="Normal">
     <w:name w:val="Normal"/>

--- a/TS-Kramam/TS-5.5/TS 5.5 Sanskrit Krama Paatam Corrections.docx
+++ b/TS-Kramam/TS-5.5/TS 5.5 Sanskrit Krama Paatam Corrections.docx
@@ -81,9 +81,8 @@
           <w:szCs w:val="32"/>
           <w:u w:val="single"/>
         </w:rPr>
-        <w:t xml:space="preserve">Observed </w:t>
+        <w:t xml:space="preserve">Observed till </w:t>
       </w:r>
-      <w:proofErr w:type="gramStart"/>
       <w:r>
         <w:rPr>
           <w:b/>
@@ -92,20 +91,8 @@
           <w:szCs w:val="32"/>
           <w:u w:val="single"/>
         </w:rPr>
-        <w:t xml:space="preserve">till </w:t>
+        <w:t>31st July 2026</w:t>
       </w:r>
-      <w:r>
-        <w:rPr>
-          <w:b/>
-          <w:bCs/>
-          <w:sz w:val="32"/>
-          <w:szCs w:val="32"/>
-          <w:highlight w:val="red"/>
-          <w:u w:val="single"/>
-        </w:rPr>
-        <w:t>?????</w:t>
-      </w:r>
-      <w:proofErr w:type="gramEnd"/>
     </w:p>
     <w:p>
       <w:pPr>
@@ -1180,79 +1167,6 @@
           </w:p>
         </w:tc>
       </w:tr>
-      <w:tr>
-        <w:trPr>
-          <w:trHeight w:val="976"/>
-        </w:trPr>
-        <w:tc>
-          <w:tcPr>
-            <w:tcW w:w="3906" w:type="dxa"/>
-          </w:tcPr>
-          <w:p>
-            <w:pPr>
-              <w:widowControl w:val="0"/>
-              <w:tabs>
-                <w:tab w:val="left" w:pos="993"/>
-              </w:tabs>
-              <w:autoSpaceDE w:val="0"/>
-              <w:autoSpaceDN w:val="0"/>
-              <w:adjustRightInd w:val="0"/>
-              <w:spacing w:before="0" w:line="240" w:lineRule="auto"/>
-              <w:ind w:right="297"/>
-              <w:rPr>
-                <w:rFonts w:cs="Arial"/>
-                <w:b/>
-                <w:color w:val="000000"/>
-                <w:sz w:val="28"/>
-                <w:szCs w:val="32"/>
-                <w:lang w:val="it-IT"/>
-              </w:rPr>
-            </w:pPr>
-          </w:p>
-        </w:tc>
-        <w:tc>
-          <w:tcPr>
-            <w:tcW w:w="5103" w:type="dxa"/>
-          </w:tcPr>
-          <w:p>
-            <w:pPr>
-              <w:widowControl w:val="0"/>
-              <w:autoSpaceDE w:val="0"/>
-              <w:autoSpaceDN w:val="0"/>
-              <w:adjustRightInd w:val="0"/>
-              <w:spacing w:before="0" w:line="240" w:lineRule="auto"/>
-              <w:rPr>
-                <w:rFonts w:ascii="BRH Devanagari Extra" w:hAnsi="BRH Devanagari Extra" w:cs="BRH Devanagari Extra"/>
-                <w:color w:val="000000"/>
-                <w:sz w:val="40"/>
-                <w:szCs w:val="40"/>
-                <w:lang w:val="it-IT" w:bidi="ml-IN"/>
-              </w:rPr>
-            </w:pPr>
-          </w:p>
-        </w:tc>
-        <w:tc>
-          <w:tcPr>
-            <w:tcW w:w="5386" w:type="dxa"/>
-          </w:tcPr>
-          <w:p>
-            <w:pPr>
-              <w:widowControl w:val="0"/>
-              <w:autoSpaceDE w:val="0"/>
-              <w:autoSpaceDN w:val="0"/>
-              <w:adjustRightInd w:val="0"/>
-              <w:spacing w:before="0" w:line="240" w:lineRule="auto"/>
-              <w:rPr>
-                <w:rFonts w:ascii="BRH Devanagari Extra" w:hAnsi="BRH Devanagari Extra" w:cs="BRH Devanagari Extra"/>
-                <w:color w:val="000000"/>
-                <w:sz w:val="40"/>
-                <w:szCs w:val="40"/>
-                <w:lang w:val="it-IT" w:bidi="ml-IN"/>
-              </w:rPr>
-            </w:pPr>
-          </w:p>
-        </w:tc>
-      </w:tr>
     </w:tbl>
     <w:p>
       <w:pPr>
@@ -1266,10 +1180,7 @@
           <w:lang w:val="it-IT"/>
         </w:rPr>
       </w:pPr>
-    </w:p>
-    <w:p>
-      <w:pPr>
-        <w:jc w:val="center"/>
+      <w:r>
         <w:rPr>
           <w:b/>
           <w:bCs/>
@@ -1278,20 +1189,8 @@
           <w:u w:val="single"/>
           <w:lang w:val="it-IT"/>
         </w:rPr>
-      </w:pPr>
-    </w:p>
-    <w:p>
-      <w:pPr>
-        <w:jc w:val="center"/>
-        <w:rPr>
-          <w:b/>
-          <w:bCs/>
-          <w:sz w:val="32"/>
-          <w:szCs w:val="32"/>
-          <w:u w:val="single"/>
-          <w:lang w:val="it-IT"/>
-        </w:rPr>
-      </w:pPr>
+        <w:t>============</w:t>
+      </w:r>
     </w:p>
     <w:p>
       <w:pPr>
@@ -1558,7 +1457,6 @@
                 <w:sz w:val="28"/>
                 <w:szCs w:val="32"/>
               </w:rPr>
-              <w:lastRenderedPageBreak/>
               <w:t>T.S.5.</w:t>
             </w:r>
             <w:r>
@@ -1869,6 +1767,30 @@
           <w:u w:val="single"/>
         </w:rPr>
       </w:pPr>
+    </w:p>
+    <w:p>
+      <w:pPr>
+        <w:jc w:val="center"/>
+        <w:rPr>
+          <w:b/>
+          <w:bCs/>
+          <w:sz w:val="32"/>
+          <w:szCs w:val="32"/>
+          <w:u w:val="single"/>
+        </w:rPr>
+      </w:pPr>
+    </w:p>
+    <w:p>
+      <w:pPr>
+        <w:jc w:val="center"/>
+        <w:rPr>
+          <w:b/>
+          <w:bCs/>
+          <w:sz w:val="32"/>
+          <w:szCs w:val="32"/>
+          <w:u w:val="single"/>
+        </w:rPr>
+      </w:pPr>
       <w:r>
         <w:rPr>
           <w:b/>
@@ -1877,6 +1799,7 @@
           <w:szCs w:val="32"/>
           <w:u w:val="single"/>
         </w:rPr>
+        <w:lastRenderedPageBreak/>
         <w:t xml:space="preserve">TS </w:t>
       </w:r>
       <w:r>
@@ -4379,7 +4302,6 @@
                 <w:sz w:val="28"/>
                 <w:szCs w:val="32"/>
               </w:rPr>
-              <w:lastRenderedPageBreak/>
               <w:t>T.S.5.5.8.2 – Kramam</w:t>
             </w:r>
           </w:p>
@@ -4825,6 +4747,7 @@
                 <w:sz w:val="28"/>
                 <w:szCs w:val="32"/>
               </w:rPr>
+              <w:lastRenderedPageBreak/>
               <w:t>T.S.5.5.8.3 – Kramam</w:t>
             </w:r>
           </w:p>
@@ -6553,7 +6476,6 @@
                 <w:sz w:val="28"/>
                 <w:szCs w:val="32"/>
               </w:rPr>
-              <w:lastRenderedPageBreak/>
               <w:t>T.S.5.5.23.1 – Kramam</w:t>
             </w:r>
           </w:p>
@@ -7153,6 +7075,7 @@
                 <w:sz w:val="28"/>
                 <w:szCs w:val="32"/>
               </w:rPr>
+              <w:lastRenderedPageBreak/>
               <w:t>T.S.5.5.14.1 – Kramam</w:t>
             </w:r>
           </w:p>
